--- a/output/第10期計画_計画策定の進捗と今後の確認事項.docx
+++ b/output/第10期計画_計画策定の進捗と今後の確認事項.docx
@@ -2171,6 +2171,27 @@
     </w:p>
     <w:p>
       <w:pPr>
+        <w:spacing w:after="80"/>
+      </w:pPr>
+      <w:r>
+        <w:rPr>
+          <w:rFonts w:ascii="游ゴシック" w:hAnsi="游ゴシック" w:eastAsia="游ゴシック"/>
+          <w:b/>
+          <w:sz w:val="21"/>
+        </w:rPr>
+        <w:t>認定者数の見込みは、最終的には地方創生総合戦略による総人口の推移から算定します。</w:t>
+      </w:r>
+      <w:r>
+        <w:rPr>
+          <w:rFonts w:ascii="游ゴシック" w:hAnsi="游ゴシック" w:eastAsia="游ゴシック"/>
+          <w:b w:val="0"/>
+          <w:sz w:val="21"/>
+        </w:rPr>
+        <w:t xml:space="preserve"> アンケートの結果は、この算定の妥当性を確認するために用いるものであり、認定者数そのものを求めるために用いるものではありません。</w:t>
+      </w:r>
+    </w:p>
+    <w:p>
+      <w:pPr>
         <w:keepNext/>
         <w:spacing w:before="160" w:after="40"/>
       </w:pPr>
@@ -2816,7 +2837,7 @@
           <w:b w:val="0"/>
           <w:sz w:val="18"/>
         </w:rPr>
-        <w:t>※ 見込量は介護保険事業状況報告（年報・令和7年度）の要介護度別の実績に将来の認定者数を乗じて算定しています。報告書の件数（例えば「より適切と思われるサービス」）を需要量に換算してはいません。</w:t>
+        <w:t>※ 認定者数は、総人口を地方創生総合戦略、年齢階級別の構成を住民基本台帳の実績の趨勢により推計した将来人口に、性別・年齢階級別・要介護度別の認定率を乗じて算定しています。見込量は、この認定者数に介護保険事業状況報告（年報・令和7年度）の要介護度別のサービス利用率を乗じて算定しています。報告書の件数（例えば「より適切と思われるサービス」）を需要量に換算してはいません。</w:t>
       </w:r>
     </w:p>
     <w:p>
@@ -3610,7 +3631,15 @@
                 <w:b w:val="0"/>
                 <w:sz w:val="18"/>
               </w:rPr>
-              <w:t>調査結果を計画素案のどの箇所にどう反映するかを定めたもの。うち2件は前提となる確認を要しないため着手できる</w:t>
+              <w:t>調査結果を計画素案のどの箇所にどう反映するかを定めたもの。うち2件は前提となる確認を要しないため、</w:t>
+            </w:r>
+            <w:r>
+              <w:rPr>
+                <w:rFonts w:ascii="游ゴシック" w:hAnsi="游ゴシック" w:eastAsia="游ゴシック"/>
+                <w:b/>
+                <w:sz w:val="18"/>
+              </w:rPr>
+              <w:t>作業を継続し計画素案への反映を完了しています</w:t>
             </w:r>
           </w:p>
         </w:tc>
@@ -3631,7 +3660,7 @@
                 <w:b w:val="0"/>
                 <w:sz w:val="18"/>
               </w:rPr>
-              <w:t>①の確認（2件を除く）</w:t>
+              <w:t>①の確認（完了した2件を除く）</w:t>
             </w:r>
           </w:p>
         </w:tc>
@@ -5730,7 +5759,7 @@
           <w:b/>
           <w:sz w:val="22"/>
         </w:rPr>
-        <w:t>4　確認を要しないため着手できるもの</w:t>
+        <w:t>4　確認を要しないため反映を完了したもの</w:t>
       </w:r>
     </w:p>
     <w:p>
@@ -5743,7 +5772,23 @@
           <w:b w:val="0"/>
           <w:sz w:val="21"/>
         </w:rPr>
-        <w:t>計画本文への反映を予定している9件のうち、前提となる確認を要しないものが2件あります。こちらは受託者の作業のみで進めます。</w:t>
+        <w:t>計画本文への反映を予定している9件のうち、前提となる確認を要しないものが2件あります。</w:t>
+      </w:r>
+      <w:r>
+        <w:rPr>
+          <w:rFonts w:ascii="游ゴシック" w:hAnsi="游ゴシック" w:eastAsia="游ゴシック"/>
+          <w:b/>
+          <w:sz w:val="21"/>
+        </w:rPr>
+        <w:t>こちらは作業を継続し、計画素案への反映を完了しています。</w:t>
+      </w:r>
+      <w:r>
+        <w:rPr>
+          <w:rFonts w:ascii="游ゴシック" w:hAnsi="游ゴシック" w:eastAsia="游ゴシック"/>
+          <w:b w:val="0"/>
+          <w:sz w:val="21"/>
+        </w:rPr>
+        <w:t>ご決定をお待ちしている事項はありません。</w:t>
       </w:r>
     </w:p>
     <w:p>
@@ -5757,7 +5802,7 @@
           <w:b/>
           <w:sz w:val="20"/>
         </w:rPr>
-        <w:t>表9　確認を要しないもの</w:t>
+        <w:t>表9　確認を要しないため反映を完了したもの</w:t>
       </w:r>
     </w:p>
     <w:tbl>
@@ -5825,7 +5870,7 @@
                 <w:color w:val="FFFFFF"/>
                 <w:sz w:val="18"/>
               </w:rPr>
-              <w:t>反映する内容</w:t>
+              <w:t>反映した内容</w:t>
             </w:r>
           </w:p>
         </w:tc>
@@ -5848,7 +5893,7 @@
                 <w:color w:val="FFFFFF"/>
                 <w:sz w:val="18"/>
               </w:rPr>
-              <w:t>時期</w:t>
+              <w:t>状況</w:t>
             </w:r>
           </w:p>
         </w:tc>
@@ -5906,14 +5951,15 @@
             <w:pPr>
               <w:keepNext/>
               <w:spacing w:after="0"/>
-            </w:pPr>
-            <w:r>
-              <w:rPr>
-                <w:rFonts w:ascii="游ゴシック" w:hAnsi="游ゴシック" w:eastAsia="游ゴシック"/>
-                <w:b w:val="0"/>
-                <w:sz w:val="18"/>
-              </w:rPr>
-              <w:t>R8.9</w:t>
+              <w:jc w:val="center"/>
+            </w:pPr>
+            <w:r>
+              <w:rPr>
+                <w:rFonts w:ascii="游ゴシック" w:hAnsi="游ゴシック" w:eastAsia="游ゴシック"/>
+                <w:b w:val="0"/>
+                <w:sz w:val="18"/>
+              </w:rPr>
+              <w:t>完了</w:t>
             </w:r>
           </w:p>
         </w:tc>
@@ -5971,14 +6017,15 @@
           <w:p>
             <w:pPr>
               <w:spacing w:after="0"/>
-            </w:pPr>
-            <w:r>
-              <w:rPr>
-                <w:rFonts w:ascii="游ゴシック" w:hAnsi="游ゴシック" w:eastAsia="游ゴシック"/>
-                <w:b w:val="0"/>
-                <w:sz w:val="18"/>
-              </w:rPr>
-              <w:t>R8.9</w:t>
+              <w:jc w:val="center"/>
+            </w:pPr>
+            <w:r>
+              <w:rPr>
+                <w:rFonts w:ascii="游ゴシック" w:hAnsi="游ゴシック" w:eastAsia="游ゴシック"/>
+                <w:b w:val="0"/>
+                <w:sz w:val="18"/>
+              </w:rPr>
+              <w:t>完了</w:t>
             </w:r>
           </w:p>
         </w:tc>
@@ -15841,49 +15888,6 @@
           <w:b/>
           <w:sz w:val="22"/>
         </w:rPr>
-        <w:t>台帳を1つに減らしていない理由</w:t>
-      </w:r>
-    </w:p>
-    <w:p>
-      <w:pPr>
-        <w:spacing w:after="80"/>
-      </w:pPr>
-      <w:r>
-        <w:rPr>
-          <w:rFonts w:ascii="游ゴシック" w:hAnsi="游ゴシック" w:eastAsia="游ゴシック"/>
-          <w:b w:val="0"/>
-          <w:sz w:val="21"/>
-        </w:rPr>
-        <w:t>計画素案の章節から引く索引（別管理表）と、業務の工程の進捗を管理する台帳（業務工程管理表）は用途が異なります。</w:t>
-      </w:r>
-      <w:r>
-        <w:rPr>
-          <w:rFonts w:ascii="游ゴシック" w:hAnsi="游ゴシック" w:eastAsia="游ゴシック"/>
-          <w:b/>
-          <w:sz w:val="21"/>
-        </w:rPr>
-        <w:t>業務工程管理表を正とし、別管理表には対応する確認事項の番号を注記しています。</w:t>
-      </w:r>
-      <w:r>
-        <w:rPr>
-          <w:rFonts w:ascii="游ゴシック" w:hAnsi="游ゴシック" w:eastAsia="游ゴシック"/>
-          <w:b w:val="0"/>
-          <w:sz w:val="21"/>
-        </w:rPr>
-        <w:t xml:space="preserve"> 同じ問いを二重に管理しているものが8件あり、いずれも対応を明示しています。</w:t>
-      </w:r>
-    </w:p>
-    <w:p>
-      <w:pPr>
-        <w:keepNext/>
-        <w:spacing w:before="180" w:after="60"/>
-      </w:pPr>
-      <w:r>
-        <w:rPr>
-          <w:rFonts w:ascii="游ゴシック" w:hAnsi="游ゴシック" w:eastAsia="游ゴシック"/>
-          <w:b/>
-          <w:sz w:val="22"/>
-        </w:rPr>
         <w:t>ご覧いただく順序のご提案</w:t>
       </w:r>
     </w:p>
@@ -16017,7 +16021,7 @@
           <w:b/>
           <w:sz w:val="20"/>
         </w:rPr>
-        <w:t>表20　自己点検の結果（25件）</w:t>
+        <w:t>表20　自己点検の結果（26件）</w:t>
       </w:r>
     </w:p>
     <w:tbl>
@@ -16917,7 +16921,7 @@
                 <w:b w:val="0"/>
                 <w:sz w:val="18"/>
               </w:rPr>
-              <w:t>10</w:t>
+              <w:t>9.5</w:t>
             </w:r>
           </w:p>
         </w:tc>
@@ -16937,7 +16941,7 @@
                 <w:b w:val="0"/>
                 <w:sz w:val="18"/>
               </w:rPr>
-              <w:t>算定上の月額基準額が算定の値と一致すること</w:t>
+              <w:t>反映を完了したとしたものが計画素案の該当する節にあること</w:t>
             </w:r>
           </w:p>
         </w:tc>
@@ -16957,7 +16961,7 @@
                 <w:b w:val="0"/>
                 <w:sz w:val="18"/>
               </w:rPr>
-              <w:t>6,438円</w:t>
+              <w:t>2件（No.8 第2章第3節／No.9 第6章第5節）</w:t>
             </w:r>
           </w:p>
         </w:tc>
@@ -17003,7 +17007,7 @@
                 <w:b w:val="0"/>
                 <w:sz w:val="18"/>
               </w:rPr>
-              <w:t>11</w:t>
+              <w:t>10</w:t>
             </w:r>
           </w:p>
         </w:tc>
@@ -17022,7 +17026,7 @@
                 <w:b w:val="0"/>
                 <w:sz w:val="18"/>
               </w:rPr>
-              <w:t>百円未満を四捨五入した基準額を示していること</w:t>
+              <w:t>算定上の月額基準額が算定の値と一致すること</w:t>
             </w:r>
           </w:p>
         </w:tc>
@@ -17041,7 +17045,7 @@
                 <w:b w:val="0"/>
                 <w:sz w:val="18"/>
               </w:rPr>
-              <w:t>6,400円</w:t>
+              <w:t>6,438円</w:t>
             </w:r>
           </w:p>
         </w:tc>
@@ -17087,7 +17091,7 @@
                 <w:b w:val="0"/>
                 <w:sz w:val="18"/>
               </w:rPr>
-              <w:t>12</w:t>
+              <w:t>11</w:t>
             </w:r>
           </w:p>
         </w:tc>
@@ -17107,7 +17111,7 @@
                 <w:b w:val="0"/>
                 <w:sz w:val="18"/>
               </w:rPr>
-              <w:t>月額を動かす前提が据え置きの区分B・Cに一致すること</w:t>
+              <w:t>百円未満を四捨五入した基準額を示していること</w:t>
             </w:r>
           </w:p>
         </w:tc>
@@ -17127,7 +17131,7 @@
                 <w:b w:val="0"/>
                 <w:sz w:val="18"/>
               </w:rPr>
-              <w:t>B 15件・C 4件＝掲げた19件</w:t>
+              <w:t>6,400円</w:t>
             </w:r>
           </w:p>
         </w:tc>
@@ -17173,7 +17177,7 @@
                 <w:b w:val="0"/>
                 <w:sz w:val="18"/>
               </w:rPr>
-              <w:t>13</w:t>
+              <w:t>12</w:t>
             </w:r>
           </w:p>
         </w:tc>
@@ -17192,7 +17196,7 @@
                 <w:b w:val="0"/>
                 <w:sz w:val="18"/>
               </w:rPr>
-              <w:t>資料提供依頼を業務工程管理表から読んでいること</w:t>
+              <w:t>月額を動かす前提が据え置きの区分B・Cに一致すること</w:t>
             </w:r>
           </w:p>
         </w:tc>
@@ -17211,7 +17215,7 @@
                 <w:b w:val="0"/>
                 <w:sz w:val="18"/>
               </w:rPr>
-              <w:t>全23件・未受領16件</w:t>
+              <w:t>B 15件・C 4件＝掲げた19件</w:t>
             </w:r>
           </w:p>
         </w:tc>
@@ -17257,7 +17261,7 @@
                 <w:b w:val="0"/>
                 <w:sz w:val="18"/>
               </w:rPr>
-              <w:t>14</w:t>
+              <w:t>13</w:t>
             </w:r>
           </w:p>
         </w:tc>
@@ -17277,7 +17281,7 @@
                 <w:b w:val="0"/>
                 <w:sz w:val="18"/>
               </w:rPr>
-              <w:t>町ごとの確認事項が3町とも拾えていること</w:t>
+              <w:t>資料提供依頼を業務工程管理表から読んでいること</w:t>
             </w:r>
           </w:p>
         </w:tc>
@@ -17297,7 +17301,7 @@
                 <w:b w:val="0"/>
                 <w:sz w:val="18"/>
               </w:rPr>
-              <w:t>東川町4件／美瑛町5件／東神楽町2件</w:t>
+              <w:t>全23件・未受領16件</w:t>
             </w:r>
           </w:p>
         </w:tc>
@@ -17343,7 +17347,7 @@
                 <w:b w:val="0"/>
                 <w:sz w:val="18"/>
               </w:rPr>
-              <w:t>15</w:t>
+              <w:t>14</w:t>
             </w:r>
           </w:p>
         </w:tc>
@@ -17362,7 +17366,7 @@
                 <w:b w:val="0"/>
                 <w:sz w:val="18"/>
               </w:rPr>
-              <w:t>工程を業務工程管理表から読んでいること</w:t>
+              <w:t>町ごとの確認事項が3町とも拾えていること</w:t>
             </w:r>
           </w:p>
         </w:tc>
@@ -17381,7 +17385,7 @@
                 <w:b w:val="0"/>
                 <w:sz w:val="18"/>
               </w:rPr>
-              <w:t>令和8年10月以降 6区分</w:t>
+              <w:t>東川町4件／美瑛町5件／東神楽町2件</w:t>
             </w:r>
           </w:p>
         </w:tc>
@@ -17427,7 +17431,7 @@
                 <w:b w:val="0"/>
                 <w:sz w:val="18"/>
               </w:rPr>
-              <w:t>16</w:t>
+              <w:t>15</w:t>
             </w:r>
           </w:p>
         </w:tc>
@@ -17447,7 +17451,7 @@
                 <w:b w:val="0"/>
                 <w:sz w:val="18"/>
               </w:rPr>
-              <w:t>段取りを第2次概算の組立てから読んでいること</w:t>
+              <w:t>工程を業務工程管理表から読んでいること</w:t>
             </w:r>
           </w:p>
         </w:tc>
@@ -17467,7 +17471,7 @@
                 <w:b w:val="0"/>
                 <w:sz w:val="18"/>
               </w:rPr>
-              <w:t>8件（受託者6・発注者3・3町3）</w:t>
+              <w:t>令和8年10月以降 6区分</w:t>
             </w:r>
           </w:p>
         </w:tc>
@@ -17513,7 +17517,7 @@
                 <w:b w:val="0"/>
                 <w:sz w:val="18"/>
               </w:rPr>
-              <w:t>17</w:t>
+              <w:t>16</w:t>
             </w:r>
           </w:p>
         </w:tc>
@@ -17532,7 +17536,7 @@
                 <w:b w:val="0"/>
                 <w:sz w:val="18"/>
               </w:rPr>
-              <w:t>仮置きにより計画素案へ反映した件数が一致すること</w:t>
+              <w:t>段取りを第2次概算の組立てから読んでいること</w:t>
             </w:r>
           </w:p>
         </w:tc>
@@ -17551,7 +17555,7 @@
                 <w:b w:val="0"/>
                 <w:sz w:val="18"/>
               </w:rPr>
-              <w:t>38件</w:t>
+              <w:t>8件（受託者6・発注者3・3町3）</w:t>
             </w:r>
           </w:p>
         </w:tc>
@@ -17597,7 +17601,7 @@
                 <w:b w:val="0"/>
                 <w:sz w:val="18"/>
               </w:rPr>
-              <w:t>18</w:t>
+              <w:t>17</w:t>
             </w:r>
           </w:p>
         </w:tc>
@@ -17617,7 +17621,7 @@
                 <w:b w:val="0"/>
                 <w:sz w:val="18"/>
               </w:rPr>
-              <w:t>業務内容別の進捗の基準日が本資料の基準日と一致すること</w:t>
+              <w:t>仮置きにより計画素案へ反映した件数が一致すること</w:t>
             </w:r>
           </w:p>
         </w:tc>
@@ -17637,7 +17641,7 @@
                 <w:b w:val="0"/>
                 <w:sz w:val="18"/>
               </w:rPr>
-              <w:t>令和8年10月4日</w:t>
+              <w:t>38件</w:t>
             </w:r>
           </w:p>
         </w:tc>
@@ -17683,7 +17687,7 @@
                 <w:b w:val="0"/>
                 <w:sz w:val="18"/>
               </w:rPr>
-              <w:t>19</w:t>
+              <w:t>18</w:t>
             </w:r>
           </w:p>
         </w:tc>
@@ -17702,7 +17706,7 @@
                 <w:b w:val="0"/>
                 <w:sz w:val="18"/>
               </w:rPr>
-              <w:t>受託者の内部の仕組み・作業経過の語がないこと</w:t>
+              <w:t>業務内容別の進捗の基準日が本資料の基準日と一致すること</w:t>
             </w:r>
           </w:p>
         </w:tc>
@@ -17721,7 +17725,7 @@
                 <w:b w:val="0"/>
                 <w:sz w:val="18"/>
               </w:rPr>
-              <w:t>当たった語 なし</w:t>
+              <w:t>令和8年10月4日</w:t>
             </w:r>
           </w:p>
         </w:tc>
@@ -17767,7 +17771,7 @@
                 <w:b w:val="0"/>
                 <w:sz w:val="18"/>
               </w:rPr>
-              <w:t>20</w:t>
+              <w:t>19</w:t>
             </w:r>
           </w:p>
         </w:tc>
@@ -17787,7 +17791,7 @@
                 <w:b w:val="0"/>
                 <w:sz w:val="18"/>
               </w:rPr>
-              <w:t>禁止表現がないこと</w:t>
+              <w:t>受託者の内部の仕組み・作業経過の語がないこと</w:t>
             </w:r>
           </w:p>
         </w:tc>
@@ -17853,7 +17857,7 @@
                 <w:b w:val="0"/>
                 <w:sz w:val="18"/>
               </w:rPr>
-              <w:t>21</w:t>
+              <w:t>20</w:t>
             </w:r>
           </w:p>
         </w:tc>
@@ -17872,7 +17876,7 @@
                 <w:b w:val="0"/>
                 <w:sz w:val="18"/>
               </w:rPr>
-              <w:t>電話番号・電子メールアドレスの形がないこと</w:t>
+              <w:t>禁止表現がないこと</w:t>
             </w:r>
           </w:p>
         </w:tc>
@@ -17891,7 +17895,7 @@
                 <w:b w:val="0"/>
                 <w:sz w:val="18"/>
               </w:rPr>
-              <w:t>当たった形 なし</w:t>
+              <w:t>当たった語 なし</w:t>
             </w:r>
           </w:p>
         </w:tc>
@@ -17937,7 +17941,7 @@
                 <w:b w:val="0"/>
                 <w:sz w:val="18"/>
               </w:rPr>
-              <w:t>22</w:t>
+              <w:t>21</w:t>
             </w:r>
           </w:p>
         </w:tc>
@@ -17957,7 +17961,7 @@
                 <w:b w:val="0"/>
                 <w:sz w:val="18"/>
               </w:rPr>
-              <w:t>許容する文字の外の文字がないこと</w:t>
+              <w:t>電話番号・電子メールアドレスの形がないこと</w:t>
             </w:r>
           </w:p>
         </w:tc>
@@ -17977,7 +17981,7 @@
                 <w:b w:val="0"/>
                 <w:sz w:val="18"/>
               </w:rPr>
-              <w:t>当たった文字 なし</w:t>
+              <w:t>当たった形 なし</w:t>
             </w:r>
           </w:p>
         </w:tc>
@@ -18023,7 +18027,7 @@
                 <w:b w:val="0"/>
                 <w:sz w:val="18"/>
               </w:rPr>
-              <w:t>23</w:t>
+              <w:t>22</w:t>
             </w:r>
           </w:p>
         </w:tc>
@@ -18042,7 +18046,7 @@
                 <w:b w:val="0"/>
                 <w:sz w:val="18"/>
               </w:rPr>
-              <w:t>差の表記に半角の符号を用いていないこと</w:t>
+              <w:t>許容する文字の外の文字がないこと</w:t>
             </w:r>
           </w:p>
         </w:tc>
@@ -18061,7 +18065,7 @@
                 <w:b w:val="0"/>
                 <w:sz w:val="18"/>
               </w:rPr>
-              <w:t>当たった表記 なし</w:t>
+              <w:t>当たった文字 なし</w:t>
             </w:r>
           </w:p>
         </w:tc>
@@ -18107,7 +18111,7 @@
                 <w:b w:val="0"/>
                 <w:sz w:val="18"/>
               </w:rPr>
-              <w:t>24</w:t>
+              <w:t>23</w:t>
             </w:r>
           </w:p>
         </w:tc>
@@ -18127,7 +18131,7 @@
                 <w:b w:val="0"/>
                 <w:sz w:val="18"/>
               </w:rPr>
-              <w:t>結果報告書の限界の件数を同報告書から数えていること</w:t>
+              <w:t>差の表記に半角の符号を用いていないこと</w:t>
             </w:r>
           </w:p>
         </w:tc>
@@ -18147,7 +18151,7 @@
                 <w:b w:val="0"/>
                 <w:sz w:val="18"/>
               </w:rPr>
-              <w:t>11件</w:t>
+              <w:t>当たった表記 なし</w:t>
             </w:r>
           </w:p>
         </w:tc>
@@ -18193,6 +18197,90 @@
                 <w:b w:val="0"/>
                 <w:sz w:val="18"/>
               </w:rPr>
+              <w:t>24</w:t>
+            </w:r>
+          </w:p>
+        </w:tc>
+        <w:tc>
+          <w:tcPr>
+            <w:tcW w:type="dxa" w:w="4309"/>
+            <w:vAlign w:val="center"/>
+          </w:tcPr>
+          <w:p>
+            <w:pPr>
+              <w:spacing w:after="0"/>
+            </w:pPr>
+            <w:r>
+              <w:rPr>
+                <w:rFonts w:ascii="游ゴシック" w:hAnsi="游ゴシック" w:eastAsia="游ゴシック"/>
+                <w:b w:val="0"/>
+                <w:sz w:val="18"/>
+              </w:rPr>
+              <w:t>結果報告書の限界の件数を同報告書から数えていること</w:t>
+            </w:r>
+          </w:p>
+        </w:tc>
+        <w:tc>
+          <w:tcPr>
+            <w:tcW w:type="dxa" w:w="3628"/>
+            <w:vAlign w:val="center"/>
+          </w:tcPr>
+          <w:p>
+            <w:pPr>
+              <w:spacing w:after="0"/>
+            </w:pPr>
+            <w:r>
+              <w:rPr>
+                <w:rFonts w:ascii="游ゴシック" w:hAnsi="游ゴシック" w:eastAsia="游ゴシック"/>
+                <w:b w:val="0"/>
+                <w:sz w:val="18"/>
+              </w:rPr>
+              <w:t>11件</w:t>
+            </w:r>
+          </w:p>
+        </w:tc>
+        <w:tc>
+          <w:tcPr>
+            <w:tcW w:type="dxa" w:w="1134"/>
+            <w:vAlign w:val="center"/>
+          </w:tcPr>
+          <w:p>
+            <w:pPr>
+              <w:spacing w:after="0"/>
+              <w:jc w:val="center"/>
+            </w:pPr>
+            <w:r>
+              <w:rPr>
+                <w:rFonts w:ascii="游ゴシック" w:hAnsi="游ゴシック" w:eastAsia="游ゴシック"/>
+                <w:b w:val="0"/>
+                <w:sz w:val="18"/>
+              </w:rPr>
+              <w:t>適合</w:t>
+            </w:r>
+          </w:p>
+        </w:tc>
+      </w:tr>
+      <w:tr>
+        <w:trPr>
+          <w:cantSplit/>
+        </w:trPr>
+        <w:tc>
+          <w:tcPr>
+            <w:tcW w:type="dxa" w:w="680"/>
+            <w:shd w:val="clear" w:color="auto" w:fill="F2F5FA"/>
+            <w:vAlign w:val="center"/>
+          </w:tcPr>
+          <w:p>
+            <w:pPr>
+              <w:spacing w:after="0"/>
+              <w:jc w:val="center"/>
+            </w:pPr>
+            <w:r>
+              <w:rPr>
+                <w:rFonts w:ascii="游ゴシック" w:hAnsi="游ゴシック" w:eastAsia="游ゴシック"/>
+                <w:b w:val="0"/>
+                <w:sz w:val="18"/>
+              </w:rPr>
               <w:t>25</w:t>
             </w:r>
           </w:p>
@@ -18200,6 +18288,7 @@
         <w:tc>
           <w:tcPr>
             <w:tcW w:type="dxa" w:w="4309"/>
+            <w:shd w:val="clear" w:color="auto" w:fill="F2F5FA"/>
             <w:vAlign w:val="center"/>
           </w:tcPr>
           <w:p>
@@ -18219,6 +18308,7 @@
         <w:tc>
           <w:tcPr>
             <w:tcW w:type="dxa" w:w="3628"/>
+            <w:shd w:val="clear" w:color="auto" w:fill="F2F5FA"/>
             <w:vAlign w:val="center"/>
           </w:tcPr>
           <w:p>
@@ -18238,6 +18328,7 @@
         <w:tc>
           <w:tcPr>
             <w:tcW w:type="dxa" w:w="1134"/>
+            <w:shd w:val="clear" w:color="auto" w:fill="F2F5FA"/>
             <w:vAlign w:val="center"/>
           </w:tcPr>
           <w:p>

--- a/output/第10期計画_計画策定の進捗と今後の確認事項.docx
+++ b/output/第10期計画_計画策定の進捗と今後の確認事項.docx
@@ -66,7 +66,7 @@
           <w:b w:val="0"/>
           <w:sz w:val="21"/>
         </w:rPr>
-        <w:t>令和8年10月2日 にいただいたご照会に対する回答です。基準日 令和8年10月4日。</w:t>
+        <w:t>令和8年10月2日 にいただいたご照会に対する回答です。基準日 令和8年10月5日。</w:t>
       </w:r>
     </w:p>
     <w:p>
@@ -1157,6 +1157,35 @@
     </w:p>
     <w:p>
       <w:pPr>
+        <w:spacing w:after="80"/>
+      </w:pPr>
+      <w:r>
+        <w:rPr>
+          <w:rFonts w:ascii="游ゴシック" w:hAnsi="游ゴシック" w:eastAsia="游ゴシック"/>
+          <w:b w:val="0"/>
+          <w:sz w:val="21"/>
+        </w:rPr>
+        <w:t>進捗は、仕様書の作業項目ごとの達成状況から算定しています。</w:t>
+      </w:r>
+      <w:r>
+        <w:rPr>
+          <w:rFonts w:ascii="游ゴシック" w:hAnsi="游ゴシック" w:eastAsia="游ゴシック"/>
+          <w:b/>
+          <w:sz w:val="21"/>
+        </w:rPr>
+        <w:t>完了を1、一部を0.5、未着手を0として、作業項目を等しい重みで平均したもの</w:t>
+      </w:r>
+      <w:r>
+        <w:rPr>
+          <w:rFonts w:ascii="游ゴシック" w:hAnsi="游ゴシック" w:eastAsia="游ゴシック"/>
+          <w:b w:val="0"/>
+          <w:sz w:val="21"/>
+        </w:rPr>
+        <w:t>です。作業項目ごとの判定は業務工程管理表（01 業務内容別の進捗）の作業項目の欄に併記しています。</w:t>
+      </w:r>
+    </w:p>
+    <w:p>
+      <w:pPr>
         <w:keepNext/>
         <w:spacing w:before="160" w:after="40"/>
       </w:pPr>
@@ -1166,7 +1195,7 @@
           <w:b/>
           <w:sz w:val="20"/>
         </w:rPr>
-        <w:t>表3　業務内容別の進捗（基準日 令和8年10月4日）</w:t>
+        <w:t>表3　業務内容別の進捗（基準日 令和8年10月5日）</w:t>
       </w:r>
     </w:p>
     <w:tbl>
@@ -1197,7 +1226,7 @@
         </w:trPr>
         <w:tc>
           <w:tcPr>
-            <w:tcW w:type="dxa" w:w="2608"/>
+            <w:tcW w:type="dxa" w:w="2154"/>
             <w:shd w:val="clear" w:color="auto" w:fill="1F3864"/>
             <w:vAlign w:val="center"/>
           </w:tcPr>
@@ -1220,7 +1249,7 @@
         </w:tc>
         <w:tc>
           <w:tcPr>
-            <w:tcW w:type="dxa" w:w="850"/>
+            <w:tcW w:type="dxa" w:w="794"/>
             <w:shd w:val="clear" w:color="auto" w:fill="1F3864"/>
             <w:vAlign w:val="center"/>
           </w:tcPr>
@@ -1243,7 +1272,7 @@
         </w:tc>
         <w:tc>
           <w:tcPr>
-            <w:tcW w:type="dxa" w:w="850"/>
+            <w:tcW w:type="dxa" w:w="1928"/>
             <w:shd w:val="clear" w:color="auto" w:fill="1F3864"/>
             <w:vAlign w:val="center"/>
           </w:tcPr>
@@ -1260,13 +1289,13 @@
                 <w:color w:val="FFFFFF"/>
                 <w:sz w:val="18"/>
               </w:rPr>
-              <w:t>状態</w:t>
-            </w:r>
-          </w:p>
-        </w:tc>
-        <w:tc>
-          <w:tcPr>
-            <w:tcW w:type="dxa" w:w="2608"/>
+              <w:t>作業項目の達成状況</w:t>
+            </w:r>
+          </w:p>
+        </w:tc>
+        <w:tc>
+          <w:tcPr>
+            <w:tcW w:type="dxa" w:w="2154"/>
             <w:shd w:val="clear" w:color="auto" w:fill="1F3864"/>
             <w:vAlign w:val="center"/>
           </w:tcPr>
@@ -1289,7 +1318,7 @@
         </w:tc>
         <w:tc>
           <w:tcPr>
-            <w:tcW w:type="dxa" w:w="850"/>
+            <w:tcW w:type="dxa" w:w="794"/>
             <w:shd w:val="clear" w:color="auto" w:fill="1F3864"/>
             <w:vAlign w:val="center"/>
           </w:tcPr>
@@ -1312,7 +1341,7 @@
         </w:tc>
         <w:tc>
           <w:tcPr>
-            <w:tcW w:type="dxa" w:w="850"/>
+            <w:tcW w:type="dxa" w:w="1928"/>
             <w:shd w:val="clear" w:color="auto" w:fill="1F3864"/>
             <w:vAlign w:val="center"/>
           </w:tcPr>
@@ -1329,7 +1358,7 @@
                 <w:color w:val="FFFFFF"/>
                 <w:sz w:val="18"/>
               </w:rPr>
-              <w:t>状態</w:t>
+              <w:t>作業項目の達成状況</w:t>
             </w:r>
           </w:p>
         </w:tc>
@@ -1340,7 +1369,7 @@
         </w:trPr>
         <w:tc>
           <w:tcPr>
-            <w:tcW w:type="dxa" w:w="2608"/>
+            <w:tcW w:type="dxa" w:w="2154"/>
             <w:vAlign w:val="center"/>
           </w:tcPr>
           <w:p>
@@ -1360,7 +1389,7 @@
         </w:tc>
         <w:tc>
           <w:tcPr>
-            <w:tcW w:type="dxa" w:w="850"/>
+            <w:tcW w:type="dxa" w:w="794"/>
             <w:vAlign w:val="center"/>
           </w:tcPr>
           <w:p>
@@ -1375,19 +1404,59 @@
                 <w:b w:val="0"/>
                 <w:sz w:val="18"/>
               </w:rPr>
-              <w:t>92％</w:t>
-            </w:r>
-          </w:p>
-        </w:tc>
-        <w:tc>
-          <w:tcPr>
-            <w:tcW w:type="dxa" w:w="850"/>
+              <w:t>83％</w:t>
+            </w:r>
+          </w:p>
+        </w:tc>
+        <w:tc>
+          <w:tcPr>
+            <w:tcW w:type="dxa" w:w="1928"/>
             <w:vAlign w:val="center"/>
           </w:tcPr>
           <w:p>
             <w:pPr>
               <w:keepNext/>
               <w:spacing w:after="0"/>
+            </w:pPr>
+            <w:r>
+              <w:rPr>
+                <w:rFonts w:ascii="游ゴシック" w:hAnsi="游ゴシック" w:eastAsia="游ゴシック"/>
+                <w:b w:val="0"/>
+                <w:sz w:val="18"/>
+              </w:rPr>
+              <w:t>完了5・一部0・未着手1</w:t>
+            </w:r>
+          </w:p>
+        </w:tc>
+        <w:tc>
+          <w:tcPr>
+            <w:tcW w:type="dxa" w:w="2154"/>
+            <w:vAlign w:val="center"/>
+          </w:tcPr>
+          <w:p>
+            <w:pPr>
+              <w:keepNext/>
+              <w:spacing w:after="0"/>
+            </w:pPr>
+            <w:r>
+              <w:rPr>
+                <w:rFonts w:ascii="游ゴシック" w:hAnsi="游ゴシック" w:eastAsia="游ゴシック"/>
+                <w:b w:val="0"/>
+                <w:sz w:val="18"/>
+              </w:rPr>
+              <w:t>(7) 計画策定支援</w:t>
+            </w:r>
+          </w:p>
+        </w:tc>
+        <w:tc>
+          <w:tcPr>
+            <w:tcW w:type="dxa" w:w="794"/>
+            <w:vAlign w:val="center"/>
+          </w:tcPr>
+          <w:p>
+            <w:pPr>
+              <w:keepNext/>
+              <w:spacing w:after="0"/>
               <w:jc w:val="center"/>
             </w:pPr>
             <w:r>
@@ -1396,13 +1465,13 @@
                 <w:b w:val="0"/>
                 <w:sz w:val="18"/>
               </w:rPr>
-              <w:t>実施中</w:t>
-            </w:r>
-          </w:p>
-        </w:tc>
-        <w:tc>
-          <w:tcPr>
-            <w:tcW w:type="dxa" w:w="2608"/>
+              <w:t>62％</w:t>
+            </w:r>
+          </w:p>
+        </w:tc>
+        <w:tc>
+          <w:tcPr>
+            <w:tcW w:type="dxa" w:w="1928"/>
             <w:vAlign w:val="center"/>
           </w:tcPr>
           <w:p>
@@ -1416,49 +1485,7 @@
                 <w:b w:val="0"/>
                 <w:sz w:val="18"/>
               </w:rPr>
-              <w:t>(7) 計画策定支援</w:t>
-            </w:r>
-          </w:p>
-        </w:tc>
-        <w:tc>
-          <w:tcPr>
-            <w:tcW w:type="dxa" w:w="850"/>
-            <w:vAlign w:val="center"/>
-          </w:tcPr>
-          <w:p>
-            <w:pPr>
-              <w:keepNext/>
-              <w:spacing w:after="0"/>
-              <w:jc w:val="center"/>
-            </w:pPr>
-            <w:r>
-              <w:rPr>
-                <w:rFonts w:ascii="游ゴシック" w:hAnsi="游ゴシック" w:eastAsia="游ゴシック"/>
-                <w:b w:val="0"/>
-                <w:sz w:val="18"/>
-              </w:rPr>
-              <w:t>99％</w:t>
-            </w:r>
-          </w:p>
-        </w:tc>
-        <w:tc>
-          <w:tcPr>
-            <w:tcW w:type="dxa" w:w="850"/>
-            <w:vAlign w:val="center"/>
-          </w:tcPr>
-          <w:p>
-            <w:pPr>
-              <w:keepNext/>
-              <w:spacing w:after="0"/>
-              <w:jc w:val="center"/>
-            </w:pPr>
-            <w:r>
-              <w:rPr>
-                <w:rFonts w:ascii="游ゴシック" w:hAnsi="游ゴシック" w:eastAsia="游ゴシック"/>
-                <w:b w:val="0"/>
-                <w:sz w:val="18"/>
-              </w:rPr>
-              <w:t>実施中</w:t>
+              <w:t>完了1・一部3・未着手0</w:t>
             </w:r>
           </w:p>
         </w:tc>
@@ -1469,7 +1496,7 @@
         </w:trPr>
         <w:tc>
           <w:tcPr>
-            <w:tcW w:type="dxa" w:w="2608"/>
+            <w:tcW w:type="dxa" w:w="2154"/>
             <w:shd w:val="clear" w:color="auto" w:fill="F2F5FA"/>
             <w:vAlign w:val="center"/>
           </w:tcPr>
@@ -1490,7 +1517,7 @@
         </w:tc>
         <w:tc>
           <w:tcPr>
-            <w:tcW w:type="dxa" w:w="850"/>
+            <w:tcW w:type="dxa" w:w="794"/>
             <w:shd w:val="clear" w:color="auto" w:fill="F2F5FA"/>
             <w:vAlign w:val="center"/>
           </w:tcPr>
@@ -1506,13 +1533,13 @@
                 <w:b w:val="0"/>
                 <w:sz w:val="18"/>
               </w:rPr>
-              <w:t>96％</w:t>
-            </w:r>
-          </w:p>
-        </w:tc>
-        <w:tc>
-          <w:tcPr>
-            <w:tcW w:type="dxa" w:w="850"/>
+              <w:t>93％</w:t>
+            </w:r>
+          </w:p>
+        </w:tc>
+        <w:tc>
+          <w:tcPr>
+            <w:tcW w:type="dxa" w:w="1928"/>
             <w:shd w:val="clear" w:color="auto" w:fill="F2F5FA"/>
             <w:vAlign w:val="center"/>
           </w:tcPr>
@@ -1520,6 +1547,48 @@
             <w:pPr>
               <w:keepNext/>
               <w:spacing w:after="0"/>
+            </w:pPr>
+            <w:r>
+              <w:rPr>
+                <w:rFonts w:ascii="游ゴシック" w:hAnsi="游ゴシック" w:eastAsia="游ゴシック"/>
+                <w:b w:val="0"/>
+                <w:sz w:val="18"/>
+              </w:rPr>
+              <w:t>完了13・一部0・未着手1</w:t>
+            </w:r>
+          </w:p>
+        </w:tc>
+        <w:tc>
+          <w:tcPr>
+            <w:tcW w:type="dxa" w:w="2154"/>
+            <w:shd w:val="clear" w:color="auto" w:fill="F2F5FA"/>
+            <w:vAlign w:val="center"/>
+          </w:tcPr>
+          <w:p>
+            <w:pPr>
+              <w:keepNext/>
+              <w:spacing w:after="0"/>
+            </w:pPr>
+            <w:r>
+              <w:rPr>
+                <w:rFonts w:ascii="游ゴシック" w:hAnsi="游ゴシック" w:eastAsia="游ゴシック"/>
+                <w:b w:val="0"/>
+                <w:sz w:val="18"/>
+              </w:rPr>
+              <w:t>(8) 各種会議への技術的支援</w:t>
+            </w:r>
+          </w:p>
+        </w:tc>
+        <w:tc>
+          <w:tcPr>
+            <w:tcW w:type="dxa" w:w="794"/>
+            <w:shd w:val="clear" w:color="auto" w:fill="F2F5FA"/>
+            <w:vAlign w:val="center"/>
+          </w:tcPr>
+          <w:p>
+            <w:pPr>
+              <w:keepNext/>
+              <w:spacing w:after="0"/>
               <w:jc w:val="center"/>
             </w:pPr>
             <w:r>
@@ -1528,13 +1597,13 @@
                 <w:b w:val="0"/>
                 <w:sz w:val="18"/>
               </w:rPr>
-              <w:t>実施中</w:t>
-            </w:r>
-          </w:p>
-        </w:tc>
-        <w:tc>
-          <w:tcPr>
-            <w:tcW w:type="dxa" w:w="2608"/>
+              <w:t>50％</w:t>
+            </w:r>
+          </w:p>
+        </w:tc>
+        <w:tc>
+          <w:tcPr>
+            <w:tcW w:type="dxa" w:w="1928"/>
             <w:shd w:val="clear" w:color="auto" w:fill="F2F5FA"/>
             <w:vAlign w:val="center"/>
           </w:tcPr>
@@ -1549,51 +1618,7 @@
                 <w:b w:val="0"/>
                 <w:sz w:val="18"/>
               </w:rPr>
-              <w:t>(8) 各種会議への技術的支援</w:t>
-            </w:r>
-          </w:p>
-        </w:tc>
-        <w:tc>
-          <w:tcPr>
-            <w:tcW w:type="dxa" w:w="850"/>
-            <w:shd w:val="clear" w:color="auto" w:fill="F2F5FA"/>
-            <w:vAlign w:val="center"/>
-          </w:tcPr>
-          <w:p>
-            <w:pPr>
-              <w:keepNext/>
-              <w:spacing w:after="0"/>
-              <w:jc w:val="center"/>
-            </w:pPr>
-            <w:r>
-              <w:rPr>
-                <w:rFonts w:ascii="游ゴシック" w:hAnsi="游ゴシック" w:eastAsia="游ゴシック"/>
-                <w:b w:val="0"/>
-                <w:sz w:val="18"/>
-              </w:rPr>
-              <w:t>20％</w:t>
-            </w:r>
-          </w:p>
-        </w:tc>
-        <w:tc>
-          <w:tcPr>
-            <w:tcW w:type="dxa" w:w="850"/>
-            <w:shd w:val="clear" w:color="auto" w:fill="F2F5FA"/>
-            <w:vAlign w:val="center"/>
-          </w:tcPr>
-          <w:p>
-            <w:pPr>
-              <w:keepNext/>
-              <w:spacing w:after="0"/>
-              <w:jc w:val="center"/>
-            </w:pPr>
-            <w:r>
-              <w:rPr>
-                <w:rFonts w:ascii="游ゴシック" w:hAnsi="游ゴシック" w:eastAsia="游ゴシック"/>
-                <w:b w:val="0"/>
-                <w:sz w:val="18"/>
-              </w:rPr>
-              <w:t>実施中</w:t>
+              <w:t>完了2・一部0・未着手2</w:t>
             </w:r>
           </w:p>
         </w:tc>
@@ -1604,7 +1629,7 @@
         </w:trPr>
         <w:tc>
           <w:tcPr>
-            <w:tcW w:type="dxa" w:w="2608"/>
+            <w:tcW w:type="dxa" w:w="2154"/>
             <w:vAlign w:val="center"/>
           </w:tcPr>
           <w:p>
@@ -1624,7 +1649,7 @@
         </w:tc>
         <w:tc>
           <w:tcPr>
-            <w:tcW w:type="dxa" w:w="850"/>
+            <w:tcW w:type="dxa" w:w="794"/>
             <w:vAlign w:val="center"/>
           </w:tcPr>
           <w:p>
@@ -1639,19 +1664,59 @@
                 <w:b w:val="0"/>
                 <w:sz w:val="18"/>
               </w:rPr>
-              <w:t>99％</w:t>
-            </w:r>
-          </w:p>
-        </w:tc>
-        <w:tc>
-          <w:tcPr>
-            <w:tcW w:type="dxa" w:w="850"/>
+              <w:t>79％</w:t>
+            </w:r>
+          </w:p>
+        </w:tc>
+        <w:tc>
+          <w:tcPr>
+            <w:tcW w:type="dxa" w:w="1928"/>
             <w:vAlign w:val="center"/>
           </w:tcPr>
           <w:p>
             <w:pPr>
               <w:keepNext/>
               <w:spacing w:after="0"/>
+            </w:pPr>
+            <w:r>
+              <w:rPr>
+                <w:rFonts w:ascii="游ゴシック" w:hAnsi="游ゴシック" w:eastAsia="游ゴシック"/>
+                <w:b w:val="0"/>
+                <w:sz w:val="18"/>
+              </w:rPr>
+              <w:t>完了4・一部3・未着手0</w:t>
+            </w:r>
+          </w:p>
+        </w:tc>
+        <w:tc>
+          <w:tcPr>
+            <w:tcW w:type="dxa" w:w="2154"/>
+            <w:vAlign w:val="center"/>
+          </w:tcPr>
+          <w:p>
+            <w:pPr>
+              <w:keepNext/>
+              <w:spacing w:after="0"/>
+            </w:pPr>
+            <w:r>
+              <w:rPr>
+                <w:rFonts w:ascii="游ゴシック" w:hAnsi="游ゴシック" w:eastAsia="游ゴシック"/>
+                <w:b w:val="0"/>
+                <w:sz w:val="18"/>
+              </w:rPr>
+              <w:t>(9) パブリックコメント支援</w:t>
+            </w:r>
+          </w:p>
+        </w:tc>
+        <w:tc>
+          <w:tcPr>
+            <w:tcW w:type="dxa" w:w="794"/>
+            <w:vAlign w:val="center"/>
+          </w:tcPr>
+          <w:p>
+            <w:pPr>
+              <w:keepNext/>
+              <w:spacing w:after="0"/>
               <w:jc w:val="center"/>
             </w:pPr>
             <w:r>
@@ -1660,13 +1725,13 @@
                 <w:b w:val="0"/>
                 <w:sz w:val="18"/>
               </w:rPr>
-              <w:t>実施中</w:t>
-            </w:r>
-          </w:p>
-        </w:tc>
-        <w:tc>
-          <w:tcPr>
-            <w:tcW w:type="dxa" w:w="2608"/>
+              <w:t>12％</w:t>
+            </w:r>
+          </w:p>
+        </w:tc>
+        <w:tc>
+          <w:tcPr>
+            <w:tcW w:type="dxa" w:w="1928"/>
             <w:vAlign w:val="center"/>
           </w:tcPr>
           <w:p>
@@ -1680,49 +1745,7 @@
                 <w:b w:val="0"/>
                 <w:sz w:val="18"/>
               </w:rPr>
-              <w:t>(9) パブリックコメント支援</w:t>
-            </w:r>
-          </w:p>
-        </w:tc>
-        <w:tc>
-          <w:tcPr>
-            <w:tcW w:type="dxa" w:w="850"/>
-            <w:vAlign w:val="center"/>
-          </w:tcPr>
-          <w:p>
-            <w:pPr>
-              <w:keepNext/>
-              <w:spacing w:after="0"/>
-              <w:jc w:val="center"/>
-            </w:pPr>
-            <w:r>
-              <w:rPr>
-                <w:rFonts w:ascii="游ゴシック" w:hAnsi="游ゴシック" w:eastAsia="游ゴシック"/>
-                <w:b w:val="0"/>
-                <w:sz w:val="18"/>
-              </w:rPr>
-              <w:t>0％</w:t>
-            </w:r>
-          </w:p>
-        </w:tc>
-        <w:tc>
-          <w:tcPr>
-            <w:tcW w:type="dxa" w:w="850"/>
-            <w:vAlign w:val="center"/>
-          </w:tcPr>
-          <w:p>
-            <w:pPr>
-              <w:keepNext/>
-              <w:spacing w:after="0"/>
-              <w:jc w:val="center"/>
-            </w:pPr>
-            <w:r>
-              <w:rPr>
-                <w:rFonts w:ascii="游ゴシック" w:hAnsi="游ゴシック" w:eastAsia="游ゴシック"/>
-                <w:b w:val="0"/>
-                <w:sz w:val="18"/>
-              </w:rPr>
-              <w:t>未着手</w:t>
+              <w:t>完了0・一部1・未着手3</w:t>
             </w:r>
           </w:p>
         </w:tc>
@@ -1733,7 +1756,7 @@
         </w:trPr>
         <w:tc>
           <w:tcPr>
-            <w:tcW w:type="dxa" w:w="2608"/>
+            <w:tcW w:type="dxa" w:w="2154"/>
             <w:shd w:val="clear" w:color="auto" w:fill="F2F5FA"/>
             <w:vAlign w:val="center"/>
           </w:tcPr>
@@ -1754,7 +1777,7 @@
         </w:tc>
         <w:tc>
           <w:tcPr>
-            <w:tcW w:type="dxa" w:w="850"/>
+            <w:tcW w:type="dxa" w:w="794"/>
             <w:shd w:val="clear" w:color="auto" w:fill="F2F5FA"/>
             <w:vAlign w:val="center"/>
           </w:tcPr>
@@ -1770,13 +1793,13 @@
                 <w:b w:val="0"/>
                 <w:sz w:val="18"/>
               </w:rPr>
-              <w:t>99％</w:t>
-            </w:r>
-          </w:p>
-        </w:tc>
-        <w:tc>
-          <w:tcPr>
-            <w:tcW w:type="dxa" w:w="850"/>
+              <w:t>94％</w:t>
+            </w:r>
+          </w:p>
+        </w:tc>
+        <w:tc>
+          <w:tcPr>
+            <w:tcW w:type="dxa" w:w="1928"/>
             <w:shd w:val="clear" w:color="auto" w:fill="F2F5FA"/>
             <w:vAlign w:val="center"/>
           </w:tcPr>
@@ -1784,6 +1807,48 @@
             <w:pPr>
               <w:keepNext/>
               <w:spacing w:after="0"/>
+            </w:pPr>
+            <w:r>
+              <w:rPr>
+                <w:rFonts w:ascii="游ゴシック" w:hAnsi="游ゴシック" w:eastAsia="游ゴシック"/>
+                <w:b w:val="0"/>
+                <w:sz w:val="18"/>
+              </w:rPr>
+              <w:t>完了8・一部1・未着手0</w:t>
+            </w:r>
+          </w:p>
+        </w:tc>
+        <w:tc>
+          <w:tcPr>
+            <w:tcW w:type="dxa" w:w="2154"/>
+            <w:shd w:val="clear" w:color="auto" w:fill="F2F5FA"/>
+            <w:vAlign w:val="center"/>
+          </w:tcPr>
+          <w:p>
+            <w:pPr>
+              <w:keepNext/>
+              <w:spacing w:after="0"/>
+            </w:pPr>
+            <w:r>
+              <w:rPr>
+                <w:rFonts w:ascii="游ゴシック" w:hAnsi="游ゴシック" w:eastAsia="游ゴシック"/>
+                <w:b w:val="0"/>
+                <w:sz w:val="18"/>
+              </w:rPr>
+              <w:t>(10) 成果品の作成</w:t>
+            </w:r>
+          </w:p>
+        </w:tc>
+        <w:tc>
+          <w:tcPr>
+            <w:tcW w:type="dxa" w:w="794"/>
+            <w:shd w:val="clear" w:color="auto" w:fill="F2F5FA"/>
+            <w:vAlign w:val="center"/>
+          </w:tcPr>
+          <w:p>
+            <w:pPr>
+              <w:keepNext/>
+              <w:spacing w:after="0"/>
               <w:jc w:val="center"/>
             </w:pPr>
             <w:r>
@@ -1792,13 +1857,13 @@
                 <w:b w:val="0"/>
                 <w:sz w:val="18"/>
               </w:rPr>
-              <w:t>実施中</w:t>
-            </w:r>
-          </w:p>
-        </w:tc>
-        <w:tc>
-          <w:tcPr>
-            <w:tcW w:type="dxa" w:w="2608"/>
+              <w:t>62％</w:t>
+            </w:r>
+          </w:p>
+        </w:tc>
+        <w:tc>
+          <w:tcPr>
+            <w:tcW w:type="dxa" w:w="1928"/>
             <w:shd w:val="clear" w:color="auto" w:fill="F2F5FA"/>
             <w:vAlign w:val="center"/>
           </w:tcPr>
@@ -1813,51 +1878,7 @@
                 <w:b w:val="0"/>
                 <w:sz w:val="18"/>
               </w:rPr>
-              <w:t>(10) 成果品の作成</w:t>
-            </w:r>
-          </w:p>
-        </w:tc>
-        <w:tc>
-          <w:tcPr>
-            <w:tcW w:type="dxa" w:w="850"/>
-            <w:shd w:val="clear" w:color="auto" w:fill="F2F5FA"/>
-            <w:vAlign w:val="center"/>
-          </w:tcPr>
-          <w:p>
-            <w:pPr>
-              <w:keepNext/>
-              <w:spacing w:after="0"/>
-              <w:jc w:val="center"/>
-            </w:pPr>
-            <w:r>
-              <w:rPr>
-                <w:rFonts w:ascii="游ゴシック" w:hAnsi="游ゴシック" w:eastAsia="游ゴシック"/>
-                <w:b w:val="0"/>
-                <w:sz w:val="18"/>
-              </w:rPr>
-              <w:t>90％</w:t>
-            </w:r>
-          </w:p>
-        </w:tc>
-        <w:tc>
-          <w:tcPr>
-            <w:tcW w:type="dxa" w:w="850"/>
-            <w:shd w:val="clear" w:color="auto" w:fill="F2F5FA"/>
-            <w:vAlign w:val="center"/>
-          </w:tcPr>
-          <w:p>
-            <w:pPr>
-              <w:keepNext/>
-              <w:spacing w:after="0"/>
-              <w:jc w:val="center"/>
-            </w:pPr>
-            <w:r>
-              <w:rPr>
-                <w:rFonts w:ascii="游ゴシック" w:hAnsi="游ゴシック" w:eastAsia="游ゴシック"/>
-                <w:b w:val="0"/>
-                <w:sz w:val="18"/>
-              </w:rPr>
-              <w:t>実施中</w:t>
+              <w:t>完了2・一部1・未着手1</w:t>
             </w:r>
           </w:p>
         </w:tc>
@@ -1868,7 +1889,7 @@
         </w:trPr>
         <w:tc>
           <w:tcPr>
-            <w:tcW w:type="dxa" w:w="2608"/>
+            <w:tcW w:type="dxa" w:w="2154"/>
             <w:vAlign w:val="center"/>
           </w:tcPr>
           <w:p>
@@ -1888,7 +1909,7 @@
         </w:tc>
         <w:tc>
           <w:tcPr>
-            <w:tcW w:type="dxa" w:w="850"/>
+            <w:tcW w:type="dxa" w:w="794"/>
             <w:vAlign w:val="center"/>
           </w:tcPr>
           <w:p>
@@ -1903,19 +1924,59 @@
                 <w:b w:val="0"/>
                 <w:sz w:val="18"/>
               </w:rPr>
-              <w:t>99％</w:t>
-            </w:r>
-          </w:p>
-        </w:tc>
-        <w:tc>
-          <w:tcPr>
-            <w:tcW w:type="dxa" w:w="850"/>
+              <w:t>81％</w:t>
+            </w:r>
+          </w:p>
+        </w:tc>
+        <w:tc>
+          <w:tcPr>
+            <w:tcW w:type="dxa" w:w="1928"/>
             <w:vAlign w:val="center"/>
           </w:tcPr>
           <w:p>
             <w:pPr>
               <w:keepNext/>
               <w:spacing w:after="0"/>
+            </w:pPr>
+            <w:r>
+              <w:rPr>
+                <w:rFonts w:ascii="游ゴシック" w:hAnsi="游ゴシック" w:eastAsia="游ゴシック"/>
+                <w:b w:val="0"/>
+                <w:sz w:val="18"/>
+              </w:rPr>
+              <w:t>完了5・一部3・未着手0</w:t>
+            </w:r>
+          </w:p>
+        </w:tc>
+        <w:tc>
+          <w:tcPr>
+            <w:tcW w:type="dxa" w:w="2154"/>
+            <w:vAlign w:val="center"/>
+          </w:tcPr>
+          <w:p>
+            <w:pPr>
+              <w:keepNext/>
+              <w:spacing w:after="0"/>
+            </w:pPr>
+            <w:r>
+              <w:rPr>
+                <w:rFonts w:ascii="游ゴシック" w:hAnsi="游ゴシック" w:eastAsia="游ゴシック"/>
+                <w:b w:val="0"/>
+                <w:sz w:val="18"/>
+              </w:rPr>
+              <w:t>(11) 成果品の帰属</w:t>
+            </w:r>
+          </w:p>
+        </w:tc>
+        <w:tc>
+          <w:tcPr>
+            <w:tcW w:type="dxa" w:w="794"/>
+            <w:vAlign w:val="center"/>
+          </w:tcPr>
+          <w:p>
+            <w:pPr>
+              <w:keepNext/>
+              <w:spacing w:after="0"/>
               <w:jc w:val="center"/>
             </w:pPr>
             <w:r>
@@ -1924,13 +1985,13 @@
                 <w:b w:val="0"/>
                 <w:sz w:val="18"/>
               </w:rPr>
-              <w:t>実施中</w:t>
-            </w:r>
-          </w:p>
-        </w:tc>
-        <w:tc>
-          <w:tcPr>
-            <w:tcW w:type="dxa" w:w="2608"/>
+              <w:t>―</w:t>
+            </w:r>
+          </w:p>
+        </w:tc>
+        <w:tc>
+          <w:tcPr>
+            <w:tcW w:type="dxa" w:w="1928"/>
             <w:vAlign w:val="center"/>
           </w:tcPr>
           <w:p>
@@ -1944,49 +2005,7 @@
                 <w:b w:val="0"/>
                 <w:sz w:val="18"/>
               </w:rPr>
-              <w:t>(11) 成果品の帰属</w:t>
-            </w:r>
-          </w:p>
-        </w:tc>
-        <w:tc>
-          <w:tcPr>
-            <w:tcW w:type="dxa" w:w="850"/>
-            <w:vAlign w:val="center"/>
-          </w:tcPr>
-          <w:p>
-            <w:pPr>
-              <w:keepNext/>
-              <w:spacing w:after="0"/>
-              <w:jc w:val="center"/>
-            </w:pPr>
-            <w:r>
-              <w:rPr>
-                <w:rFonts w:ascii="游ゴシック" w:hAnsi="游ゴシック" w:eastAsia="游ゴシック"/>
-                <w:b w:val="0"/>
-                <w:sz w:val="18"/>
-              </w:rPr>
               <w:t>―</w:t>
-            </w:r>
-          </w:p>
-        </w:tc>
-        <w:tc>
-          <w:tcPr>
-            <w:tcW w:type="dxa" w:w="850"/>
-            <w:vAlign w:val="center"/>
-          </w:tcPr>
-          <w:p>
-            <w:pPr>
-              <w:keepNext/>
-              <w:spacing w:after="0"/>
-              <w:jc w:val="center"/>
-            </w:pPr>
-            <w:r>
-              <w:rPr>
-                <w:rFonts w:ascii="游ゴシック" w:hAnsi="游ゴシック" w:eastAsia="游ゴシック"/>
-                <w:b w:val="0"/>
-                <w:sz w:val="18"/>
-              </w:rPr>
-              <w:t>対象外</w:t>
             </w:r>
           </w:p>
         </w:tc>
@@ -1997,7 +2016,7 @@
         </w:trPr>
         <w:tc>
           <w:tcPr>
-            <w:tcW w:type="dxa" w:w="2608"/>
+            <w:tcW w:type="dxa" w:w="2154"/>
             <w:shd w:val="clear" w:color="auto" w:fill="F2F5FA"/>
             <w:vAlign w:val="center"/>
           </w:tcPr>
@@ -2017,7 +2036,7 @@
         </w:tc>
         <w:tc>
           <w:tcPr>
-            <w:tcW w:type="dxa" w:w="850"/>
+            <w:tcW w:type="dxa" w:w="794"/>
             <w:shd w:val="clear" w:color="auto" w:fill="F2F5FA"/>
             <w:vAlign w:val="center"/>
           </w:tcPr>
@@ -2032,19 +2051,59 @@
                 <w:b w:val="0"/>
                 <w:sz w:val="18"/>
               </w:rPr>
-              <w:t>99％</w:t>
-            </w:r>
-          </w:p>
-        </w:tc>
-        <w:tc>
-          <w:tcPr>
-            <w:tcW w:type="dxa" w:w="850"/>
+              <w:t>50％</w:t>
+            </w:r>
+          </w:p>
+        </w:tc>
+        <w:tc>
+          <w:tcPr>
+            <w:tcW w:type="dxa" w:w="1928"/>
             <w:shd w:val="clear" w:color="auto" w:fill="F2F5FA"/>
             <w:vAlign w:val="center"/>
           </w:tcPr>
           <w:p>
             <w:pPr>
               <w:spacing w:after="0"/>
+            </w:pPr>
+            <w:r>
+              <w:rPr>
+                <w:rFonts w:ascii="游ゴシック" w:hAnsi="游ゴシック" w:eastAsia="游ゴシック"/>
+                <w:b w:val="0"/>
+                <w:sz w:val="18"/>
+              </w:rPr>
+              <w:t>完了2・一部1・未着手2</w:t>
+            </w:r>
+          </w:p>
+        </w:tc>
+        <w:tc>
+          <w:tcPr>
+            <w:tcW w:type="dxa" w:w="2154"/>
+            <w:shd w:val="clear" w:color="auto" w:fill="F2F5FA"/>
+            <w:vAlign w:val="center"/>
+          </w:tcPr>
+          <w:p>
+            <w:pPr>
+              <w:spacing w:after="0"/>
+            </w:pPr>
+            <w:r>
+              <w:rPr>
+                <w:rFonts w:ascii="游ゴシック" w:hAnsi="游ゴシック" w:eastAsia="游ゴシック"/>
+                <w:b w:val="0"/>
+                <w:sz w:val="18"/>
+              </w:rPr>
+              <w:t>(12) その他</w:t>
+            </w:r>
+          </w:p>
+        </w:tc>
+        <w:tc>
+          <w:tcPr>
+            <w:tcW w:type="dxa" w:w="794"/>
+            <w:shd w:val="clear" w:color="auto" w:fill="F2F5FA"/>
+            <w:vAlign w:val="center"/>
+          </w:tcPr>
+          <w:p>
+            <w:pPr>
+              <w:spacing w:after="0"/>
               <w:jc w:val="center"/>
             </w:pPr>
             <w:r>
@@ -2053,13 +2112,13 @@
                 <w:b w:val="0"/>
                 <w:sz w:val="18"/>
               </w:rPr>
-              <w:t>実施中</w:t>
-            </w:r>
-          </w:p>
-        </w:tc>
-        <w:tc>
-          <w:tcPr>
-            <w:tcW w:type="dxa" w:w="2608"/>
+              <w:t>―</w:t>
+            </w:r>
+          </w:p>
+        </w:tc>
+        <w:tc>
+          <w:tcPr>
+            <w:tcW w:type="dxa" w:w="1928"/>
             <w:shd w:val="clear" w:color="auto" w:fill="F2F5FA"/>
             <w:vAlign w:val="center"/>
           </w:tcPr>
@@ -2073,49 +2132,7 @@
                 <w:b w:val="0"/>
                 <w:sz w:val="18"/>
               </w:rPr>
-              <w:t>(12) その他</w:t>
-            </w:r>
-          </w:p>
-        </w:tc>
-        <w:tc>
-          <w:tcPr>
-            <w:tcW w:type="dxa" w:w="850"/>
-            <w:shd w:val="clear" w:color="auto" w:fill="F2F5FA"/>
-            <w:vAlign w:val="center"/>
-          </w:tcPr>
-          <w:p>
-            <w:pPr>
-              <w:spacing w:after="0"/>
-              <w:jc w:val="center"/>
-            </w:pPr>
-            <w:r>
-              <w:rPr>
-                <w:rFonts w:ascii="游ゴシック" w:hAnsi="游ゴシック" w:eastAsia="游ゴシック"/>
-                <w:b w:val="0"/>
-                <w:sz w:val="18"/>
-              </w:rPr>
               <w:t>―</w:t>
-            </w:r>
-          </w:p>
-        </w:tc>
-        <w:tc>
-          <w:tcPr>
-            <w:tcW w:type="dxa" w:w="850"/>
-            <w:shd w:val="clear" w:color="auto" w:fill="F2F5FA"/>
-            <w:vAlign w:val="center"/>
-          </w:tcPr>
-          <w:p>
-            <w:pPr>
-              <w:spacing w:after="0"/>
-              <w:jc w:val="center"/>
-            </w:pPr>
-            <w:r>
-              <w:rPr>
-                <w:rFonts w:ascii="游ゴシック" w:hAnsi="游ゴシック" w:eastAsia="游ゴシック"/>
-                <w:b w:val="0"/>
-                <w:sz w:val="18"/>
-              </w:rPr>
-              <w:t>随時</w:t>
             </w:r>
           </w:p>
         </w:tc>
@@ -2131,7 +2148,7 @@
           <w:b w:val="0"/>
           <w:sz w:val="18"/>
         </w:rPr>
-        <w:t>※ 全体は、進捗を数値で表せる10業務の単純平均で79％です。（11）成果品の帰属及び（12）その他は数値で表していません。</w:t>
+        <w:t>※ 全体は、進捗を数値で表せる10業務の単純平均で67％です。（11）成果品の帰属及び（12）その他は数値で表していません。令和8年10月4日までは受託者の見積りによる数値をお示ししており、全体は79％としていました。作業項目の達成状況から算定する形に改めたことにより67％となっています。作業が後戻りしたものではなく、算定の基礎を改めたことによる差です。（6）計画書の作成は計画最終案及び概要版原稿が未着手であること、（8）各種会議への技術的支援は3町との協議資料及び説明用データが作成済みであることが、それぞれ数値に表れています。</w:t>
       </w:r>
     </w:p>
     <w:p>
@@ -4993,7 +5010,7 @@
         </w:trPr>
         <w:tc>
           <w:tcPr>
-            <w:tcW w:type="dxa" w:w="1020"/>
+            <w:tcW w:type="dxa" w:w="680"/>
             <w:shd w:val="clear" w:color="auto" w:fill="1F3864"/>
             <w:vAlign w:val="center"/>
           </w:tcPr>
@@ -5010,13 +5027,13 @@
                 <w:color w:val="FFFFFF"/>
                 <w:sz w:val="18"/>
               </w:rPr>
-              <w:t>調査</w:t>
-            </w:r>
-          </w:p>
-        </w:tc>
-        <w:tc>
-          <w:tcPr>
-            <w:tcW w:type="dxa" w:w="2154"/>
+              <w:t>No.</w:t>
+            </w:r>
+          </w:p>
+        </w:tc>
+        <w:tc>
+          <w:tcPr>
+            <w:tcW w:type="dxa" w:w="1134"/>
             <w:shd w:val="clear" w:color="auto" w:fill="1F3864"/>
             <w:vAlign w:val="center"/>
           </w:tcPr>
@@ -5033,13 +5050,13 @@
                 <w:color w:val="FFFFFF"/>
                 <w:sz w:val="18"/>
               </w:rPr>
-              <w:t>対象</w:t>
-            </w:r>
-          </w:p>
-        </w:tc>
-        <w:tc>
-          <w:tcPr>
-            <w:tcW w:type="dxa" w:w="3628"/>
+              <w:t>調査</w:t>
+            </w:r>
+          </w:p>
+        </w:tc>
+        <w:tc>
+          <w:tcPr>
+            <w:tcW w:type="dxa" w:w="3061"/>
             <w:shd w:val="clear" w:color="auto" w:fill="1F3864"/>
             <w:vAlign w:val="center"/>
           </w:tcPr>
@@ -5056,13 +5073,13 @@
                 <w:color w:val="FFFFFF"/>
                 <w:sz w:val="18"/>
               </w:rPr>
-              <w:t>決めること</w:t>
-            </w:r>
-          </w:p>
-        </w:tc>
-        <w:tc>
-          <w:tcPr>
-            <w:tcW w:type="dxa" w:w="1814"/>
+              <w:t>対象</w:t>
+            </w:r>
+          </w:p>
+        </w:tc>
+        <w:tc>
+          <w:tcPr>
+            <w:tcW w:type="dxa" w:w="2494"/>
             <w:shd w:val="clear" w:color="auto" w:fill="1F3864"/>
             <w:vAlign w:val="center"/>
           </w:tcPr>
@@ -5085,7 +5102,7 @@
         </w:tc>
         <w:tc>
           <w:tcPr>
-            <w:tcW w:type="dxa" w:w="1134"/>
+            <w:tcW w:type="dxa" w:w="2381"/>
             <w:shd w:val="clear" w:color="auto" w:fill="1F3864"/>
             <w:vAlign w:val="center"/>
           </w:tcPr>
@@ -5113,13 +5130,34 @@
         </w:trPr>
         <w:tc>
           <w:tcPr>
-            <w:tcW w:type="dxa" w:w="1020"/>
+            <w:tcW w:type="dxa" w:w="680"/>
             <w:vAlign w:val="center"/>
           </w:tcPr>
           <w:p>
             <w:pPr>
               <w:keepNext/>
               <w:spacing w:after="0"/>
+              <w:jc w:val="center"/>
+            </w:pPr>
+            <w:r>
+              <w:rPr>
+                <w:rFonts w:ascii="游ゴシック" w:hAnsi="游ゴシック" w:eastAsia="游ゴシック"/>
+                <w:b w:val="0"/>
+                <w:sz w:val="18"/>
+              </w:rPr>
+              <w:t>1</w:t>
+            </w:r>
+          </w:p>
+        </w:tc>
+        <w:tc>
+          <w:tcPr>
+            <w:tcW w:type="dxa" w:w="1134"/>
+            <w:vAlign w:val="center"/>
+          </w:tcPr>
+          <w:p>
+            <w:pPr>
+              <w:keepNext/>
+              <w:spacing w:after="0"/>
             </w:pPr>
             <w:r>
               <w:rPr>
@@ -5133,7 +5171,7 @@
         </w:tc>
         <w:tc>
           <w:tcPr>
-            <w:tcW w:type="dxa" w:w="2154"/>
+            <w:tcW w:type="dxa" w:w="3061"/>
             <w:vAlign w:val="center"/>
           </w:tcPr>
           <w:p>
@@ -5153,7 +5191,7 @@
         </w:tc>
         <w:tc>
           <w:tcPr>
-            <w:tcW w:type="dxa" w:w="3628"/>
+            <w:tcW w:type="dxa" w:w="2494"/>
             <w:vAlign w:val="center"/>
           </w:tcPr>
           <w:p>
@@ -5167,33 +5205,13 @@
                 <w:b w:val="0"/>
                 <w:sz w:val="18"/>
               </w:rPr>
-              <w:t>2事業所の職員を単純に合計すると13人が二重に計上される。</w:t>
-            </w:r>
-          </w:p>
-        </w:tc>
-        <w:tc>
-          <w:tcPr>
-            <w:tcW w:type="dxa" w:w="1814"/>
-            <w:vAlign w:val="center"/>
-          </w:tcPr>
-          <w:p>
-            <w:pPr>
-              <w:keepNext/>
-              <w:spacing w:after="0"/>
-            </w:pPr>
-            <w:r>
-              <w:rPr>
-                <w:rFonts w:ascii="游ゴシック" w:hAnsi="游ゴシック" w:eastAsia="游ゴシック"/>
-                <w:b w:val="0"/>
-                <w:sz w:val="18"/>
-              </w:rPr>
               <w:t>提出元の事業所（発注者を経由）</w:t>
             </w:r>
           </w:p>
         </w:tc>
         <w:tc>
           <w:tcPr>
-            <w:tcW w:type="dxa" w:w="1134"/>
+            <w:tcW w:type="dxa" w:w="2381"/>
             <w:vAlign w:val="center"/>
           </w:tcPr>
           <w:p>
@@ -5218,7 +5236,7 @@
         </w:trPr>
         <w:tc>
           <w:tcPr>
-            <w:tcW w:type="dxa" w:w="1020"/>
+            <w:tcW w:type="dxa" w:w="680"/>
             <w:shd w:val="clear" w:color="auto" w:fill="F2F5FA"/>
             <w:vAlign w:val="center"/>
           </w:tcPr>
@@ -5226,6 +5244,28 @@
             <w:pPr>
               <w:keepNext/>
               <w:spacing w:after="0"/>
+              <w:jc w:val="center"/>
+            </w:pPr>
+            <w:r>
+              <w:rPr>
+                <w:rFonts w:ascii="游ゴシック" w:hAnsi="游ゴシック" w:eastAsia="游ゴシック"/>
+                <w:b w:val="0"/>
+                <w:sz w:val="18"/>
+              </w:rPr>
+              <w:t>2</w:t>
+            </w:r>
+          </w:p>
+        </w:tc>
+        <w:tc>
+          <w:tcPr>
+            <w:tcW w:type="dxa" w:w="1134"/>
+            <w:shd w:val="clear" w:color="auto" w:fill="F2F5FA"/>
+            <w:vAlign w:val="center"/>
+          </w:tcPr>
+          <w:p>
+            <w:pPr>
+              <w:keepNext/>
+              <w:spacing w:after="0"/>
             </w:pPr>
             <w:r>
               <w:rPr>
@@ -5239,7 +5279,7 @@
         </w:tc>
         <w:tc>
           <w:tcPr>
-            <w:tcW w:type="dxa" w:w="2154"/>
+            <w:tcW w:type="dxa" w:w="3061"/>
             <w:shd w:val="clear" w:color="auto" w:fill="F2F5FA"/>
             <w:vAlign w:val="center"/>
           </w:tcPr>
@@ -5260,7 +5300,7 @@
         </w:tc>
         <w:tc>
           <w:tcPr>
-            <w:tcW w:type="dxa" w:w="3628"/>
+            <w:tcW w:type="dxa" w:w="2494"/>
             <w:shd w:val="clear" w:color="auto" w:fill="F2F5FA"/>
             <w:vAlign w:val="center"/>
           </w:tcPr>
@@ -5275,34 +5315,13 @@
                 <w:b w:val="0"/>
                 <w:sz w:val="18"/>
               </w:rPr>
-              <w:t>回答者が自らのサービス種別を推奨する構造になっているため、44件をそのまま小規模多機能の需要として第6章第2…</w:t>
-            </w:r>
-          </w:p>
-        </w:tc>
-        <w:tc>
-          <w:tcPr>
-            <w:tcW w:type="dxa" w:w="1814"/>
-            <w:shd w:val="clear" w:color="auto" w:fill="F2F5FA"/>
-            <w:vAlign w:val="center"/>
-          </w:tcPr>
-          <w:p>
-            <w:pPr>
-              <w:keepNext/>
-              <w:spacing w:after="0"/>
-            </w:pPr>
-            <w:r>
-              <w:rPr>
-                <w:rFonts w:ascii="游ゴシック" w:hAnsi="游ゴシック" w:eastAsia="游ゴシック"/>
-                <w:b w:val="0"/>
-                <w:sz w:val="18"/>
-              </w:rPr>
               <w:t>提出元の事業所（発注者を経由）</w:t>
             </w:r>
           </w:p>
         </w:tc>
         <w:tc>
           <w:tcPr>
-            <w:tcW w:type="dxa" w:w="1134"/>
+            <w:tcW w:type="dxa" w:w="2381"/>
             <w:shd w:val="clear" w:color="auto" w:fill="F2F5FA"/>
             <w:vAlign w:val="center"/>
           </w:tcPr>
@@ -5328,13 +5347,34 @@
         </w:trPr>
         <w:tc>
           <w:tcPr>
-            <w:tcW w:type="dxa" w:w="1020"/>
+            <w:tcW w:type="dxa" w:w="680"/>
             <w:vAlign w:val="center"/>
           </w:tcPr>
           <w:p>
             <w:pPr>
               <w:keepNext/>
               <w:spacing w:after="0"/>
+              <w:jc w:val="center"/>
+            </w:pPr>
+            <w:r>
+              <w:rPr>
+                <w:rFonts w:ascii="游ゴシック" w:hAnsi="游ゴシック" w:eastAsia="游ゴシック"/>
+                <w:b w:val="0"/>
+                <w:sz w:val="18"/>
+              </w:rPr>
+              <w:t>3</w:t>
+            </w:r>
+          </w:p>
+        </w:tc>
+        <w:tc>
+          <w:tcPr>
+            <w:tcW w:type="dxa" w:w="1134"/>
+            <w:vAlign w:val="center"/>
+          </w:tcPr>
+          <w:p>
+            <w:pPr>
+              <w:keepNext/>
+              <w:spacing w:after="0"/>
             </w:pPr>
             <w:r>
               <w:rPr>
@@ -5348,7 +5388,7 @@
         </w:tc>
         <w:tc>
           <w:tcPr>
-            <w:tcW w:type="dxa" w:w="2154"/>
+            <w:tcW w:type="dxa" w:w="3061"/>
             <w:vAlign w:val="center"/>
           </w:tcPr>
           <w:p>
@@ -5368,7 +5408,7 @@
         </w:tc>
         <w:tc>
           <w:tcPr>
-            <w:tcW w:type="dxa" w:w="3628"/>
+            <w:tcW w:type="dxa" w:w="2494"/>
             <w:vAlign w:val="center"/>
           </w:tcPr>
           <w:p>
@@ -5382,33 +5422,13 @@
                 <w:b w:val="0"/>
                 <w:sz w:val="18"/>
               </w:rPr>
-              <w:t>地区別・日常生活圏域別の集計ができない。第1章第7節（日常生活圏域）及び第2章の地域分析に用いられない。</w:t>
-            </w:r>
-          </w:p>
-        </w:tc>
-        <w:tc>
-          <w:tcPr>
-            <w:tcW w:type="dxa" w:w="1814"/>
-            <w:vAlign w:val="center"/>
-          </w:tcPr>
-          <w:p>
-            <w:pPr>
-              <w:keepNext/>
-              <w:spacing w:after="0"/>
-            </w:pPr>
-            <w:r>
-              <w:rPr>
-                <w:rFonts w:ascii="游ゴシック" w:hAnsi="游ゴシック" w:eastAsia="游ゴシック"/>
-                <w:b w:val="0"/>
-                <w:sz w:val="18"/>
-              </w:rPr>
               <w:t>発注者（利用者票の所在地区の記入形式）</w:t>
             </w:r>
           </w:p>
         </w:tc>
         <w:tc>
           <w:tcPr>
-            <w:tcW w:type="dxa" w:w="1134"/>
+            <w:tcW w:type="dxa" w:w="2381"/>
             <w:vAlign w:val="center"/>
           </w:tcPr>
           <w:p>
@@ -5433,7 +5453,7 @@
         </w:trPr>
         <w:tc>
           <w:tcPr>
-            <w:tcW w:type="dxa" w:w="1020"/>
+            <w:tcW w:type="dxa" w:w="680"/>
             <w:shd w:val="clear" w:color="auto" w:fill="F2F5FA"/>
             <w:vAlign w:val="center"/>
           </w:tcPr>
@@ -5441,6 +5461,28 @@
             <w:pPr>
               <w:keepNext/>
               <w:spacing w:after="0"/>
+              <w:jc w:val="center"/>
+            </w:pPr>
+            <w:r>
+              <w:rPr>
+                <w:rFonts w:ascii="游ゴシック" w:hAnsi="游ゴシック" w:eastAsia="游ゴシック"/>
+                <w:b w:val="0"/>
+                <w:sz w:val="18"/>
+              </w:rPr>
+              <w:t>31</w:t>
+            </w:r>
+          </w:p>
+        </w:tc>
+        <w:tc>
+          <w:tcPr>
+            <w:tcW w:type="dxa" w:w="1134"/>
+            <w:shd w:val="clear" w:color="auto" w:fill="F2F5FA"/>
+            <w:vAlign w:val="center"/>
+          </w:tcPr>
+          <w:p>
+            <w:pPr>
+              <w:keepNext/>
+              <w:spacing w:after="0"/>
             </w:pPr>
             <w:r>
               <w:rPr>
@@ -5454,7 +5496,7 @@
         </w:tc>
         <w:tc>
           <w:tcPr>
-            <w:tcW w:type="dxa" w:w="2154"/>
+            <w:tcW w:type="dxa" w:w="3061"/>
             <w:shd w:val="clear" w:color="auto" w:fill="F2F5FA"/>
             <w:vAlign w:val="center"/>
           </w:tcPr>
@@ -5475,7 +5517,7 @@
         </w:tc>
         <w:tc>
           <w:tcPr>
-            <w:tcW w:type="dxa" w:w="3628"/>
+            <w:tcW w:type="dxa" w:w="2494"/>
             <w:shd w:val="clear" w:color="auto" w:fill="F2F5FA"/>
             <w:vAlign w:val="center"/>
           </w:tcPr>
@@ -5490,34 +5532,13 @@
                 <w:b w:val="0"/>
                 <w:sz w:val="18"/>
               </w:rPr>
-              <w:t>①調査で「介護職員」に支援相談員・その他の職員を含めて記入したのか、②見える化の令和5・6年度の値が実態より…</w:t>
-            </w:r>
-          </w:p>
-        </w:tc>
-        <w:tc>
-          <w:tcPr>
-            <w:tcW w:type="dxa" w:w="1814"/>
-            <w:shd w:val="clear" w:color="auto" w:fill="F2F5FA"/>
-            <w:vAlign w:val="center"/>
-          </w:tcPr>
-          <w:p>
-            <w:pPr>
-              <w:keepNext/>
-              <w:spacing w:after="0"/>
-            </w:pPr>
-            <w:r>
-              <w:rPr>
-                <w:rFonts w:ascii="游ゴシック" w:hAnsi="游ゴシック" w:eastAsia="游ゴシック"/>
-                <w:b w:val="0"/>
-                <w:sz w:val="18"/>
-              </w:rPr>
               <w:t>提出元の事業所（発注者を経由）</w:t>
             </w:r>
           </w:p>
         </w:tc>
         <w:tc>
           <w:tcPr>
-            <w:tcW w:type="dxa" w:w="1134"/>
+            <w:tcW w:type="dxa" w:w="2381"/>
             <w:shd w:val="clear" w:color="auto" w:fill="F2F5FA"/>
             <w:vAlign w:val="center"/>
           </w:tcPr>
@@ -5543,13 +5564,34 @@
         </w:trPr>
         <w:tc>
           <w:tcPr>
-            <w:tcW w:type="dxa" w:w="1020"/>
+            <w:tcW w:type="dxa" w:w="680"/>
             <w:vAlign w:val="center"/>
           </w:tcPr>
           <w:p>
             <w:pPr>
               <w:keepNext/>
               <w:spacing w:after="0"/>
+              <w:jc w:val="center"/>
+            </w:pPr>
+            <w:r>
+              <w:rPr>
+                <w:rFonts w:ascii="游ゴシック" w:hAnsi="游ゴシック" w:eastAsia="游ゴシック"/>
+                <w:b w:val="0"/>
+                <w:sz w:val="18"/>
+              </w:rPr>
+              <w:t>32</w:t>
+            </w:r>
+          </w:p>
+        </w:tc>
+        <w:tc>
+          <w:tcPr>
+            <w:tcW w:type="dxa" w:w="1134"/>
+            <w:vAlign w:val="center"/>
+          </w:tcPr>
+          <w:p>
+            <w:pPr>
+              <w:keepNext/>
+              <w:spacing w:after="0"/>
             </w:pPr>
             <w:r>
               <w:rPr>
@@ -5563,7 +5605,7 @@
         </w:tc>
         <w:tc>
           <w:tcPr>
-            <w:tcW w:type="dxa" w:w="2154"/>
+            <w:tcW w:type="dxa" w:w="3061"/>
             <w:vAlign w:val="center"/>
           </w:tcPr>
           <w:p>
@@ -5583,7 +5625,7 @@
         </w:tc>
         <w:tc>
           <w:tcPr>
-            <w:tcW w:type="dxa" w:w="3628"/>
+            <w:tcW w:type="dxa" w:w="2494"/>
             <w:vAlign w:val="center"/>
           </w:tcPr>
           <w:p>
@@ -5597,33 +5639,13 @@
                 <w:b w:val="0"/>
                 <w:sz w:val="18"/>
               </w:rPr>
-              <w:t>区域内最大の特定施設が抜けているため、特定施設の入所前の居場所・退去先の集計（新規入所の84.2％が区域外）…</w:t>
-            </w:r>
-          </w:p>
-        </w:tc>
-        <w:tc>
-          <w:tcPr>
-            <w:tcW w:type="dxa" w:w="1814"/>
-            <w:vAlign w:val="center"/>
-          </w:tcPr>
-          <w:p>
-            <w:pPr>
-              <w:keepNext/>
-              <w:spacing w:after="0"/>
-            </w:pPr>
-            <w:r>
-              <w:rPr>
-                <w:rFonts w:ascii="游ゴシック" w:hAnsi="游ゴシック" w:eastAsia="游ゴシック"/>
-                <w:b w:val="0"/>
-                <w:sz w:val="18"/>
-              </w:rPr>
               <w:t>発注者（さわやか東神楽館への照会）</w:t>
             </w:r>
           </w:p>
         </w:tc>
         <w:tc>
           <w:tcPr>
-            <w:tcW w:type="dxa" w:w="1134"/>
+            <w:tcW w:type="dxa" w:w="2381"/>
             <w:vAlign w:val="center"/>
           </w:tcPr>
           <w:p>
@@ -5648,81 +5670,22 @@
         </w:trPr>
         <w:tc>
           <w:tcPr>
-            <w:tcW w:type="dxa" w:w="1020"/>
+            <w:tcW w:type="dxa" w:w="680"/>
             <w:shd w:val="clear" w:color="auto" w:fill="F2F5FA"/>
             <w:vAlign w:val="center"/>
           </w:tcPr>
           <w:p>
             <w:pPr>
               <w:spacing w:after="0"/>
-            </w:pPr>
-            <w:r>
-              <w:rPr>
-                <w:rFonts w:ascii="游ゴシック" w:hAnsi="游ゴシック" w:eastAsia="游ゴシック"/>
-                <w:b w:val="0"/>
-                <w:sz w:val="18"/>
-              </w:rPr>
-              <w:t>②居所</w:t>
-            </w:r>
-          </w:p>
-        </w:tc>
-        <w:tc>
-          <w:tcPr>
-            <w:tcW w:type="dxa" w:w="2154"/>
-            <w:shd w:val="clear" w:color="auto" w:fill="F2F5FA"/>
-            <w:vAlign w:val="center"/>
-          </w:tcPr>
-          <w:p>
-            <w:pPr>
-              <w:spacing w:after="0"/>
-            </w:pPr>
-            <w:r>
-              <w:rPr>
-                <w:rFonts w:ascii="游ゴシック" w:hAnsi="游ゴシック" w:eastAsia="游ゴシック"/>
-                <w:b w:val="0"/>
-                <w:sz w:val="18"/>
-              </w:rPr>
-              <w:t>居所変更実態調査の対象と未回答の施設数</w:t>
-            </w:r>
-          </w:p>
-        </w:tc>
-        <w:tc>
-          <w:tcPr>
-            <w:tcW w:type="dxa" w:w="3628"/>
-            <w:shd w:val="clear" w:color="auto" w:fill="F2F5FA"/>
-            <w:vAlign w:val="center"/>
-          </w:tcPr>
-          <w:p>
-            <w:pPr>
-              <w:spacing w:after="0"/>
-            </w:pPr>
-            <w:r>
-              <w:rPr>
-                <w:rFonts w:ascii="游ゴシック" w:hAnsi="游ゴシック" w:eastAsia="游ゴシック"/>
-                <w:b w:val="0"/>
-                <w:sz w:val="18"/>
-              </w:rPr>
-              <w:t>「26施設・未回答9施設」は、アゼリアハイツ（広域型・ユニット型）及びグループホーム2事業所を未回答として数…</w:t>
-            </w:r>
-          </w:p>
-        </w:tc>
-        <w:tc>
-          <w:tcPr>
-            <w:tcW w:type="dxa" w:w="1814"/>
-            <w:shd w:val="clear" w:color="auto" w:fill="F2F5FA"/>
-            <w:vAlign w:val="center"/>
-          </w:tcPr>
-          <w:p>
-            <w:pPr>
-              <w:spacing w:after="0"/>
-            </w:pPr>
-            <w:r>
-              <w:rPr>
-                <w:rFonts w:ascii="游ゴシック" w:hAnsi="游ゴシック" w:eastAsia="游ゴシック"/>
-                <w:b w:val="0"/>
-                <w:sz w:val="18"/>
-              </w:rPr>
-              <w:t>受託者（北海道の名簿による区域内母数の確定）</w:t>
+              <w:jc w:val="center"/>
+            </w:pPr>
+            <w:r>
+              <w:rPr>
+                <w:rFonts w:ascii="游ゴシック" w:hAnsi="游ゴシック" w:eastAsia="游ゴシック"/>
+                <w:b w:val="0"/>
+                <w:sz w:val="18"/>
+              </w:rPr>
+              <w:t>34</w:t>
             </w:r>
           </w:p>
         </w:tc>
@@ -5742,12 +5705,343 @@
                 <w:b w:val="0"/>
                 <w:sz w:val="18"/>
               </w:rPr>
+              <w:t>②居所</w:t>
+            </w:r>
+          </w:p>
+        </w:tc>
+        <w:tc>
+          <w:tcPr>
+            <w:tcW w:type="dxa" w:w="3061"/>
+            <w:shd w:val="clear" w:color="auto" w:fill="F2F5FA"/>
+            <w:vAlign w:val="center"/>
+          </w:tcPr>
+          <w:p>
+            <w:pPr>
+              <w:spacing w:after="0"/>
+            </w:pPr>
+            <w:r>
+              <w:rPr>
+                <w:rFonts w:ascii="游ゴシック" w:hAnsi="游ゴシック" w:eastAsia="游ゴシック"/>
+                <w:b w:val="0"/>
+                <w:sz w:val="18"/>
+              </w:rPr>
+              <w:t>居所変更実態調査の対象と未回答の施設数</w:t>
+            </w:r>
+          </w:p>
+        </w:tc>
+        <w:tc>
+          <w:tcPr>
+            <w:tcW w:type="dxa" w:w="2494"/>
+            <w:shd w:val="clear" w:color="auto" w:fill="F2F5FA"/>
+            <w:vAlign w:val="center"/>
+          </w:tcPr>
+          <w:p>
+            <w:pPr>
+              <w:spacing w:after="0"/>
+            </w:pPr>
+            <w:r>
+              <w:rPr>
+                <w:rFonts w:ascii="游ゴシック" w:hAnsi="游ゴシック" w:eastAsia="游ゴシック"/>
+                <w:b w:val="0"/>
+                <w:sz w:val="18"/>
+              </w:rPr>
+              <w:t>受託者（北海道の名簿による区域内母数の確定）</w:t>
+            </w:r>
+          </w:p>
+        </w:tc>
+        <w:tc>
+          <w:tcPr>
+            <w:tcW w:type="dxa" w:w="2381"/>
+            <w:shd w:val="clear" w:color="auto" w:fill="F2F5FA"/>
+            <w:vAlign w:val="center"/>
+          </w:tcPr>
+          <w:p>
+            <w:pPr>
+              <w:spacing w:after="0"/>
+            </w:pPr>
+            <w:r>
+              <w:rPr>
+                <w:rFonts w:ascii="游ゴシック" w:hAnsi="游ゴシック" w:eastAsia="游ゴシック"/>
+                <w:b w:val="0"/>
+                <w:sz w:val="18"/>
+              </w:rPr>
               <w:t>―</w:t>
             </w:r>
           </w:p>
         </w:tc>
       </w:tr>
     </w:tbl>
+    <w:p>
+      <w:pPr>
+        <w:spacing w:after="80"/>
+      </w:pPr>
+      <w:r>
+        <w:rPr>
+          <w:rFonts w:ascii="游ゴシック" w:hAnsi="游ゴシック" w:eastAsia="游ゴシック"/>
+          <w:sz w:val="21"/>
+        </w:rPr>
+      </w:r>
+    </w:p>
+    <w:p>
+      <w:pPr>
+        <w:spacing w:after="80"/>
+      </w:pPr>
+      <w:r>
+        <w:rPr>
+          <w:rFonts w:ascii="游ゴシック" w:hAnsi="游ゴシック" w:eastAsia="游ゴシック"/>
+          <w:b w:val="0"/>
+          <w:sz w:val="21"/>
+        </w:rPr>
+        <w:t>決めることは次のとおりです。</w:t>
+      </w:r>
+    </w:p>
+    <w:p>
+      <w:pPr>
+        <w:spacing w:after="80"/>
+      </w:pPr>
+      <w:r>
+        <w:rPr>
+          <w:rFonts w:ascii="游ゴシック" w:hAnsi="游ゴシック" w:eastAsia="游ゴシック"/>
+          <w:b/>
+          <w:sz w:val="21"/>
+        </w:rPr>
+        <w:t>No.1　③人材　有料老人ホーム華／ヘルパーステーションフラワー</w:t>
+      </w:r>
+    </w:p>
+    <w:p>
+      <w:pPr>
+        <w:spacing w:after="80"/>
+      </w:pPr>
+      <w:r>
+        <w:rPr>
+          <w:rFonts w:ascii="游ゴシック" w:hAnsi="游ゴシック" w:eastAsia="游ゴシック"/>
+          <w:b w:val="0"/>
+          <w:sz w:val="21"/>
+        </w:rPr>
+        <w:t>2事業所の職員を単純に合計すると13人が二重に計上される。同じ構造の「有料老人ホームびえいの郷（1人）とシルバーハウス訪問介護事業所（13人）」は分けて記入されており、サービス付高齢者住宅ゆうも0人である。住宅型有料老人ホームは介護保険の指定サービスではなく、見える化のK系列にも従事者数の系列にも現れない（10シート）。</w:t>
+      </w:r>
+    </w:p>
+    <w:p>
+      <w:pPr>
+        <w:spacing w:after="80"/>
+      </w:pPr>
+      <w:r>
+        <w:rPr>
+          <w:rFonts w:ascii="游ゴシック" w:hAnsi="游ゴシック" w:eastAsia="游ゴシック"/>
+          <w:b w:val="0"/>
+          <w:sz w:val="21"/>
+        </w:rPr>
+        <w:t>併設の訪問介護が介護を提供する形であれば、実数は訪問系の13人であり、有料老人ホーム華の13人は重複となる。受託者は、訪問系13人を実数とし有料側を重複として除いた348人を用いることを案とする。実数を照会のうえ確定する。確定した数値は第2章第6節（介護人材）の介護職員数に用いる。</w:t>
+      </w:r>
+    </w:p>
+    <w:p>
+      <w:pPr>
+        <w:spacing w:after="80"/>
+      </w:pPr>
+      <w:r>
+        <w:rPr>
+          <w:rFonts w:ascii="游ゴシック" w:hAnsi="游ゴシック" w:eastAsia="游ゴシック"/>
+          <w:b w:val="0"/>
+          <w:sz w:val="21"/>
+        </w:rPr>
+        <w:t>令和8年8月5日に受領したグループホームびえいの郷の公表画面により、シルバーハウス株式会社は訪問介護（美瑛町大町2丁目5番28号）とグループホーム（同5番14号）を別の所在地で運営し、住宅型有料老人ホームびえいの郷は訪問介護と同じ5番28号にあることが確認された。併設の訪問介護が介護を提供する構造が裏付けられた。</w:t>
+      </w:r>
+    </w:p>
+    <w:p>
+      <w:pPr>
+        <w:spacing w:after="80"/>
+      </w:pPr>
+      <w:r>
+        <w:rPr>
+          <w:rFonts w:ascii="游ゴシック" w:hAnsi="游ゴシック" w:eastAsia="游ゴシック"/>
+          <w:b w:val="0"/>
+          <w:sz w:val="21"/>
+        </w:rPr>
+        <w:t>令和8年8月6日に受領したヘルパーステーションフラワーの公表画面（記入日 令和7年10月29日）により、訪問介護員等の実人数13人・常勤8人・非常勤5人、前年度の採用者数7人・退職者数2人が確認された。調査の訪問系の票と実人数・常勤・非常勤・採用・離職のすべてが一致する。</w:t>
+      </w:r>
+    </w:p>
+    <w:p>
+      <w:pPr>
+        <w:spacing w:after="80"/>
+      </w:pPr>
+      <w:r>
+        <w:rPr>
+          <w:rFonts w:ascii="游ゴシック" w:hAnsi="游ゴシック" w:eastAsia="游ゴシック"/>
+          <w:b w:val="0"/>
+          <w:sz w:val="21"/>
+        </w:rPr>
+        <w:t>訪問介護事業所の側の13人が実在の値であることが裏づけられた（住まいと施設の公表名簿との突合 11シート）。ただし公表制度の対象は指定サービスであり、有料老人ホーム華（住宅型有料老人ホーム）は対象外であるため、華の側が0であることを公表データで確かめることはできない。確定にはなお提出元への確認を要する。</w:t>
+      </w:r>
+    </w:p>
+    <w:p>
+      <w:pPr>
+        <w:spacing w:after="80"/>
+      </w:pPr>
+      <w:r>
+        <w:rPr>
+          <w:rFonts w:ascii="游ゴシック" w:hAnsi="游ゴシック" w:eastAsia="游ゴシック"/>
+          <w:b w:val="0"/>
+          <w:sz w:val="21"/>
+        </w:rPr>
+        <w:t>なお、同じ構造の株式会社オレンジサポート（住宅型有料老人ホームひばりの森・グループホームひばり・指定訪問介護事業所ひばりが同一敷地）については、施設票の9人（常勤7・非常勤2・採用3・離職0）と訪問介護の公表画面の12人（常勤11・非常勤1・採用0・退職1）が異なる数値であり、転記ではない。</w:t>
+      </w:r>
+    </w:p>
+    <w:p>
+      <w:pPr>
+        <w:spacing w:after="80"/>
+      </w:pPr>
+      <w:r>
+        <w:rPr>
+          <w:rFonts w:ascii="游ゴシック" w:hAnsi="游ゴシック" w:eastAsia="游ゴシック"/>
+          <w:b w:val="0"/>
+          <w:sz w:val="21"/>
+        </w:rPr>
+        <w:t>ただし訪問介護12人のうち11人が兼務であるため、施設票の職員との重複の有無は確かめられていない。</w:t>
+      </w:r>
+    </w:p>
+    <w:p>
+      <w:pPr>
+        <w:spacing w:after="80"/>
+      </w:pPr>
+      <w:r>
+        <w:rPr>
+          <w:rFonts w:ascii="游ゴシック" w:hAnsi="游ゴシック" w:eastAsia="游ゴシック"/>
+          <w:b/>
+          <w:sz w:val="21"/>
+        </w:rPr>
+        <w:t>No.2　①在宅　利用者票の回答の偏り</w:t>
+      </w:r>
+    </w:p>
+    <w:p>
+      <w:pPr>
+        <w:spacing w:after="80"/>
+      </w:pPr>
+      <w:r>
+        <w:rPr>
+          <w:rFonts w:ascii="游ゴシック" w:hAnsi="游ゴシック" w:eastAsia="游ゴシック"/>
+          <w:b w:val="0"/>
+          <w:sz w:val="21"/>
+        </w:rPr>
+        <w:t>回答者が自らのサービス種別を推奨する構造になっているため、44件をそのまま小規模多機能の需要として第6章第2節の見込量に用いると過大となる。提出元を除いた集計（13件）を併記し、本文には「回答事業所の構成による偏りがある」旨を明記する。</w:t>
+      </w:r>
+    </w:p>
+    <w:p>
+      <w:pPr>
+        <w:spacing w:after="80"/>
+      </w:pPr>
+      <w:r>
+        <w:rPr>
+          <w:rFonts w:ascii="游ゴシック" w:hAnsi="游ゴシック" w:eastAsia="游ゴシック"/>
+          <w:b/>
+          <w:sz w:val="21"/>
+        </w:rPr>
+        <w:t>No.3　①在宅　利用者の所在地区（Q1_0）</w:t>
+      </w:r>
+    </w:p>
+    <w:p>
+      <w:pPr>
+        <w:spacing w:after="80"/>
+      </w:pPr>
+      <w:r>
+        <w:rPr>
+          <w:rFonts w:ascii="游ゴシック" w:hAnsi="游ゴシック" w:eastAsia="游ゴシック"/>
+          <w:b w:val="0"/>
+          <w:sz w:val="21"/>
+        </w:rPr>
+        <w:t>地区別・日常生活圏域別の集計ができない。第1章第7節（日常生活圏域）及び第2章の地域分析に用いられない。地区の定義（小学校区か市街地・郊外か）を定めたうえで、事業所に再照会するか、地区別の分析を行わないかを決める。</w:t>
+      </w:r>
+    </w:p>
+    <w:p>
+      <w:pPr>
+        <w:spacing w:after="80"/>
+      </w:pPr>
+      <w:r>
+        <w:rPr>
+          <w:rFonts w:ascii="游ゴシック" w:hAnsi="游ゴシック" w:eastAsia="游ゴシック"/>
+          <w:b/>
+          <w:sz w:val="21"/>
+        </w:rPr>
+        <w:t>No.31　③人材　老健・通所リハの介護職員数と見える化の乖離</w:t>
+      </w:r>
+    </w:p>
+    <w:p>
+      <w:pPr>
+        <w:spacing w:after="80"/>
+      </w:pPr>
+      <w:r>
+        <w:rPr>
+          <w:rFonts w:ascii="游ゴシック" w:hAnsi="游ゴシック" w:eastAsia="游ゴシック"/>
+          <w:b w:val="0"/>
+          <w:sz w:val="21"/>
+        </w:rPr>
+        <w:t>①調査で「介護職員」に支援相談員・その他の職員を含めて記入したのか、②見える化の令和5・6年度の値が実態より低いのかを確認する。第2章第6節では「介護老人福祉施設の従事者数は平成29年度116人から令和6年度105人へ9.5％減少」と記述しており、老健の従事者数の推移を同じ枠組みで記述できるかどうかが変わる。調査票の職種の範囲を事業所に照会する。</w:t>
+      </w:r>
+    </w:p>
+    <w:p>
+      <w:pPr>
+        <w:spacing w:after="80"/>
+      </w:pPr>
+      <w:r>
+        <w:rPr>
+          <w:rFonts w:ascii="游ゴシック" w:hAnsi="游ゴシック" w:eastAsia="游ゴシック"/>
+          <w:b/>
+          <w:sz w:val="21"/>
+        </w:rPr>
+        <w:t>No.32　②居所　特定施設の1施設が回答していない</w:t>
+      </w:r>
+    </w:p>
+    <w:p>
+      <w:pPr>
+        <w:spacing w:after="80"/>
+      </w:pPr>
+      <w:r>
+        <w:rPr>
+          <w:rFonts w:ascii="游ゴシック" w:hAnsi="游ゴシック" w:eastAsia="游ゴシック"/>
+          <w:b w:val="0"/>
+          <w:sz w:val="21"/>
+        </w:rPr>
+        <w:t>区域内最大の特定施設が抜けているため、特定施設の入所前の居場所・退去先の集計（新規入所の84.2％が区域外）は定員56人分に基づくものである。令和8年8月5日に同施設の公表画面（記入日 令和7年10月6日）を受領し、定員100人・入居者97人・要介護度別の内訳・介護職員31人・昨年度の退居者22人を確認した。</w:t>
+      </w:r>
+    </w:p>
+    <w:p>
+      <w:pPr>
+        <w:spacing w:after="80"/>
+      </w:pPr>
+      <w:r>
+        <w:rPr>
+          <w:rFonts w:ascii="游ゴシック" w:hAnsi="游ゴシック" w:eastAsia="游ゴシック"/>
+          <w:b w:val="0"/>
+          <w:sz w:val="21"/>
+        </w:rPr>
+        <w:t>供給量と職員数は補えたが、入所前の居場所と退去先は公表されていないため補えない。配布したが回収できなかったのか、配布先から漏れていたのかを確認する（住まいと施設の公表名簿との突合 05・10シート）。</w:t>
+      </w:r>
+    </w:p>
+    <w:p>
+      <w:pPr>
+        <w:spacing w:after="80"/>
+      </w:pPr>
+      <w:r>
+        <w:rPr>
+          <w:rFonts w:ascii="游ゴシック" w:hAnsi="游ゴシック" w:eastAsia="游ゴシック"/>
+          <w:b/>
+          <w:sz w:val="21"/>
+        </w:rPr>
+        <w:t>No.34　②居所　居所変更実態調査の対象と未回答の施設数</w:t>
+      </w:r>
+    </w:p>
+    <w:p>
+      <w:pPr>
+        <w:spacing w:after="80"/>
+      </w:pPr>
+      <w:r>
+        <w:rPr>
+          <w:rFonts w:ascii="游ゴシック" w:hAnsi="游ゴシック" w:eastAsia="游ゴシック"/>
+          <w:b w:val="0"/>
+          <w:sz w:val="21"/>
+        </w:rPr>
+        <w:t>「26施設・未回答9施設」は、アゼリアハイツ（広域型・ユニット型）及びグループホーム2事業所を未回答として数えていなかったことによる誤りである。令和8年8月5日に31施設・回答18・未回答13へ訂正した。対象・回答・未回答の施設名は住まいと施設の公表名簿との突合05シートに固定する。</w:t>
+      </w:r>
+    </w:p>
     <w:p>
       <w:pPr>
         <w:keepNext/>
@@ -15981,2373 +16275,6 @@
         <w:t>は、実施済み3調査の受領点検と集計 02 点検で見つかった事項の「重要度」が「重大」のものをご覧ください。確認主体・期限・反映先を列として持っています。</w:t>
       </w:r>
     </w:p>
-    <w:p>
-      <w:pPr>
-        <w:keepNext/>
-        <w:pageBreakBefore/>
-        <w:spacing w:before="0" w:after="120"/>
-      </w:pPr>
-      <w:r>
-        <w:rPr>
-          <w:rFonts w:ascii="游ゴシック" w:hAnsi="游ゴシック" w:eastAsia="游ゴシック"/>
-          <w:b/>
-          <w:color w:val="1F3864"/>
-          <w:sz w:val="26"/>
-        </w:rPr>
-        <w:t>（参考）　本資料の自己点検</w:t>
-      </w:r>
-    </w:p>
-    <w:p>
-      <w:pPr>
-        <w:spacing w:after="80"/>
-      </w:pPr>
-      <w:r>
-        <w:rPr>
-          <w:rFonts w:ascii="游ゴシック" w:hAnsi="游ゴシック" w:eastAsia="游ゴシック"/>
-          <w:b w:val="0"/>
-          <w:sz w:val="21"/>
-        </w:rPr>
-        <w:t>本資料の数値と記述が、業務工程管理表・サービス見込量の算定及び実施済み調査 結果報告書と合っていることを機械で確かめた結果です。1件でも不適合があれば作成を止めます。</w:t>
-      </w:r>
-    </w:p>
-    <w:p>
-      <w:pPr>
-        <w:keepNext/>
-        <w:spacing w:before="160" w:after="40"/>
-      </w:pPr>
-      <w:r>
-        <w:rPr>
-          <w:rFonts w:ascii="游ゴシック" w:hAnsi="游ゴシック" w:eastAsia="游ゴシック"/>
-          <w:b/>
-          <w:sz w:val="20"/>
-        </w:rPr>
-        <w:t>表20　自己点検の結果（26件）</w:t>
-      </w:r>
-    </w:p>
-    <w:tbl>
-      <w:tblPr>
-        <w:tblStyle w:val="TableGrid"/>
-        <w:tblW w:type="auto" w:w="0"/>
-        <w:jc w:val="center"/>
-        <w:tblLayout w:type="fixed"/>
-        <w:tblCellMar>
-          <w:top w:w="34" w:type="dxa"/>
-          <w:left w:w="68" w:type="dxa"/>
-          <w:bottom w:w="34" w:type="dxa"/>
-          <w:right w:w="68" w:type="dxa"/>
-        </w:tblCellMar>
-        <w:tblLook w:firstColumn="1" w:firstRow="1" w:lastColumn="0" w:lastRow="0" w:noHBand="0" w:noVBand="1" w:val="04A0"/>
-      </w:tblPr>
-      <w:tblGrid>
-        <w:gridCol w:w="2438"/>
-        <w:gridCol w:w="2438"/>
-        <w:gridCol w:w="2438"/>
-        <w:gridCol w:w="2438"/>
-      </w:tblGrid>
-      <w:tr>
-        <w:trPr>
-          <w:tblHeader/>
-        </w:trPr>
-        <w:tc>
-          <w:tcPr>
-            <w:tcW w:type="dxa" w:w="680"/>
-            <w:shd w:val="clear" w:color="auto" w:fill="1F3864"/>
-            <w:vAlign w:val="center"/>
-          </w:tcPr>
-          <w:p>
-            <w:pPr>
-              <w:spacing w:after="0"/>
-              <w:jc w:val="center"/>
-            </w:pPr>
-            <w:r>
-              <w:rPr>
-                <w:rFonts w:ascii="游ゴシック" w:hAnsi="游ゴシック" w:eastAsia="游ゴシック"/>
-                <w:b/>
-                <w:color w:val="FFFFFF"/>
-                <w:sz w:val="18"/>
-              </w:rPr>
-              <w:t>No.</w:t>
-            </w:r>
-          </w:p>
-        </w:tc>
-        <w:tc>
-          <w:tcPr>
-            <w:tcW w:type="dxa" w:w="4309"/>
-            <w:shd w:val="clear" w:color="auto" w:fill="1F3864"/>
-            <w:vAlign w:val="center"/>
-          </w:tcPr>
-          <w:p>
-            <w:pPr>
-              <w:spacing w:after="0"/>
-              <w:jc w:val="center"/>
-            </w:pPr>
-            <w:r>
-              <w:rPr>
-                <w:rFonts w:ascii="游ゴシック" w:hAnsi="游ゴシック" w:eastAsia="游ゴシック"/>
-                <w:b/>
-                <w:color w:val="FFFFFF"/>
-                <w:sz w:val="18"/>
-              </w:rPr>
-              <w:t>確かめたこと</w:t>
-            </w:r>
-          </w:p>
-        </w:tc>
-        <w:tc>
-          <w:tcPr>
-            <w:tcW w:type="dxa" w:w="3628"/>
-            <w:shd w:val="clear" w:color="auto" w:fill="1F3864"/>
-            <w:vAlign w:val="center"/>
-          </w:tcPr>
-          <w:p>
-            <w:pPr>
-              <w:spacing w:after="0"/>
-              <w:jc w:val="center"/>
-            </w:pPr>
-            <w:r>
-              <w:rPr>
-                <w:rFonts w:ascii="游ゴシック" w:hAnsi="游ゴシック" w:eastAsia="游ゴシック"/>
-                <w:b/>
-                <w:color w:val="FFFFFF"/>
-                <w:sz w:val="18"/>
-              </w:rPr>
-              <w:t>結果</w:t>
-            </w:r>
-          </w:p>
-        </w:tc>
-        <w:tc>
-          <w:tcPr>
-            <w:tcW w:type="dxa" w:w="1134"/>
-            <w:shd w:val="clear" w:color="auto" w:fill="1F3864"/>
-            <w:vAlign w:val="center"/>
-          </w:tcPr>
-          <w:p>
-            <w:pPr>
-              <w:spacing w:after="0"/>
-              <w:jc w:val="center"/>
-            </w:pPr>
-            <w:r>
-              <w:rPr>
-                <w:rFonts w:ascii="游ゴシック" w:hAnsi="游ゴシック" w:eastAsia="游ゴシック"/>
-                <w:b/>
-                <w:color w:val="FFFFFF"/>
-                <w:sz w:val="18"/>
-              </w:rPr>
-              <w:t>判定</w:t>
-            </w:r>
-          </w:p>
-        </w:tc>
-      </w:tr>
-      <w:tr>
-        <w:trPr>
-          <w:cantSplit/>
-        </w:trPr>
-        <w:tc>
-          <w:tcPr>
-            <w:tcW w:type="dxa" w:w="680"/>
-            <w:vAlign w:val="center"/>
-          </w:tcPr>
-          <w:p>
-            <w:pPr>
-              <w:spacing w:after="0"/>
-              <w:jc w:val="center"/>
-            </w:pPr>
-            <w:r>
-              <w:rPr>
-                <w:rFonts w:ascii="游ゴシック" w:hAnsi="游ゴシック" w:eastAsia="游ゴシック"/>
-                <w:b w:val="0"/>
-                <w:sz w:val="18"/>
-              </w:rPr>
-              <w:t>1</w:t>
-            </w:r>
-          </w:p>
-        </w:tc>
-        <w:tc>
-          <w:tcPr>
-            <w:tcW w:type="dxa" w:w="4309"/>
-            <w:vAlign w:val="center"/>
-          </w:tcPr>
-          <w:p>
-            <w:pPr>
-              <w:spacing w:after="0"/>
-            </w:pPr>
-            <w:r>
-              <w:rPr>
-                <w:rFonts w:ascii="游ゴシック" w:hAnsi="游ゴシック" w:eastAsia="游ゴシック"/>
-                <w:b w:val="0"/>
-                <w:sz w:val="18"/>
-              </w:rPr>
-              <w:t>お尋ねの5項目に対応する節があること</w:t>
-            </w:r>
-          </w:p>
-        </w:tc>
-        <w:tc>
-          <w:tcPr>
-            <w:tcW w:type="dxa" w:w="3628"/>
-            <w:vAlign w:val="center"/>
-          </w:tcPr>
-          <w:p>
-            <w:pPr>
-              <w:spacing w:after="0"/>
-            </w:pPr>
-            <w:r>
-              <w:rPr>
-                <w:rFonts w:ascii="游ゴシック" w:hAnsi="游ゴシック" w:eastAsia="游ゴシック"/>
-                <w:b w:val="0"/>
-                <w:sz w:val="18"/>
-              </w:rPr>
-              <w:t>第2節から第7節＋管理資料（第8節）</w:t>
-            </w:r>
-          </w:p>
-        </w:tc>
-        <w:tc>
-          <w:tcPr>
-            <w:tcW w:type="dxa" w:w="1134"/>
-            <w:vAlign w:val="center"/>
-          </w:tcPr>
-          <w:p>
-            <w:pPr>
-              <w:spacing w:after="0"/>
-              <w:jc w:val="center"/>
-            </w:pPr>
-            <w:r>
-              <w:rPr>
-                <w:rFonts w:ascii="游ゴシック" w:hAnsi="游ゴシック" w:eastAsia="游ゴシック"/>
-                <w:b w:val="0"/>
-                <w:sz w:val="18"/>
-              </w:rPr>
-              <w:t>適合</w:t>
-            </w:r>
-          </w:p>
-        </w:tc>
-      </w:tr>
-      <w:tr>
-        <w:trPr>
-          <w:cantSplit/>
-        </w:trPr>
-        <w:tc>
-          <w:tcPr>
-            <w:tcW w:type="dxa" w:w="680"/>
-            <w:shd w:val="clear" w:color="auto" w:fill="F2F5FA"/>
-            <w:vAlign w:val="center"/>
-          </w:tcPr>
-          <w:p>
-            <w:pPr>
-              <w:spacing w:after="0"/>
-              <w:jc w:val="center"/>
-            </w:pPr>
-            <w:r>
-              <w:rPr>
-                <w:rFonts w:ascii="游ゴシック" w:hAnsi="游ゴシック" w:eastAsia="游ゴシック"/>
-                <w:b w:val="0"/>
-                <w:sz w:val="18"/>
-              </w:rPr>
-              <w:t>2</w:t>
-            </w:r>
-          </w:p>
-        </w:tc>
-        <w:tc>
-          <w:tcPr>
-            <w:tcW w:type="dxa" w:w="4309"/>
-            <w:shd w:val="clear" w:color="auto" w:fill="F2F5FA"/>
-            <w:vAlign w:val="center"/>
-          </w:tcPr>
-          <w:p>
-            <w:pPr>
-              <w:spacing w:after="0"/>
-            </w:pPr>
-            <w:r>
-              <w:rPr>
-                <w:rFonts w:ascii="游ゴシック" w:hAnsi="游ゴシック" w:eastAsia="游ゴシック"/>
-                <w:b w:val="0"/>
-                <w:sz w:val="18"/>
-              </w:rPr>
-              <w:t>確認事項を業務工程管理表から読んでいること</w:t>
-            </w:r>
-          </w:p>
-        </w:tc>
-        <w:tc>
-          <w:tcPr>
-            <w:tcW w:type="dxa" w:w="3628"/>
-            <w:shd w:val="clear" w:color="auto" w:fill="F2F5FA"/>
-            <w:vAlign w:val="center"/>
-          </w:tcPr>
-          <w:p>
-            <w:pPr>
-              <w:spacing w:after="0"/>
-            </w:pPr>
-            <w:r>
-              <w:rPr>
-                <w:rFonts w:ascii="游ゴシック" w:hAnsi="游ゴシック" w:eastAsia="游ゴシック"/>
-                <w:b w:val="0"/>
-                <w:sz w:val="18"/>
-              </w:rPr>
-              <w:t>全173件・未決160件</w:t>
-            </w:r>
-          </w:p>
-        </w:tc>
-        <w:tc>
-          <w:tcPr>
-            <w:tcW w:type="dxa" w:w="1134"/>
-            <w:shd w:val="clear" w:color="auto" w:fill="F2F5FA"/>
-            <w:vAlign w:val="center"/>
-          </w:tcPr>
-          <w:p>
-            <w:pPr>
-              <w:spacing w:after="0"/>
-              <w:jc w:val="center"/>
-            </w:pPr>
-            <w:r>
-              <w:rPr>
-                <w:rFonts w:ascii="游ゴシック" w:hAnsi="游ゴシック" w:eastAsia="游ゴシック"/>
-                <w:b w:val="0"/>
-                <w:sz w:val="18"/>
-              </w:rPr>
-              <w:t>適合</w:t>
-            </w:r>
-          </w:p>
-        </w:tc>
-      </w:tr>
-      <w:tr>
-        <w:trPr>
-          <w:cantSplit/>
-        </w:trPr>
-        <w:tc>
-          <w:tcPr>
-            <w:tcW w:type="dxa" w:w="680"/>
-            <w:vAlign w:val="center"/>
-          </w:tcPr>
-          <w:p>
-            <w:pPr>
-              <w:spacing w:after="0"/>
-              <w:jc w:val="center"/>
-            </w:pPr>
-            <w:r>
-              <w:rPr>
-                <w:rFonts w:ascii="游ゴシック" w:hAnsi="游ゴシック" w:eastAsia="游ゴシック"/>
-                <w:b w:val="0"/>
-                <w:sz w:val="18"/>
-              </w:rPr>
-              <w:t>3</w:t>
-            </w:r>
-          </w:p>
-        </w:tc>
-        <w:tc>
-          <w:tcPr>
-            <w:tcW w:type="dxa" w:w="4309"/>
-            <w:vAlign w:val="center"/>
-          </w:tcPr>
-          <w:p>
-            <w:pPr>
-              <w:spacing w:after="0"/>
-            </w:pPr>
-            <w:r>
-              <w:rPr>
-                <w:rFonts w:ascii="游ゴシック" w:hAnsi="游ゴシック" w:eastAsia="游ゴシック"/>
-                <w:b w:val="0"/>
-                <w:sz w:val="18"/>
-              </w:rPr>
-              <w:t>確認事項の番号に欠番・重複がないこと</w:t>
-            </w:r>
-          </w:p>
-        </w:tc>
-        <w:tc>
-          <w:tcPr>
-            <w:tcW w:type="dxa" w:w="3628"/>
-            <w:vAlign w:val="center"/>
-          </w:tcPr>
-          <w:p>
-            <w:pPr>
-              <w:spacing w:after="0"/>
-            </w:pPr>
-            <w:r>
-              <w:rPr>
-                <w:rFonts w:ascii="游ゴシック" w:hAnsi="游ゴシック" w:eastAsia="游ゴシック"/>
-                <w:b w:val="0"/>
-                <w:sz w:val="18"/>
-              </w:rPr>
-              <w:t>No.1〜No.173</w:t>
-            </w:r>
-          </w:p>
-        </w:tc>
-        <w:tc>
-          <w:tcPr>
-            <w:tcW w:type="dxa" w:w="1134"/>
-            <w:vAlign w:val="center"/>
-          </w:tcPr>
-          <w:p>
-            <w:pPr>
-              <w:spacing w:after="0"/>
-              <w:jc w:val="center"/>
-            </w:pPr>
-            <w:r>
-              <w:rPr>
-                <w:rFonts w:ascii="游ゴシック" w:hAnsi="游ゴシック" w:eastAsia="游ゴシック"/>
-                <w:b w:val="0"/>
-                <w:sz w:val="18"/>
-              </w:rPr>
-              <w:t>適合</w:t>
-            </w:r>
-          </w:p>
-        </w:tc>
-      </w:tr>
-      <w:tr>
-        <w:trPr>
-          <w:cantSplit/>
-        </w:trPr>
-        <w:tc>
-          <w:tcPr>
-            <w:tcW w:type="dxa" w:w="680"/>
-            <w:shd w:val="clear" w:color="auto" w:fill="F2F5FA"/>
-            <w:vAlign w:val="center"/>
-          </w:tcPr>
-          <w:p>
-            <w:pPr>
-              <w:spacing w:after="0"/>
-              <w:jc w:val="center"/>
-            </w:pPr>
-            <w:r>
-              <w:rPr>
-                <w:rFonts w:ascii="游ゴシック" w:hAnsi="游ゴシック" w:eastAsia="游ゴシック"/>
-                <w:b w:val="0"/>
-                <w:sz w:val="18"/>
-              </w:rPr>
-              <w:t>4</w:t>
-            </w:r>
-          </w:p>
-        </w:tc>
-        <w:tc>
-          <w:tcPr>
-            <w:tcW w:type="dxa" w:w="4309"/>
-            <w:shd w:val="clear" w:color="auto" w:fill="F2F5FA"/>
-            <w:vAlign w:val="center"/>
-          </w:tcPr>
-          <w:p>
-            <w:pPr>
-              <w:spacing w:after="0"/>
-            </w:pPr>
-            <w:r>
-              <w:rPr>
-                <w:rFonts w:ascii="游ゴシック" w:hAnsi="游ゴシック" w:eastAsia="游ゴシック"/>
-                <w:b w:val="0"/>
-                <w:sz w:val="18"/>
-              </w:rPr>
-              <w:t>未決の全件に決まらない場合の扱いがあること</w:t>
-            </w:r>
-          </w:p>
-        </w:tc>
-        <w:tc>
-          <w:tcPr>
-            <w:tcW w:type="dxa" w:w="3628"/>
-            <w:shd w:val="clear" w:color="auto" w:fill="F2F5FA"/>
-            <w:vAlign w:val="center"/>
-          </w:tcPr>
-          <w:p>
-            <w:pPr>
-              <w:spacing w:after="0"/>
-            </w:pPr>
-            <w:r>
-              <w:rPr>
-                <w:rFonts w:ascii="游ゴシック" w:hAnsi="游ゴシック" w:eastAsia="游ゴシック"/>
-                <w:b w:val="0"/>
-                <w:sz w:val="18"/>
-              </w:rPr>
-              <w:t>扱いのないもの なし</w:t>
-            </w:r>
-          </w:p>
-        </w:tc>
-        <w:tc>
-          <w:tcPr>
-            <w:tcW w:type="dxa" w:w="1134"/>
-            <w:shd w:val="clear" w:color="auto" w:fill="F2F5FA"/>
-            <w:vAlign w:val="center"/>
-          </w:tcPr>
-          <w:p>
-            <w:pPr>
-              <w:spacing w:after="0"/>
-              <w:jc w:val="center"/>
-            </w:pPr>
-            <w:r>
-              <w:rPr>
-                <w:rFonts w:ascii="游ゴシック" w:hAnsi="游ゴシック" w:eastAsia="游ゴシック"/>
-                <w:b w:val="0"/>
-                <w:sz w:val="18"/>
-              </w:rPr>
-              <w:t>適合</w:t>
-            </w:r>
-          </w:p>
-        </w:tc>
-      </w:tr>
-      <w:tr>
-        <w:trPr>
-          <w:cantSplit/>
-        </w:trPr>
-        <w:tc>
-          <w:tcPr>
-            <w:tcW w:type="dxa" w:w="680"/>
-            <w:vAlign w:val="center"/>
-          </w:tcPr>
-          <w:p>
-            <w:pPr>
-              <w:spacing w:after="0"/>
-              <w:jc w:val="center"/>
-            </w:pPr>
-            <w:r>
-              <w:rPr>
-                <w:rFonts w:ascii="游ゴシック" w:hAnsi="游ゴシック" w:eastAsia="游ゴシック"/>
-                <w:b w:val="0"/>
-                <w:sz w:val="18"/>
-              </w:rPr>
-              <w:t>5</w:t>
-            </w:r>
-          </w:p>
-        </w:tc>
-        <w:tc>
-          <w:tcPr>
-            <w:tcW w:type="dxa" w:w="4309"/>
-            <w:vAlign w:val="center"/>
-          </w:tcPr>
-          <w:p>
-            <w:pPr>
-              <w:spacing w:after="0"/>
-            </w:pPr>
-            <w:r>
-              <w:rPr>
-                <w:rFonts w:ascii="游ゴシック" w:hAnsi="游ゴシック" w:eastAsia="游ゴシック"/>
-                <w:b w:val="0"/>
-                <w:sz w:val="18"/>
-              </w:rPr>
-              <w:t>結果報告書の未確定事項を同報告書から読んでいること</w:t>
-            </w:r>
-          </w:p>
-        </w:tc>
-        <w:tc>
-          <w:tcPr>
-            <w:tcW w:type="dxa" w:w="3628"/>
-            <w:vAlign w:val="center"/>
-          </w:tcPr>
-          <w:p>
-            <w:pPr>
-              <w:spacing w:after="0"/>
-            </w:pPr>
-            <w:r>
-              <w:rPr>
-                <w:rFonts w:ascii="游ゴシック" w:hAnsi="游ゴシック" w:eastAsia="游ゴシック"/>
-                <w:b w:val="0"/>
-                <w:sz w:val="18"/>
-              </w:rPr>
-              <w:t>9件</w:t>
-            </w:r>
-          </w:p>
-        </w:tc>
-        <w:tc>
-          <w:tcPr>
-            <w:tcW w:type="dxa" w:w="1134"/>
-            <w:vAlign w:val="center"/>
-          </w:tcPr>
-          <w:p>
-            <w:pPr>
-              <w:spacing w:after="0"/>
-              <w:jc w:val="center"/>
-            </w:pPr>
-            <w:r>
-              <w:rPr>
-                <w:rFonts w:ascii="游ゴシック" w:hAnsi="游ゴシック" w:eastAsia="游ゴシック"/>
-                <w:b w:val="0"/>
-                <w:sz w:val="18"/>
-              </w:rPr>
-              <w:t>適合</w:t>
-            </w:r>
-          </w:p>
-        </w:tc>
-      </w:tr>
-      <w:tr>
-        <w:trPr>
-          <w:cantSplit/>
-        </w:trPr>
-        <w:tc>
-          <w:tcPr>
-            <w:tcW w:type="dxa" w:w="680"/>
-            <w:shd w:val="clear" w:color="auto" w:fill="F2F5FA"/>
-            <w:vAlign w:val="center"/>
-          </w:tcPr>
-          <w:p>
-            <w:pPr>
-              <w:spacing w:after="0"/>
-              <w:jc w:val="center"/>
-            </w:pPr>
-            <w:r>
-              <w:rPr>
-                <w:rFonts w:ascii="游ゴシック" w:hAnsi="游ゴシック" w:eastAsia="游ゴシック"/>
-                <w:b w:val="0"/>
-                <w:sz w:val="18"/>
-              </w:rPr>
-              <w:t>6</w:t>
-            </w:r>
-          </w:p>
-        </w:tc>
-        <w:tc>
-          <w:tcPr>
-            <w:tcW w:type="dxa" w:w="4309"/>
-            <w:shd w:val="clear" w:color="auto" w:fill="F2F5FA"/>
-            <w:vAlign w:val="center"/>
-          </w:tcPr>
-          <w:p>
-            <w:pPr>
-              <w:spacing w:after="0"/>
-            </w:pPr>
-            <w:r>
-              <w:rPr>
-                <w:rFonts w:ascii="游ゴシック" w:hAnsi="游ゴシック" w:eastAsia="游ゴシック"/>
-                <w:b w:val="0"/>
-                <w:sz w:val="18"/>
-              </w:rPr>
-              <w:t>未確定事項の全件に確認主体が結び付いていること</w:t>
-            </w:r>
-          </w:p>
-        </w:tc>
-        <w:tc>
-          <w:tcPr>
-            <w:tcW w:type="dxa" w:w="3628"/>
-            <w:shd w:val="clear" w:color="auto" w:fill="F2F5FA"/>
-            <w:vAlign w:val="center"/>
-          </w:tcPr>
-          <w:p>
-            <w:pPr>
-              <w:spacing w:after="0"/>
-            </w:pPr>
-            <w:r>
-              <w:rPr>
-                <w:rFonts w:ascii="游ゴシック" w:hAnsi="游ゴシック" w:eastAsia="游ゴシック"/>
-                <w:b w:val="0"/>
-                <w:sz w:val="18"/>
-              </w:rPr>
-              <w:t>確認主体が「―」のもの 0件</w:t>
-            </w:r>
-          </w:p>
-        </w:tc>
-        <w:tc>
-          <w:tcPr>
-            <w:tcW w:type="dxa" w:w="1134"/>
-            <w:shd w:val="clear" w:color="auto" w:fill="F2F5FA"/>
-            <w:vAlign w:val="center"/>
-          </w:tcPr>
-          <w:p>
-            <w:pPr>
-              <w:spacing w:after="0"/>
-              <w:jc w:val="center"/>
-            </w:pPr>
-            <w:r>
-              <w:rPr>
-                <w:rFonts w:ascii="游ゴシック" w:hAnsi="游ゴシック" w:eastAsia="游ゴシック"/>
-                <w:b w:val="0"/>
-                <w:sz w:val="18"/>
-              </w:rPr>
-              <w:t>適合</w:t>
-            </w:r>
-          </w:p>
-        </w:tc>
-      </w:tr>
-      <w:tr>
-        <w:trPr>
-          <w:cantSplit/>
-        </w:trPr>
-        <w:tc>
-          <w:tcPr>
-            <w:tcW w:type="dxa" w:w="680"/>
-            <w:vAlign w:val="center"/>
-          </w:tcPr>
-          <w:p>
-            <w:pPr>
-              <w:spacing w:after="0"/>
-              <w:jc w:val="center"/>
-            </w:pPr>
-            <w:r>
-              <w:rPr>
-                <w:rFonts w:ascii="游ゴシック" w:hAnsi="游ゴシック" w:eastAsia="游ゴシック"/>
-                <w:b w:val="0"/>
-                <w:sz w:val="18"/>
-              </w:rPr>
-              <w:t>7</w:t>
-            </w:r>
-          </w:p>
-        </w:tc>
-        <w:tc>
-          <w:tcPr>
-            <w:tcW w:type="dxa" w:w="4309"/>
-            <w:vAlign w:val="center"/>
-          </w:tcPr>
-          <w:p>
-            <w:pPr>
-              <w:spacing w:after="0"/>
-            </w:pPr>
-            <w:r>
-              <w:rPr>
-                <w:rFonts w:ascii="游ゴシック" w:hAnsi="游ゴシック" w:eastAsia="游ゴシック"/>
-                <w:b w:val="0"/>
-                <w:sz w:val="18"/>
-              </w:rPr>
-              <w:t>点検で見つかった事項を受領点検から読んでいること</w:t>
-            </w:r>
-          </w:p>
-        </w:tc>
-        <w:tc>
-          <w:tcPr>
-            <w:tcW w:type="dxa" w:w="3628"/>
-            <w:vAlign w:val="center"/>
-          </w:tcPr>
-          <w:p>
-            <w:pPr>
-              <w:spacing w:after="0"/>
-            </w:pPr>
-            <w:r>
-              <w:rPr>
-                <w:rFonts w:ascii="游ゴシック" w:hAnsi="游ゴシック" w:eastAsia="游ゴシック"/>
-                <w:b w:val="0"/>
-                <w:sz w:val="18"/>
-              </w:rPr>
-              <w:t>35件（重大6件）</w:t>
-            </w:r>
-          </w:p>
-        </w:tc>
-        <w:tc>
-          <w:tcPr>
-            <w:tcW w:type="dxa" w:w="1134"/>
-            <w:vAlign w:val="center"/>
-          </w:tcPr>
-          <w:p>
-            <w:pPr>
-              <w:spacing w:after="0"/>
-              <w:jc w:val="center"/>
-            </w:pPr>
-            <w:r>
-              <w:rPr>
-                <w:rFonts w:ascii="游ゴシック" w:hAnsi="游ゴシック" w:eastAsia="游ゴシック"/>
-                <w:b w:val="0"/>
-                <w:sz w:val="18"/>
-              </w:rPr>
-              <w:t>適合</w:t>
-            </w:r>
-          </w:p>
-        </w:tc>
-      </w:tr>
-      <w:tr>
-        <w:trPr>
-          <w:cantSplit/>
-        </w:trPr>
-        <w:tc>
-          <w:tcPr>
-            <w:tcW w:type="dxa" w:w="680"/>
-            <w:shd w:val="clear" w:color="auto" w:fill="F2F5FA"/>
-            <w:vAlign w:val="center"/>
-          </w:tcPr>
-          <w:p>
-            <w:pPr>
-              <w:spacing w:after="0"/>
-              <w:jc w:val="center"/>
-            </w:pPr>
-            <w:r>
-              <w:rPr>
-                <w:rFonts w:ascii="游ゴシック" w:hAnsi="游ゴシック" w:eastAsia="游ゴシック"/>
-                <w:b w:val="0"/>
-                <w:sz w:val="18"/>
-              </w:rPr>
-              <w:t>8</w:t>
-            </w:r>
-          </w:p>
-        </w:tc>
-        <w:tc>
-          <w:tcPr>
-            <w:tcW w:type="dxa" w:w="4309"/>
-            <w:shd w:val="clear" w:color="auto" w:fill="F2F5FA"/>
-            <w:vAlign w:val="center"/>
-          </w:tcPr>
-          <w:p>
-            <w:pPr>
-              <w:spacing w:after="0"/>
-            </w:pPr>
-            <w:r>
-              <w:rPr>
-                <w:rFonts w:ascii="游ゴシック" w:hAnsi="游ゴシック" w:eastAsia="游ゴシック"/>
-                <w:b w:val="0"/>
-                <w:sz w:val="18"/>
-              </w:rPr>
-              <w:t>確認主体の区分の和が全件に一致すること</w:t>
-            </w:r>
-          </w:p>
-        </w:tc>
-        <w:tc>
-          <w:tcPr>
-            <w:tcW w:type="dxa" w:w="3628"/>
-            <w:shd w:val="clear" w:color="auto" w:fill="F2F5FA"/>
-            <w:vAlign w:val="center"/>
-          </w:tcPr>
-          <w:p>
-            <w:pPr>
-              <w:spacing w:after="0"/>
-            </w:pPr>
-            <w:r>
-              <w:rPr>
-                <w:rFonts w:ascii="游ゴシック" w:hAnsi="游ゴシック" w:eastAsia="游ゴシック"/>
-                <w:b w:val="0"/>
-                <w:sz w:val="18"/>
-              </w:rPr>
-              <w:t>事業所22＋広域連合4＋受託者9＝35</w:t>
-            </w:r>
-          </w:p>
-        </w:tc>
-        <w:tc>
-          <w:tcPr>
-            <w:tcW w:type="dxa" w:w="1134"/>
-            <w:shd w:val="clear" w:color="auto" w:fill="F2F5FA"/>
-            <w:vAlign w:val="center"/>
-          </w:tcPr>
-          <w:p>
-            <w:pPr>
-              <w:spacing w:after="0"/>
-              <w:jc w:val="center"/>
-            </w:pPr>
-            <w:r>
-              <w:rPr>
-                <w:rFonts w:ascii="游ゴシック" w:hAnsi="游ゴシック" w:eastAsia="游ゴシック"/>
-                <w:b w:val="0"/>
-                <w:sz w:val="18"/>
-              </w:rPr>
-              <w:t>適合</w:t>
-            </w:r>
-          </w:p>
-        </w:tc>
-      </w:tr>
-      <w:tr>
-        <w:trPr>
-          <w:cantSplit/>
-        </w:trPr>
-        <w:tc>
-          <w:tcPr>
-            <w:tcW w:type="dxa" w:w="680"/>
-            <w:vAlign w:val="center"/>
-          </w:tcPr>
-          <w:p>
-            <w:pPr>
-              <w:spacing w:after="0"/>
-              <w:jc w:val="center"/>
-            </w:pPr>
-            <w:r>
-              <w:rPr>
-                <w:rFonts w:ascii="游ゴシック" w:hAnsi="游ゴシック" w:eastAsia="游ゴシック"/>
-                <w:b w:val="0"/>
-                <w:sz w:val="18"/>
-              </w:rPr>
-              <w:t>9</w:t>
-            </w:r>
-          </w:p>
-        </w:tc>
-        <w:tc>
-          <w:tcPr>
-            <w:tcW w:type="dxa" w:w="4309"/>
-            <w:vAlign w:val="center"/>
-          </w:tcPr>
-          <w:p>
-            <w:pPr>
-              <w:spacing w:after="0"/>
-            </w:pPr>
-            <w:r>
-              <w:rPr>
-                <w:rFonts w:ascii="游ゴシック" w:hAnsi="游ゴシック" w:eastAsia="游ゴシック"/>
-                <w:b w:val="0"/>
-                <w:sz w:val="18"/>
-              </w:rPr>
-              <w:t>計画本文への反映方針を受領点検から読んでいること</w:t>
-            </w:r>
-          </w:p>
-        </w:tc>
-        <w:tc>
-          <w:tcPr>
-            <w:tcW w:type="dxa" w:w="3628"/>
-            <w:vAlign w:val="center"/>
-          </w:tcPr>
-          <w:p>
-            <w:pPr>
-              <w:spacing w:after="0"/>
-            </w:pPr>
-            <w:r>
-              <w:rPr>
-                <w:rFonts w:ascii="游ゴシック" w:hAnsi="游ゴシック" w:eastAsia="游ゴシック"/>
-                <w:b w:val="0"/>
-                <w:sz w:val="18"/>
-              </w:rPr>
-              <w:t>9件（うち確認を要しないもの2件）</w:t>
-            </w:r>
-          </w:p>
-        </w:tc>
-        <w:tc>
-          <w:tcPr>
-            <w:tcW w:type="dxa" w:w="1134"/>
-            <w:vAlign w:val="center"/>
-          </w:tcPr>
-          <w:p>
-            <w:pPr>
-              <w:spacing w:after="0"/>
-              <w:jc w:val="center"/>
-            </w:pPr>
-            <w:r>
-              <w:rPr>
-                <w:rFonts w:ascii="游ゴシック" w:hAnsi="游ゴシック" w:eastAsia="游ゴシック"/>
-                <w:b w:val="0"/>
-                <w:sz w:val="18"/>
-              </w:rPr>
-              <w:t>適合</w:t>
-            </w:r>
-          </w:p>
-        </w:tc>
-      </w:tr>
-      <w:tr>
-        <w:trPr>
-          <w:cantSplit/>
-        </w:trPr>
-        <w:tc>
-          <w:tcPr>
-            <w:tcW w:type="dxa" w:w="680"/>
-            <w:shd w:val="clear" w:color="auto" w:fill="F2F5FA"/>
-            <w:vAlign w:val="center"/>
-          </w:tcPr>
-          <w:p>
-            <w:pPr>
-              <w:spacing w:after="0"/>
-              <w:jc w:val="center"/>
-            </w:pPr>
-            <w:r>
-              <w:rPr>
-                <w:rFonts w:ascii="游ゴシック" w:hAnsi="游ゴシック" w:eastAsia="游ゴシック"/>
-                <w:b w:val="0"/>
-                <w:sz w:val="18"/>
-              </w:rPr>
-              <w:t>9.5</w:t>
-            </w:r>
-          </w:p>
-        </w:tc>
-        <w:tc>
-          <w:tcPr>
-            <w:tcW w:type="dxa" w:w="4309"/>
-            <w:shd w:val="clear" w:color="auto" w:fill="F2F5FA"/>
-            <w:vAlign w:val="center"/>
-          </w:tcPr>
-          <w:p>
-            <w:pPr>
-              <w:spacing w:after="0"/>
-            </w:pPr>
-            <w:r>
-              <w:rPr>
-                <w:rFonts w:ascii="游ゴシック" w:hAnsi="游ゴシック" w:eastAsia="游ゴシック"/>
-                <w:b w:val="0"/>
-                <w:sz w:val="18"/>
-              </w:rPr>
-              <w:t>反映を完了したとしたものが計画素案の該当する節にあること</w:t>
-            </w:r>
-          </w:p>
-        </w:tc>
-        <w:tc>
-          <w:tcPr>
-            <w:tcW w:type="dxa" w:w="3628"/>
-            <w:shd w:val="clear" w:color="auto" w:fill="F2F5FA"/>
-            <w:vAlign w:val="center"/>
-          </w:tcPr>
-          <w:p>
-            <w:pPr>
-              <w:spacing w:after="0"/>
-            </w:pPr>
-            <w:r>
-              <w:rPr>
-                <w:rFonts w:ascii="游ゴシック" w:hAnsi="游ゴシック" w:eastAsia="游ゴシック"/>
-                <w:b w:val="0"/>
-                <w:sz w:val="18"/>
-              </w:rPr>
-              <w:t>2件（No.8 第2章第3節／No.9 第6章第5節）</w:t>
-            </w:r>
-          </w:p>
-        </w:tc>
-        <w:tc>
-          <w:tcPr>
-            <w:tcW w:type="dxa" w:w="1134"/>
-            <w:shd w:val="clear" w:color="auto" w:fill="F2F5FA"/>
-            <w:vAlign w:val="center"/>
-          </w:tcPr>
-          <w:p>
-            <w:pPr>
-              <w:spacing w:after="0"/>
-              <w:jc w:val="center"/>
-            </w:pPr>
-            <w:r>
-              <w:rPr>
-                <w:rFonts w:ascii="游ゴシック" w:hAnsi="游ゴシック" w:eastAsia="游ゴシック"/>
-                <w:b w:val="0"/>
-                <w:sz w:val="18"/>
-              </w:rPr>
-              <w:t>適合</w:t>
-            </w:r>
-          </w:p>
-        </w:tc>
-      </w:tr>
-      <w:tr>
-        <w:trPr>
-          <w:cantSplit/>
-        </w:trPr>
-        <w:tc>
-          <w:tcPr>
-            <w:tcW w:type="dxa" w:w="680"/>
-            <w:vAlign w:val="center"/>
-          </w:tcPr>
-          <w:p>
-            <w:pPr>
-              <w:spacing w:after="0"/>
-              <w:jc w:val="center"/>
-            </w:pPr>
-            <w:r>
-              <w:rPr>
-                <w:rFonts w:ascii="游ゴシック" w:hAnsi="游ゴシック" w:eastAsia="游ゴシック"/>
-                <w:b w:val="0"/>
-                <w:sz w:val="18"/>
-              </w:rPr>
-              <w:t>10</w:t>
-            </w:r>
-          </w:p>
-        </w:tc>
-        <w:tc>
-          <w:tcPr>
-            <w:tcW w:type="dxa" w:w="4309"/>
-            <w:vAlign w:val="center"/>
-          </w:tcPr>
-          <w:p>
-            <w:pPr>
-              <w:spacing w:after="0"/>
-            </w:pPr>
-            <w:r>
-              <w:rPr>
-                <w:rFonts w:ascii="游ゴシック" w:hAnsi="游ゴシック" w:eastAsia="游ゴシック"/>
-                <w:b w:val="0"/>
-                <w:sz w:val="18"/>
-              </w:rPr>
-              <w:t>算定上の月額基準額が算定の値と一致すること</w:t>
-            </w:r>
-          </w:p>
-        </w:tc>
-        <w:tc>
-          <w:tcPr>
-            <w:tcW w:type="dxa" w:w="3628"/>
-            <w:vAlign w:val="center"/>
-          </w:tcPr>
-          <w:p>
-            <w:pPr>
-              <w:spacing w:after="0"/>
-            </w:pPr>
-            <w:r>
-              <w:rPr>
-                <w:rFonts w:ascii="游ゴシック" w:hAnsi="游ゴシック" w:eastAsia="游ゴシック"/>
-                <w:b w:val="0"/>
-                <w:sz w:val="18"/>
-              </w:rPr>
-              <w:t>6,438円</w:t>
-            </w:r>
-          </w:p>
-        </w:tc>
-        <w:tc>
-          <w:tcPr>
-            <w:tcW w:type="dxa" w:w="1134"/>
-            <w:vAlign w:val="center"/>
-          </w:tcPr>
-          <w:p>
-            <w:pPr>
-              <w:spacing w:after="0"/>
-              <w:jc w:val="center"/>
-            </w:pPr>
-            <w:r>
-              <w:rPr>
-                <w:rFonts w:ascii="游ゴシック" w:hAnsi="游ゴシック" w:eastAsia="游ゴシック"/>
-                <w:b w:val="0"/>
-                <w:sz w:val="18"/>
-              </w:rPr>
-              <w:t>適合</w:t>
-            </w:r>
-          </w:p>
-        </w:tc>
-      </w:tr>
-      <w:tr>
-        <w:trPr>
-          <w:cantSplit/>
-        </w:trPr>
-        <w:tc>
-          <w:tcPr>
-            <w:tcW w:type="dxa" w:w="680"/>
-            <w:shd w:val="clear" w:color="auto" w:fill="F2F5FA"/>
-            <w:vAlign w:val="center"/>
-          </w:tcPr>
-          <w:p>
-            <w:pPr>
-              <w:spacing w:after="0"/>
-              <w:jc w:val="center"/>
-            </w:pPr>
-            <w:r>
-              <w:rPr>
-                <w:rFonts w:ascii="游ゴシック" w:hAnsi="游ゴシック" w:eastAsia="游ゴシック"/>
-                <w:b w:val="0"/>
-                <w:sz w:val="18"/>
-              </w:rPr>
-              <w:t>11</w:t>
-            </w:r>
-          </w:p>
-        </w:tc>
-        <w:tc>
-          <w:tcPr>
-            <w:tcW w:type="dxa" w:w="4309"/>
-            <w:shd w:val="clear" w:color="auto" w:fill="F2F5FA"/>
-            <w:vAlign w:val="center"/>
-          </w:tcPr>
-          <w:p>
-            <w:pPr>
-              <w:spacing w:after="0"/>
-            </w:pPr>
-            <w:r>
-              <w:rPr>
-                <w:rFonts w:ascii="游ゴシック" w:hAnsi="游ゴシック" w:eastAsia="游ゴシック"/>
-                <w:b w:val="0"/>
-                <w:sz w:val="18"/>
-              </w:rPr>
-              <w:t>百円未満を四捨五入した基準額を示していること</w:t>
-            </w:r>
-          </w:p>
-        </w:tc>
-        <w:tc>
-          <w:tcPr>
-            <w:tcW w:type="dxa" w:w="3628"/>
-            <w:shd w:val="clear" w:color="auto" w:fill="F2F5FA"/>
-            <w:vAlign w:val="center"/>
-          </w:tcPr>
-          <w:p>
-            <w:pPr>
-              <w:spacing w:after="0"/>
-            </w:pPr>
-            <w:r>
-              <w:rPr>
-                <w:rFonts w:ascii="游ゴシック" w:hAnsi="游ゴシック" w:eastAsia="游ゴシック"/>
-                <w:b w:val="0"/>
-                <w:sz w:val="18"/>
-              </w:rPr>
-              <w:t>6,400円</w:t>
-            </w:r>
-          </w:p>
-        </w:tc>
-        <w:tc>
-          <w:tcPr>
-            <w:tcW w:type="dxa" w:w="1134"/>
-            <w:shd w:val="clear" w:color="auto" w:fill="F2F5FA"/>
-            <w:vAlign w:val="center"/>
-          </w:tcPr>
-          <w:p>
-            <w:pPr>
-              <w:spacing w:after="0"/>
-              <w:jc w:val="center"/>
-            </w:pPr>
-            <w:r>
-              <w:rPr>
-                <w:rFonts w:ascii="游ゴシック" w:hAnsi="游ゴシック" w:eastAsia="游ゴシック"/>
-                <w:b w:val="0"/>
-                <w:sz w:val="18"/>
-              </w:rPr>
-              <w:t>適合</w:t>
-            </w:r>
-          </w:p>
-        </w:tc>
-      </w:tr>
-      <w:tr>
-        <w:trPr>
-          <w:cantSplit/>
-        </w:trPr>
-        <w:tc>
-          <w:tcPr>
-            <w:tcW w:type="dxa" w:w="680"/>
-            <w:vAlign w:val="center"/>
-          </w:tcPr>
-          <w:p>
-            <w:pPr>
-              <w:spacing w:after="0"/>
-              <w:jc w:val="center"/>
-            </w:pPr>
-            <w:r>
-              <w:rPr>
-                <w:rFonts w:ascii="游ゴシック" w:hAnsi="游ゴシック" w:eastAsia="游ゴシック"/>
-                <w:b w:val="0"/>
-                <w:sz w:val="18"/>
-              </w:rPr>
-              <w:t>12</w:t>
-            </w:r>
-          </w:p>
-        </w:tc>
-        <w:tc>
-          <w:tcPr>
-            <w:tcW w:type="dxa" w:w="4309"/>
-            <w:vAlign w:val="center"/>
-          </w:tcPr>
-          <w:p>
-            <w:pPr>
-              <w:spacing w:after="0"/>
-            </w:pPr>
-            <w:r>
-              <w:rPr>
-                <w:rFonts w:ascii="游ゴシック" w:hAnsi="游ゴシック" w:eastAsia="游ゴシック"/>
-                <w:b w:val="0"/>
-                <w:sz w:val="18"/>
-              </w:rPr>
-              <w:t>月額を動かす前提が据え置きの区分B・Cに一致すること</w:t>
-            </w:r>
-          </w:p>
-        </w:tc>
-        <w:tc>
-          <w:tcPr>
-            <w:tcW w:type="dxa" w:w="3628"/>
-            <w:vAlign w:val="center"/>
-          </w:tcPr>
-          <w:p>
-            <w:pPr>
-              <w:spacing w:after="0"/>
-            </w:pPr>
-            <w:r>
-              <w:rPr>
-                <w:rFonts w:ascii="游ゴシック" w:hAnsi="游ゴシック" w:eastAsia="游ゴシック"/>
-                <w:b w:val="0"/>
-                <w:sz w:val="18"/>
-              </w:rPr>
-              <w:t>B 15件・C 4件＝掲げた19件</w:t>
-            </w:r>
-          </w:p>
-        </w:tc>
-        <w:tc>
-          <w:tcPr>
-            <w:tcW w:type="dxa" w:w="1134"/>
-            <w:vAlign w:val="center"/>
-          </w:tcPr>
-          <w:p>
-            <w:pPr>
-              <w:spacing w:after="0"/>
-              <w:jc w:val="center"/>
-            </w:pPr>
-            <w:r>
-              <w:rPr>
-                <w:rFonts w:ascii="游ゴシック" w:hAnsi="游ゴシック" w:eastAsia="游ゴシック"/>
-                <w:b w:val="0"/>
-                <w:sz w:val="18"/>
-              </w:rPr>
-              <w:t>適合</w:t>
-            </w:r>
-          </w:p>
-        </w:tc>
-      </w:tr>
-      <w:tr>
-        <w:trPr>
-          <w:cantSplit/>
-        </w:trPr>
-        <w:tc>
-          <w:tcPr>
-            <w:tcW w:type="dxa" w:w="680"/>
-            <w:shd w:val="clear" w:color="auto" w:fill="F2F5FA"/>
-            <w:vAlign w:val="center"/>
-          </w:tcPr>
-          <w:p>
-            <w:pPr>
-              <w:spacing w:after="0"/>
-              <w:jc w:val="center"/>
-            </w:pPr>
-            <w:r>
-              <w:rPr>
-                <w:rFonts w:ascii="游ゴシック" w:hAnsi="游ゴシック" w:eastAsia="游ゴシック"/>
-                <w:b w:val="0"/>
-                <w:sz w:val="18"/>
-              </w:rPr>
-              <w:t>13</w:t>
-            </w:r>
-          </w:p>
-        </w:tc>
-        <w:tc>
-          <w:tcPr>
-            <w:tcW w:type="dxa" w:w="4309"/>
-            <w:shd w:val="clear" w:color="auto" w:fill="F2F5FA"/>
-            <w:vAlign w:val="center"/>
-          </w:tcPr>
-          <w:p>
-            <w:pPr>
-              <w:spacing w:after="0"/>
-            </w:pPr>
-            <w:r>
-              <w:rPr>
-                <w:rFonts w:ascii="游ゴシック" w:hAnsi="游ゴシック" w:eastAsia="游ゴシック"/>
-                <w:b w:val="0"/>
-                <w:sz w:val="18"/>
-              </w:rPr>
-              <w:t>資料提供依頼を業務工程管理表から読んでいること</w:t>
-            </w:r>
-          </w:p>
-        </w:tc>
-        <w:tc>
-          <w:tcPr>
-            <w:tcW w:type="dxa" w:w="3628"/>
-            <w:shd w:val="clear" w:color="auto" w:fill="F2F5FA"/>
-            <w:vAlign w:val="center"/>
-          </w:tcPr>
-          <w:p>
-            <w:pPr>
-              <w:spacing w:after="0"/>
-            </w:pPr>
-            <w:r>
-              <w:rPr>
-                <w:rFonts w:ascii="游ゴシック" w:hAnsi="游ゴシック" w:eastAsia="游ゴシック"/>
-                <w:b w:val="0"/>
-                <w:sz w:val="18"/>
-              </w:rPr>
-              <w:t>全23件・未受領16件</w:t>
-            </w:r>
-          </w:p>
-        </w:tc>
-        <w:tc>
-          <w:tcPr>
-            <w:tcW w:type="dxa" w:w="1134"/>
-            <w:shd w:val="clear" w:color="auto" w:fill="F2F5FA"/>
-            <w:vAlign w:val="center"/>
-          </w:tcPr>
-          <w:p>
-            <w:pPr>
-              <w:spacing w:after="0"/>
-              <w:jc w:val="center"/>
-            </w:pPr>
-            <w:r>
-              <w:rPr>
-                <w:rFonts w:ascii="游ゴシック" w:hAnsi="游ゴシック" w:eastAsia="游ゴシック"/>
-                <w:b w:val="0"/>
-                <w:sz w:val="18"/>
-              </w:rPr>
-              <w:t>適合</w:t>
-            </w:r>
-          </w:p>
-        </w:tc>
-      </w:tr>
-      <w:tr>
-        <w:trPr>
-          <w:cantSplit/>
-        </w:trPr>
-        <w:tc>
-          <w:tcPr>
-            <w:tcW w:type="dxa" w:w="680"/>
-            <w:vAlign w:val="center"/>
-          </w:tcPr>
-          <w:p>
-            <w:pPr>
-              <w:spacing w:after="0"/>
-              <w:jc w:val="center"/>
-            </w:pPr>
-            <w:r>
-              <w:rPr>
-                <w:rFonts w:ascii="游ゴシック" w:hAnsi="游ゴシック" w:eastAsia="游ゴシック"/>
-                <w:b w:val="0"/>
-                <w:sz w:val="18"/>
-              </w:rPr>
-              <w:t>14</w:t>
-            </w:r>
-          </w:p>
-        </w:tc>
-        <w:tc>
-          <w:tcPr>
-            <w:tcW w:type="dxa" w:w="4309"/>
-            <w:vAlign w:val="center"/>
-          </w:tcPr>
-          <w:p>
-            <w:pPr>
-              <w:spacing w:after="0"/>
-            </w:pPr>
-            <w:r>
-              <w:rPr>
-                <w:rFonts w:ascii="游ゴシック" w:hAnsi="游ゴシック" w:eastAsia="游ゴシック"/>
-                <w:b w:val="0"/>
-                <w:sz w:val="18"/>
-              </w:rPr>
-              <w:t>町ごとの確認事項が3町とも拾えていること</w:t>
-            </w:r>
-          </w:p>
-        </w:tc>
-        <w:tc>
-          <w:tcPr>
-            <w:tcW w:type="dxa" w:w="3628"/>
-            <w:vAlign w:val="center"/>
-          </w:tcPr>
-          <w:p>
-            <w:pPr>
-              <w:spacing w:after="0"/>
-            </w:pPr>
-            <w:r>
-              <w:rPr>
-                <w:rFonts w:ascii="游ゴシック" w:hAnsi="游ゴシック" w:eastAsia="游ゴシック"/>
-                <w:b w:val="0"/>
-                <w:sz w:val="18"/>
-              </w:rPr>
-              <w:t>東川町4件／美瑛町5件／東神楽町2件</w:t>
-            </w:r>
-          </w:p>
-        </w:tc>
-        <w:tc>
-          <w:tcPr>
-            <w:tcW w:type="dxa" w:w="1134"/>
-            <w:vAlign w:val="center"/>
-          </w:tcPr>
-          <w:p>
-            <w:pPr>
-              <w:spacing w:after="0"/>
-              <w:jc w:val="center"/>
-            </w:pPr>
-            <w:r>
-              <w:rPr>
-                <w:rFonts w:ascii="游ゴシック" w:hAnsi="游ゴシック" w:eastAsia="游ゴシック"/>
-                <w:b w:val="0"/>
-                <w:sz w:val="18"/>
-              </w:rPr>
-              <w:t>適合</w:t>
-            </w:r>
-          </w:p>
-        </w:tc>
-      </w:tr>
-      <w:tr>
-        <w:trPr>
-          <w:cantSplit/>
-        </w:trPr>
-        <w:tc>
-          <w:tcPr>
-            <w:tcW w:type="dxa" w:w="680"/>
-            <w:shd w:val="clear" w:color="auto" w:fill="F2F5FA"/>
-            <w:vAlign w:val="center"/>
-          </w:tcPr>
-          <w:p>
-            <w:pPr>
-              <w:spacing w:after="0"/>
-              <w:jc w:val="center"/>
-            </w:pPr>
-            <w:r>
-              <w:rPr>
-                <w:rFonts w:ascii="游ゴシック" w:hAnsi="游ゴシック" w:eastAsia="游ゴシック"/>
-                <w:b w:val="0"/>
-                <w:sz w:val="18"/>
-              </w:rPr>
-              <w:t>15</w:t>
-            </w:r>
-          </w:p>
-        </w:tc>
-        <w:tc>
-          <w:tcPr>
-            <w:tcW w:type="dxa" w:w="4309"/>
-            <w:shd w:val="clear" w:color="auto" w:fill="F2F5FA"/>
-            <w:vAlign w:val="center"/>
-          </w:tcPr>
-          <w:p>
-            <w:pPr>
-              <w:spacing w:after="0"/>
-            </w:pPr>
-            <w:r>
-              <w:rPr>
-                <w:rFonts w:ascii="游ゴシック" w:hAnsi="游ゴシック" w:eastAsia="游ゴシック"/>
-                <w:b w:val="0"/>
-                <w:sz w:val="18"/>
-              </w:rPr>
-              <w:t>工程を業務工程管理表から読んでいること</w:t>
-            </w:r>
-          </w:p>
-        </w:tc>
-        <w:tc>
-          <w:tcPr>
-            <w:tcW w:type="dxa" w:w="3628"/>
-            <w:shd w:val="clear" w:color="auto" w:fill="F2F5FA"/>
-            <w:vAlign w:val="center"/>
-          </w:tcPr>
-          <w:p>
-            <w:pPr>
-              <w:spacing w:after="0"/>
-            </w:pPr>
-            <w:r>
-              <w:rPr>
-                <w:rFonts w:ascii="游ゴシック" w:hAnsi="游ゴシック" w:eastAsia="游ゴシック"/>
-                <w:b w:val="0"/>
-                <w:sz w:val="18"/>
-              </w:rPr>
-              <w:t>令和8年10月以降 6区分</w:t>
-            </w:r>
-          </w:p>
-        </w:tc>
-        <w:tc>
-          <w:tcPr>
-            <w:tcW w:type="dxa" w:w="1134"/>
-            <w:shd w:val="clear" w:color="auto" w:fill="F2F5FA"/>
-            <w:vAlign w:val="center"/>
-          </w:tcPr>
-          <w:p>
-            <w:pPr>
-              <w:spacing w:after="0"/>
-              <w:jc w:val="center"/>
-            </w:pPr>
-            <w:r>
-              <w:rPr>
-                <w:rFonts w:ascii="游ゴシック" w:hAnsi="游ゴシック" w:eastAsia="游ゴシック"/>
-                <w:b w:val="0"/>
-                <w:sz w:val="18"/>
-              </w:rPr>
-              <w:t>適合</w:t>
-            </w:r>
-          </w:p>
-        </w:tc>
-      </w:tr>
-      <w:tr>
-        <w:trPr>
-          <w:cantSplit/>
-        </w:trPr>
-        <w:tc>
-          <w:tcPr>
-            <w:tcW w:type="dxa" w:w="680"/>
-            <w:vAlign w:val="center"/>
-          </w:tcPr>
-          <w:p>
-            <w:pPr>
-              <w:spacing w:after="0"/>
-              <w:jc w:val="center"/>
-            </w:pPr>
-            <w:r>
-              <w:rPr>
-                <w:rFonts w:ascii="游ゴシック" w:hAnsi="游ゴシック" w:eastAsia="游ゴシック"/>
-                <w:b w:val="0"/>
-                <w:sz w:val="18"/>
-              </w:rPr>
-              <w:t>16</w:t>
-            </w:r>
-          </w:p>
-        </w:tc>
-        <w:tc>
-          <w:tcPr>
-            <w:tcW w:type="dxa" w:w="4309"/>
-            <w:vAlign w:val="center"/>
-          </w:tcPr>
-          <w:p>
-            <w:pPr>
-              <w:spacing w:after="0"/>
-            </w:pPr>
-            <w:r>
-              <w:rPr>
-                <w:rFonts w:ascii="游ゴシック" w:hAnsi="游ゴシック" w:eastAsia="游ゴシック"/>
-                <w:b w:val="0"/>
-                <w:sz w:val="18"/>
-              </w:rPr>
-              <w:t>段取りを第2次概算の組立てから読んでいること</w:t>
-            </w:r>
-          </w:p>
-        </w:tc>
-        <w:tc>
-          <w:tcPr>
-            <w:tcW w:type="dxa" w:w="3628"/>
-            <w:vAlign w:val="center"/>
-          </w:tcPr>
-          <w:p>
-            <w:pPr>
-              <w:spacing w:after="0"/>
-            </w:pPr>
-            <w:r>
-              <w:rPr>
-                <w:rFonts w:ascii="游ゴシック" w:hAnsi="游ゴシック" w:eastAsia="游ゴシック"/>
-                <w:b w:val="0"/>
-                <w:sz w:val="18"/>
-              </w:rPr>
-              <w:t>8件（受託者6・発注者3・3町3）</w:t>
-            </w:r>
-          </w:p>
-        </w:tc>
-        <w:tc>
-          <w:tcPr>
-            <w:tcW w:type="dxa" w:w="1134"/>
-            <w:vAlign w:val="center"/>
-          </w:tcPr>
-          <w:p>
-            <w:pPr>
-              <w:spacing w:after="0"/>
-              <w:jc w:val="center"/>
-            </w:pPr>
-            <w:r>
-              <w:rPr>
-                <w:rFonts w:ascii="游ゴシック" w:hAnsi="游ゴシック" w:eastAsia="游ゴシック"/>
-                <w:b w:val="0"/>
-                <w:sz w:val="18"/>
-              </w:rPr>
-              <w:t>適合</w:t>
-            </w:r>
-          </w:p>
-        </w:tc>
-      </w:tr>
-      <w:tr>
-        <w:trPr>
-          <w:cantSplit/>
-        </w:trPr>
-        <w:tc>
-          <w:tcPr>
-            <w:tcW w:type="dxa" w:w="680"/>
-            <w:shd w:val="clear" w:color="auto" w:fill="F2F5FA"/>
-            <w:vAlign w:val="center"/>
-          </w:tcPr>
-          <w:p>
-            <w:pPr>
-              <w:spacing w:after="0"/>
-              <w:jc w:val="center"/>
-            </w:pPr>
-            <w:r>
-              <w:rPr>
-                <w:rFonts w:ascii="游ゴシック" w:hAnsi="游ゴシック" w:eastAsia="游ゴシック"/>
-                <w:b w:val="0"/>
-                <w:sz w:val="18"/>
-              </w:rPr>
-              <w:t>17</w:t>
-            </w:r>
-          </w:p>
-        </w:tc>
-        <w:tc>
-          <w:tcPr>
-            <w:tcW w:type="dxa" w:w="4309"/>
-            <w:shd w:val="clear" w:color="auto" w:fill="F2F5FA"/>
-            <w:vAlign w:val="center"/>
-          </w:tcPr>
-          <w:p>
-            <w:pPr>
-              <w:spacing w:after="0"/>
-            </w:pPr>
-            <w:r>
-              <w:rPr>
-                <w:rFonts w:ascii="游ゴシック" w:hAnsi="游ゴシック" w:eastAsia="游ゴシック"/>
-                <w:b w:val="0"/>
-                <w:sz w:val="18"/>
-              </w:rPr>
-              <w:t>仮置きにより計画素案へ反映した件数が一致すること</w:t>
-            </w:r>
-          </w:p>
-        </w:tc>
-        <w:tc>
-          <w:tcPr>
-            <w:tcW w:type="dxa" w:w="3628"/>
-            <w:shd w:val="clear" w:color="auto" w:fill="F2F5FA"/>
-            <w:vAlign w:val="center"/>
-          </w:tcPr>
-          <w:p>
-            <w:pPr>
-              <w:spacing w:after="0"/>
-            </w:pPr>
-            <w:r>
-              <w:rPr>
-                <w:rFonts w:ascii="游ゴシック" w:hAnsi="游ゴシック" w:eastAsia="游ゴシック"/>
-                <w:b w:val="0"/>
-                <w:sz w:val="18"/>
-              </w:rPr>
-              <w:t>38件</w:t>
-            </w:r>
-          </w:p>
-        </w:tc>
-        <w:tc>
-          <w:tcPr>
-            <w:tcW w:type="dxa" w:w="1134"/>
-            <w:shd w:val="clear" w:color="auto" w:fill="F2F5FA"/>
-            <w:vAlign w:val="center"/>
-          </w:tcPr>
-          <w:p>
-            <w:pPr>
-              <w:spacing w:after="0"/>
-              <w:jc w:val="center"/>
-            </w:pPr>
-            <w:r>
-              <w:rPr>
-                <w:rFonts w:ascii="游ゴシック" w:hAnsi="游ゴシック" w:eastAsia="游ゴシック"/>
-                <w:b w:val="0"/>
-                <w:sz w:val="18"/>
-              </w:rPr>
-              <w:t>適合</w:t>
-            </w:r>
-          </w:p>
-        </w:tc>
-      </w:tr>
-      <w:tr>
-        <w:trPr>
-          <w:cantSplit/>
-        </w:trPr>
-        <w:tc>
-          <w:tcPr>
-            <w:tcW w:type="dxa" w:w="680"/>
-            <w:vAlign w:val="center"/>
-          </w:tcPr>
-          <w:p>
-            <w:pPr>
-              <w:spacing w:after="0"/>
-              <w:jc w:val="center"/>
-            </w:pPr>
-            <w:r>
-              <w:rPr>
-                <w:rFonts w:ascii="游ゴシック" w:hAnsi="游ゴシック" w:eastAsia="游ゴシック"/>
-                <w:b w:val="0"/>
-                <w:sz w:val="18"/>
-              </w:rPr>
-              <w:t>18</w:t>
-            </w:r>
-          </w:p>
-        </w:tc>
-        <w:tc>
-          <w:tcPr>
-            <w:tcW w:type="dxa" w:w="4309"/>
-            <w:vAlign w:val="center"/>
-          </w:tcPr>
-          <w:p>
-            <w:pPr>
-              <w:spacing w:after="0"/>
-            </w:pPr>
-            <w:r>
-              <w:rPr>
-                <w:rFonts w:ascii="游ゴシック" w:hAnsi="游ゴシック" w:eastAsia="游ゴシック"/>
-                <w:b w:val="0"/>
-                <w:sz w:val="18"/>
-              </w:rPr>
-              <w:t>業務内容別の進捗の基準日が本資料の基準日と一致すること</w:t>
-            </w:r>
-          </w:p>
-        </w:tc>
-        <w:tc>
-          <w:tcPr>
-            <w:tcW w:type="dxa" w:w="3628"/>
-            <w:vAlign w:val="center"/>
-          </w:tcPr>
-          <w:p>
-            <w:pPr>
-              <w:spacing w:after="0"/>
-            </w:pPr>
-            <w:r>
-              <w:rPr>
-                <w:rFonts w:ascii="游ゴシック" w:hAnsi="游ゴシック" w:eastAsia="游ゴシック"/>
-                <w:b w:val="0"/>
-                <w:sz w:val="18"/>
-              </w:rPr>
-              <w:t>令和8年10月4日</w:t>
-            </w:r>
-          </w:p>
-        </w:tc>
-        <w:tc>
-          <w:tcPr>
-            <w:tcW w:type="dxa" w:w="1134"/>
-            <w:vAlign w:val="center"/>
-          </w:tcPr>
-          <w:p>
-            <w:pPr>
-              <w:spacing w:after="0"/>
-              <w:jc w:val="center"/>
-            </w:pPr>
-            <w:r>
-              <w:rPr>
-                <w:rFonts w:ascii="游ゴシック" w:hAnsi="游ゴシック" w:eastAsia="游ゴシック"/>
-                <w:b w:val="0"/>
-                <w:sz w:val="18"/>
-              </w:rPr>
-              <w:t>適合</w:t>
-            </w:r>
-          </w:p>
-        </w:tc>
-      </w:tr>
-      <w:tr>
-        <w:trPr>
-          <w:cantSplit/>
-        </w:trPr>
-        <w:tc>
-          <w:tcPr>
-            <w:tcW w:type="dxa" w:w="680"/>
-            <w:shd w:val="clear" w:color="auto" w:fill="F2F5FA"/>
-            <w:vAlign w:val="center"/>
-          </w:tcPr>
-          <w:p>
-            <w:pPr>
-              <w:spacing w:after="0"/>
-              <w:jc w:val="center"/>
-            </w:pPr>
-            <w:r>
-              <w:rPr>
-                <w:rFonts w:ascii="游ゴシック" w:hAnsi="游ゴシック" w:eastAsia="游ゴシック"/>
-                <w:b w:val="0"/>
-                <w:sz w:val="18"/>
-              </w:rPr>
-              <w:t>19</w:t>
-            </w:r>
-          </w:p>
-        </w:tc>
-        <w:tc>
-          <w:tcPr>
-            <w:tcW w:type="dxa" w:w="4309"/>
-            <w:shd w:val="clear" w:color="auto" w:fill="F2F5FA"/>
-            <w:vAlign w:val="center"/>
-          </w:tcPr>
-          <w:p>
-            <w:pPr>
-              <w:spacing w:after="0"/>
-            </w:pPr>
-            <w:r>
-              <w:rPr>
-                <w:rFonts w:ascii="游ゴシック" w:hAnsi="游ゴシック" w:eastAsia="游ゴシック"/>
-                <w:b w:val="0"/>
-                <w:sz w:val="18"/>
-              </w:rPr>
-              <w:t>受託者の内部の仕組み・作業経過の語がないこと</w:t>
-            </w:r>
-          </w:p>
-        </w:tc>
-        <w:tc>
-          <w:tcPr>
-            <w:tcW w:type="dxa" w:w="3628"/>
-            <w:shd w:val="clear" w:color="auto" w:fill="F2F5FA"/>
-            <w:vAlign w:val="center"/>
-          </w:tcPr>
-          <w:p>
-            <w:pPr>
-              <w:spacing w:after="0"/>
-            </w:pPr>
-            <w:r>
-              <w:rPr>
-                <w:rFonts w:ascii="游ゴシック" w:hAnsi="游ゴシック" w:eastAsia="游ゴシック"/>
-                <w:b w:val="0"/>
-                <w:sz w:val="18"/>
-              </w:rPr>
-              <w:t>当たった語 なし</w:t>
-            </w:r>
-          </w:p>
-        </w:tc>
-        <w:tc>
-          <w:tcPr>
-            <w:tcW w:type="dxa" w:w="1134"/>
-            <w:shd w:val="clear" w:color="auto" w:fill="F2F5FA"/>
-            <w:vAlign w:val="center"/>
-          </w:tcPr>
-          <w:p>
-            <w:pPr>
-              <w:spacing w:after="0"/>
-              <w:jc w:val="center"/>
-            </w:pPr>
-            <w:r>
-              <w:rPr>
-                <w:rFonts w:ascii="游ゴシック" w:hAnsi="游ゴシック" w:eastAsia="游ゴシック"/>
-                <w:b w:val="0"/>
-                <w:sz w:val="18"/>
-              </w:rPr>
-              <w:t>適合</w:t>
-            </w:r>
-          </w:p>
-        </w:tc>
-      </w:tr>
-      <w:tr>
-        <w:trPr>
-          <w:cantSplit/>
-        </w:trPr>
-        <w:tc>
-          <w:tcPr>
-            <w:tcW w:type="dxa" w:w="680"/>
-            <w:vAlign w:val="center"/>
-          </w:tcPr>
-          <w:p>
-            <w:pPr>
-              <w:spacing w:after="0"/>
-              <w:jc w:val="center"/>
-            </w:pPr>
-            <w:r>
-              <w:rPr>
-                <w:rFonts w:ascii="游ゴシック" w:hAnsi="游ゴシック" w:eastAsia="游ゴシック"/>
-                <w:b w:val="0"/>
-                <w:sz w:val="18"/>
-              </w:rPr>
-              <w:t>20</w:t>
-            </w:r>
-          </w:p>
-        </w:tc>
-        <w:tc>
-          <w:tcPr>
-            <w:tcW w:type="dxa" w:w="4309"/>
-            <w:vAlign w:val="center"/>
-          </w:tcPr>
-          <w:p>
-            <w:pPr>
-              <w:spacing w:after="0"/>
-            </w:pPr>
-            <w:r>
-              <w:rPr>
-                <w:rFonts w:ascii="游ゴシック" w:hAnsi="游ゴシック" w:eastAsia="游ゴシック"/>
-                <w:b w:val="0"/>
-                <w:sz w:val="18"/>
-              </w:rPr>
-              <w:t>禁止表現がないこと</w:t>
-            </w:r>
-          </w:p>
-        </w:tc>
-        <w:tc>
-          <w:tcPr>
-            <w:tcW w:type="dxa" w:w="3628"/>
-            <w:vAlign w:val="center"/>
-          </w:tcPr>
-          <w:p>
-            <w:pPr>
-              <w:spacing w:after="0"/>
-            </w:pPr>
-            <w:r>
-              <w:rPr>
-                <w:rFonts w:ascii="游ゴシック" w:hAnsi="游ゴシック" w:eastAsia="游ゴシック"/>
-                <w:b w:val="0"/>
-                <w:sz w:val="18"/>
-              </w:rPr>
-              <w:t>当たった語 なし</w:t>
-            </w:r>
-          </w:p>
-        </w:tc>
-        <w:tc>
-          <w:tcPr>
-            <w:tcW w:type="dxa" w:w="1134"/>
-            <w:vAlign w:val="center"/>
-          </w:tcPr>
-          <w:p>
-            <w:pPr>
-              <w:spacing w:after="0"/>
-              <w:jc w:val="center"/>
-            </w:pPr>
-            <w:r>
-              <w:rPr>
-                <w:rFonts w:ascii="游ゴシック" w:hAnsi="游ゴシック" w:eastAsia="游ゴシック"/>
-                <w:b w:val="0"/>
-                <w:sz w:val="18"/>
-              </w:rPr>
-              <w:t>適合</w:t>
-            </w:r>
-          </w:p>
-        </w:tc>
-      </w:tr>
-      <w:tr>
-        <w:trPr>
-          <w:cantSplit/>
-        </w:trPr>
-        <w:tc>
-          <w:tcPr>
-            <w:tcW w:type="dxa" w:w="680"/>
-            <w:shd w:val="clear" w:color="auto" w:fill="F2F5FA"/>
-            <w:vAlign w:val="center"/>
-          </w:tcPr>
-          <w:p>
-            <w:pPr>
-              <w:spacing w:after="0"/>
-              <w:jc w:val="center"/>
-            </w:pPr>
-            <w:r>
-              <w:rPr>
-                <w:rFonts w:ascii="游ゴシック" w:hAnsi="游ゴシック" w:eastAsia="游ゴシック"/>
-                <w:b w:val="0"/>
-                <w:sz w:val="18"/>
-              </w:rPr>
-              <w:t>21</w:t>
-            </w:r>
-          </w:p>
-        </w:tc>
-        <w:tc>
-          <w:tcPr>
-            <w:tcW w:type="dxa" w:w="4309"/>
-            <w:shd w:val="clear" w:color="auto" w:fill="F2F5FA"/>
-            <w:vAlign w:val="center"/>
-          </w:tcPr>
-          <w:p>
-            <w:pPr>
-              <w:spacing w:after="0"/>
-            </w:pPr>
-            <w:r>
-              <w:rPr>
-                <w:rFonts w:ascii="游ゴシック" w:hAnsi="游ゴシック" w:eastAsia="游ゴシック"/>
-                <w:b w:val="0"/>
-                <w:sz w:val="18"/>
-              </w:rPr>
-              <w:t>電話番号・電子メールアドレスの形がないこと</w:t>
-            </w:r>
-          </w:p>
-        </w:tc>
-        <w:tc>
-          <w:tcPr>
-            <w:tcW w:type="dxa" w:w="3628"/>
-            <w:shd w:val="clear" w:color="auto" w:fill="F2F5FA"/>
-            <w:vAlign w:val="center"/>
-          </w:tcPr>
-          <w:p>
-            <w:pPr>
-              <w:spacing w:after="0"/>
-            </w:pPr>
-            <w:r>
-              <w:rPr>
-                <w:rFonts w:ascii="游ゴシック" w:hAnsi="游ゴシック" w:eastAsia="游ゴシック"/>
-                <w:b w:val="0"/>
-                <w:sz w:val="18"/>
-              </w:rPr>
-              <w:t>当たった形 なし</w:t>
-            </w:r>
-          </w:p>
-        </w:tc>
-        <w:tc>
-          <w:tcPr>
-            <w:tcW w:type="dxa" w:w="1134"/>
-            <w:shd w:val="clear" w:color="auto" w:fill="F2F5FA"/>
-            <w:vAlign w:val="center"/>
-          </w:tcPr>
-          <w:p>
-            <w:pPr>
-              <w:spacing w:after="0"/>
-              <w:jc w:val="center"/>
-            </w:pPr>
-            <w:r>
-              <w:rPr>
-                <w:rFonts w:ascii="游ゴシック" w:hAnsi="游ゴシック" w:eastAsia="游ゴシック"/>
-                <w:b w:val="0"/>
-                <w:sz w:val="18"/>
-              </w:rPr>
-              <w:t>適合</w:t>
-            </w:r>
-          </w:p>
-        </w:tc>
-      </w:tr>
-      <w:tr>
-        <w:trPr>
-          <w:cantSplit/>
-        </w:trPr>
-        <w:tc>
-          <w:tcPr>
-            <w:tcW w:type="dxa" w:w="680"/>
-            <w:vAlign w:val="center"/>
-          </w:tcPr>
-          <w:p>
-            <w:pPr>
-              <w:spacing w:after="0"/>
-              <w:jc w:val="center"/>
-            </w:pPr>
-            <w:r>
-              <w:rPr>
-                <w:rFonts w:ascii="游ゴシック" w:hAnsi="游ゴシック" w:eastAsia="游ゴシック"/>
-                <w:b w:val="0"/>
-                <w:sz w:val="18"/>
-              </w:rPr>
-              <w:t>22</w:t>
-            </w:r>
-          </w:p>
-        </w:tc>
-        <w:tc>
-          <w:tcPr>
-            <w:tcW w:type="dxa" w:w="4309"/>
-            <w:vAlign w:val="center"/>
-          </w:tcPr>
-          <w:p>
-            <w:pPr>
-              <w:spacing w:after="0"/>
-            </w:pPr>
-            <w:r>
-              <w:rPr>
-                <w:rFonts w:ascii="游ゴシック" w:hAnsi="游ゴシック" w:eastAsia="游ゴシック"/>
-                <w:b w:val="0"/>
-                <w:sz w:val="18"/>
-              </w:rPr>
-              <w:t>許容する文字の外の文字がないこと</w:t>
-            </w:r>
-          </w:p>
-        </w:tc>
-        <w:tc>
-          <w:tcPr>
-            <w:tcW w:type="dxa" w:w="3628"/>
-            <w:vAlign w:val="center"/>
-          </w:tcPr>
-          <w:p>
-            <w:pPr>
-              <w:spacing w:after="0"/>
-            </w:pPr>
-            <w:r>
-              <w:rPr>
-                <w:rFonts w:ascii="游ゴシック" w:hAnsi="游ゴシック" w:eastAsia="游ゴシック"/>
-                <w:b w:val="0"/>
-                <w:sz w:val="18"/>
-              </w:rPr>
-              <w:t>当たった文字 なし</w:t>
-            </w:r>
-          </w:p>
-        </w:tc>
-        <w:tc>
-          <w:tcPr>
-            <w:tcW w:type="dxa" w:w="1134"/>
-            <w:vAlign w:val="center"/>
-          </w:tcPr>
-          <w:p>
-            <w:pPr>
-              <w:spacing w:after="0"/>
-              <w:jc w:val="center"/>
-            </w:pPr>
-            <w:r>
-              <w:rPr>
-                <w:rFonts w:ascii="游ゴシック" w:hAnsi="游ゴシック" w:eastAsia="游ゴシック"/>
-                <w:b w:val="0"/>
-                <w:sz w:val="18"/>
-              </w:rPr>
-              <w:t>適合</w:t>
-            </w:r>
-          </w:p>
-        </w:tc>
-      </w:tr>
-      <w:tr>
-        <w:trPr>
-          <w:cantSplit/>
-        </w:trPr>
-        <w:tc>
-          <w:tcPr>
-            <w:tcW w:type="dxa" w:w="680"/>
-            <w:shd w:val="clear" w:color="auto" w:fill="F2F5FA"/>
-            <w:vAlign w:val="center"/>
-          </w:tcPr>
-          <w:p>
-            <w:pPr>
-              <w:spacing w:after="0"/>
-              <w:jc w:val="center"/>
-            </w:pPr>
-            <w:r>
-              <w:rPr>
-                <w:rFonts w:ascii="游ゴシック" w:hAnsi="游ゴシック" w:eastAsia="游ゴシック"/>
-                <w:b w:val="0"/>
-                <w:sz w:val="18"/>
-              </w:rPr>
-              <w:t>23</w:t>
-            </w:r>
-          </w:p>
-        </w:tc>
-        <w:tc>
-          <w:tcPr>
-            <w:tcW w:type="dxa" w:w="4309"/>
-            <w:shd w:val="clear" w:color="auto" w:fill="F2F5FA"/>
-            <w:vAlign w:val="center"/>
-          </w:tcPr>
-          <w:p>
-            <w:pPr>
-              <w:spacing w:after="0"/>
-            </w:pPr>
-            <w:r>
-              <w:rPr>
-                <w:rFonts w:ascii="游ゴシック" w:hAnsi="游ゴシック" w:eastAsia="游ゴシック"/>
-                <w:b w:val="0"/>
-                <w:sz w:val="18"/>
-              </w:rPr>
-              <w:t>差の表記に半角の符号を用いていないこと</w:t>
-            </w:r>
-          </w:p>
-        </w:tc>
-        <w:tc>
-          <w:tcPr>
-            <w:tcW w:type="dxa" w:w="3628"/>
-            <w:shd w:val="clear" w:color="auto" w:fill="F2F5FA"/>
-            <w:vAlign w:val="center"/>
-          </w:tcPr>
-          <w:p>
-            <w:pPr>
-              <w:spacing w:after="0"/>
-            </w:pPr>
-            <w:r>
-              <w:rPr>
-                <w:rFonts w:ascii="游ゴシック" w:hAnsi="游ゴシック" w:eastAsia="游ゴシック"/>
-                <w:b w:val="0"/>
-                <w:sz w:val="18"/>
-              </w:rPr>
-              <w:t>当たった表記 なし</w:t>
-            </w:r>
-          </w:p>
-        </w:tc>
-        <w:tc>
-          <w:tcPr>
-            <w:tcW w:type="dxa" w:w="1134"/>
-            <w:shd w:val="clear" w:color="auto" w:fill="F2F5FA"/>
-            <w:vAlign w:val="center"/>
-          </w:tcPr>
-          <w:p>
-            <w:pPr>
-              <w:spacing w:after="0"/>
-              <w:jc w:val="center"/>
-            </w:pPr>
-            <w:r>
-              <w:rPr>
-                <w:rFonts w:ascii="游ゴシック" w:hAnsi="游ゴシック" w:eastAsia="游ゴシック"/>
-                <w:b w:val="0"/>
-                <w:sz w:val="18"/>
-              </w:rPr>
-              <w:t>適合</w:t>
-            </w:r>
-          </w:p>
-        </w:tc>
-      </w:tr>
-      <w:tr>
-        <w:trPr>
-          <w:cantSplit/>
-        </w:trPr>
-        <w:tc>
-          <w:tcPr>
-            <w:tcW w:type="dxa" w:w="680"/>
-            <w:vAlign w:val="center"/>
-          </w:tcPr>
-          <w:p>
-            <w:pPr>
-              <w:spacing w:after="0"/>
-              <w:jc w:val="center"/>
-            </w:pPr>
-            <w:r>
-              <w:rPr>
-                <w:rFonts w:ascii="游ゴシック" w:hAnsi="游ゴシック" w:eastAsia="游ゴシック"/>
-                <w:b w:val="0"/>
-                <w:sz w:val="18"/>
-              </w:rPr>
-              <w:t>24</w:t>
-            </w:r>
-          </w:p>
-        </w:tc>
-        <w:tc>
-          <w:tcPr>
-            <w:tcW w:type="dxa" w:w="4309"/>
-            <w:vAlign w:val="center"/>
-          </w:tcPr>
-          <w:p>
-            <w:pPr>
-              <w:spacing w:after="0"/>
-            </w:pPr>
-            <w:r>
-              <w:rPr>
-                <w:rFonts w:ascii="游ゴシック" w:hAnsi="游ゴシック" w:eastAsia="游ゴシック"/>
-                <w:b w:val="0"/>
-                <w:sz w:val="18"/>
-              </w:rPr>
-              <w:t>結果報告書の限界の件数を同報告書から数えていること</w:t>
-            </w:r>
-          </w:p>
-        </w:tc>
-        <w:tc>
-          <w:tcPr>
-            <w:tcW w:type="dxa" w:w="3628"/>
-            <w:vAlign w:val="center"/>
-          </w:tcPr>
-          <w:p>
-            <w:pPr>
-              <w:spacing w:after="0"/>
-            </w:pPr>
-            <w:r>
-              <w:rPr>
-                <w:rFonts w:ascii="游ゴシック" w:hAnsi="游ゴシック" w:eastAsia="游ゴシック"/>
-                <w:b w:val="0"/>
-                <w:sz w:val="18"/>
-              </w:rPr>
-              <w:t>11件</w:t>
-            </w:r>
-          </w:p>
-        </w:tc>
-        <w:tc>
-          <w:tcPr>
-            <w:tcW w:type="dxa" w:w="1134"/>
-            <w:vAlign w:val="center"/>
-          </w:tcPr>
-          <w:p>
-            <w:pPr>
-              <w:spacing w:after="0"/>
-              <w:jc w:val="center"/>
-            </w:pPr>
-            <w:r>
-              <w:rPr>
-                <w:rFonts w:ascii="游ゴシック" w:hAnsi="游ゴシック" w:eastAsia="游ゴシック"/>
-                <w:b w:val="0"/>
-                <w:sz w:val="18"/>
-              </w:rPr>
-              <w:t>適合</w:t>
-            </w:r>
-          </w:p>
-        </w:tc>
-      </w:tr>
-      <w:tr>
-        <w:trPr>
-          <w:cantSplit/>
-        </w:trPr>
-        <w:tc>
-          <w:tcPr>
-            <w:tcW w:type="dxa" w:w="680"/>
-            <w:shd w:val="clear" w:color="auto" w:fill="F2F5FA"/>
-            <w:vAlign w:val="center"/>
-          </w:tcPr>
-          <w:p>
-            <w:pPr>
-              <w:spacing w:after="0"/>
-              <w:jc w:val="center"/>
-            </w:pPr>
-            <w:r>
-              <w:rPr>
-                <w:rFonts w:ascii="游ゴシック" w:hAnsi="游ゴシック" w:eastAsia="游ゴシック"/>
-                <w:b w:val="0"/>
-                <w:sz w:val="18"/>
-              </w:rPr>
-              <w:t>25</w:t>
-            </w:r>
-          </w:p>
-        </w:tc>
-        <w:tc>
-          <w:tcPr>
-            <w:tcW w:type="dxa" w:w="4309"/>
-            <w:shd w:val="clear" w:color="auto" w:fill="F2F5FA"/>
-            <w:vAlign w:val="center"/>
-          </w:tcPr>
-          <w:p>
-            <w:pPr>
-              <w:spacing w:after="0"/>
-            </w:pPr>
-            <w:r>
-              <w:rPr>
-                <w:rFonts w:ascii="游ゴシック" w:hAnsi="游ゴシック" w:eastAsia="游ゴシック"/>
-                <w:b w:val="0"/>
-                <w:sz w:val="18"/>
-              </w:rPr>
-              <w:t>別管理表の件数を同表から数えていること</w:t>
-            </w:r>
-          </w:p>
-        </w:tc>
-        <w:tc>
-          <w:tcPr>
-            <w:tcW w:type="dxa" w:w="3628"/>
-            <w:shd w:val="clear" w:color="auto" w:fill="F2F5FA"/>
-            <w:vAlign w:val="center"/>
-          </w:tcPr>
-          <w:p>
-            <w:pPr>
-              <w:spacing w:after="0"/>
-            </w:pPr>
-            <w:r>
-              <w:rPr>
-                <w:rFonts w:ascii="游ゴシック" w:hAnsi="游ゴシック" w:eastAsia="游ゴシック"/>
-                <w:b w:val="0"/>
-                <w:sz w:val="18"/>
-              </w:rPr>
-              <w:t>A25件・B35件</w:t>
-            </w:r>
-          </w:p>
-        </w:tc>
-        <w:tc>
-          <w:tcPr>
-            <w:tcW w:type="dxa" w:w="1134"/>
-            <w:shd w:val="clear" w:color="auto" w:fill="F2F5FA"/>
-            <w:vAlign w:val="center"/>
-          </w:tcPr>
-          <w:p>
-            <w:pPr>
-              <w:spacing w:after="0"/>
-              <w:jc w:val="center"/>
-            </w:pPr>
-            <w:r>
-              <w:rPr>
-                <w:rFonts w:ascii="游ゴシック" w:hAnsi="游ゴシック" w:eastAsia="游ゴシック"/>
-                <w:b w:val="0"/>
-                <w:sz w:val="18"/>
-              </w:rPr>
-              <w:t>適合</w:t>
-            </w:r>
-          </w:p>
-        </w:tc>
-      </w:tr>
-    </w:tbl>
     <w:sectPr>
       <w:pgSz w:w="11906" w:h="16838"/>
       <w:pgMar w:top="1020" w:right="1077" w:bottom="1020" w:left="1077" w:header="720" w:footer="720" w:gutter="0"/>

--- a/output/第10期計画_計画策定の進捗と今後の確認事項.docx
+++ b/output/第10期計画_計画策定の進捗と今後の確認事項.docx
@@ -6816,7 +6816,7 @@
                 <w:b w:val="0"/>
                 <w:sz w:val="18"/>
               </w:rPr>
-              <w:t>38件</w:t>
+              <w:t>46件</w:t>
             </w:r>
           </w:p>
         </w:tc>

--- a/output/第10期計画_計画策定の進捗と今後の確認事項.docx
+++ b/output/第10期計画_計画策定の進捗と今後の確認事項.docx
@@ -42,7 +42,7 @@
           <w:b w:val="0"/>
           <w:sz w:val="20"/>
         </w:rPr>
-        <w:t>令和8年10月</w:t>
+        <w:t>作成日 令和8年10月5日</w:t>
       </w:r>
     </w:p>
     <w:p>
@@ -66,7 +66,7 @@
           <w:b w:val="0"/>
           <w:sz w:val="21"/>
         </w:rPr>
-        <w:t>令和8年10月2日 にいただいたご照会に対する回答です。基準日 令和8年10月5日。</w:t>
+        <w:t>令和8年10月2日 にいただいたご照会に対するご回答です。</w:t>
       </w:r>
     </w:p>
     <w:p>
@@ -1181,7 +1181,7 @@
           <w:b w:val="0"/>
           <w:sz w:val="21"/>
         </w:rPr>
-        <w:t>です。作業項目ごとの判定は業務工程管理表（01 業務内容別の進捗）の作業項目の欄に併記しています。</w:t>
+        <w:t>です。</w:t>
       </w:r>
     </w:p>
     <w:p>
@@ -3802,7 +3802,7 @@
           <w:b w:val="0"/>
           <w:sz w:val="21"/>
         </w:rPr>
-        <w:t>結果報告書 第8章第3節（2）に掲げた9件について、確認主体・確認の期限及び反映先を併せて示します。確認主体と期限は、実施済み3調査の受領点検と集計（02 点検で見つかった事項）に掲げているものです。</w:t>
+        <w:t>結果報告書 第8章第3節（2）に掲げた9件について、確認主体・確認の期限及び反映先を併せて示します。</w:t>
       </w:r>
     </w:p>
     <w:p>
@@ -5818,7 +5818,7 @@
           <w:b w:val="0"/>
           <w:sz w:val="21"/>
         </w:rPr>
-        <w:t>2事業所の職員を単純に合計すると13人が二重に計上される。同じ構造の「有料老人ホームびえいの郷（1人）とシルバーハウス訪問介護事業所（13人）」は分けて記入されており、サービス付高齢者住宅ゆうも0人である。住宅型有料老人ホームは介護保険の指定サービスではなく、見える化のK系列にも従事者数の系列にも現れない（10シート）。</w:t>
+        <w:t>2事業所の職員を単純に合計すると13人が二重に計上される。同じ構造の「有料老人ホームびえいの郷（1人）とシルバーハウス訪問介護事業所（13人）」は分けて記入されており、サービス付高齢者住宅ゆうも0人である。住宅型有料老人ホームは介護保険の指定サービスではなく、見える化のK系列にも従事者数の系列にも現れない。</w:t>
       </w:r>
     </w:p>
     <w:p>
@@ -13443,7 +13443,7 @@
                 <w:b w:val="0"/>
                 <w:sz w:val="18"/>
               </w:rPr>
-              <w:t>パブリックコメント支援、意見整理、計画案修正</w:t>
+              <w:t>パブリックコメント支援（ウェブで2週間。概要版を用いる）、意見整理、計画案修正</w:t>
             </w:r>
           </w:p>
         </w:tc>
@@ -13463,7 +13463,7 @@
                 <w:b w:val="0"/>
                 <w:sz w:val="18"/>
               </w:rPr>
-              <w:t>パブリックコメント用素案／意見の分類整理表／意見に対する考え方（原案）</w:t>
+              <w:t>パブリックコメント用素案／意見の分類整理表／意見に対する考え方（原案）／介護保険運営協議会資料（原案）／※介護保険運営協議会（パブリックコメントの前）</w:t>
             </w:r>
           </w:p>
         </w:tc>
@@ -13525,7 +13525,7 @@
                 <w:b w:val="0"/>
                 <w:sz w:val="18"/>
               </w:rPr>
-              <w:t>第10期計画最終案／運営協議会資料原案</w:t>
+              <w:t>第10期計画最終案／運営協議会資料原案／※2月19日　事務管理者・主監会議協議（最終協議。原稿・数値の確定）</w:t>
             </w:r>
           </w:p>
         </w:tc>
@@ -13590,7 +13590,7 @@
                 <w:b w:val="0"/>
                 <w:sz w:val="18"/>
               </w:rPr>
-              <w:t>計画書（印刷200部）／計画書及び概要版の電子データ／分析資料等の電子データ／打合せ資料等</w:t>
+              <w:t>計画書（印刷200部）／計画書及び概要版の電子データ／分析資料等の電子データ／打合せ資料等／※3月2日　全員協議会情報提供／※3月3日　第10期介護保険事業計画の決定（データの締切り）／※3月23日　広域連合議会</w:t>
             </w:r>
           </w:p>
         </w:tc>

--- a/output/第10期計画_計画策定の進捗と今後の確認事項.docx
+++ b/output/第10期計画_計画策定の進捗と今後の確認事項.docx
@@ -6365,7 +6365,7 @@
           <w:b w:val="0"/>
           <w:sz w:val="21"/>
         </w:rPr>
-        <w:t>確認事項は全173件、うち未決が160件です。そのまま掲げると用をなさないため、本節では</w:t>
+        <w:t>確認事項は全174件、うち未決が161件です。そのまま掲げると用をなさないため、本節では</w:t>
       </w:r>
       <w:r>
         <w:rPr>
@@ -6548,7 +6548,7 @@
                 <w:b w:val="0"/>
                 <w:sz w:val="18"/>
               </w:rPr>
-              <w:t>173件</w:t>
+              <w:t>174件</w:t>
             </w:r>
           </w:p>
         </w:tc>
@@ -6683,7 +6683,7 @@
                 <w:b w:val="0"/>
                 <w:sz w:val="18"/>
               </w:rPr>
-              <w:t>160件</w:t>
+              <w:t>161件</w:t>
             </w:r>
           </w:p>
         </w:tc>
@@ -6751,7 +6751,7 @@
                 <w:b w:val="0"/>
                 <w:sz w:val="18"/>
               </w:rPr>
-              <w:t>160件</w:t>
+              <w:t>161件</w:t>
             </w:r>
           </w:p>
         </w:tc>
@@ -15651,7 +15651,7 @@
                 <w:b w:val="0"/>
                 <w:sz w:val="18"/>
               </w:rPr>
-              <w:t>全173件／未決160件</w:t>
+              <w:t>全174件／未決161件</w:t>
             </w:r>
           </w:p>
         </w:tc>

--- a/output/第10期計画_計画策定の進捗と今後の確認事項.docx
+++ b/output/第10期計画_計画策定の進捗と今後の確認事項.docx
@@ -6365,7 +6365,7 @@
           <w:b w:val="0"/>
           <w:sz w:val="21"/>
         </w:rPr>
-        <w:t>確認事項は全174件、うち未決が161件です。そのまま掲げると用をなさないため、本節では</w:t>
+        <w:t>確認事項は全177件、うち未決が164件です。そのまま掲げると用をなさないため、本節では</w:t>
       </w:r>
       <w:r>
         <w:rPr>
@@ -6548,7 +6548,7 @@
                 <w:b w:val="0"/>
                 <w:sz w:val="18"/>
               </w:rPr>
-              <w:t>174件</w:t>
+              <w:t>177件</w:t>
             </w:r>
           </w:p>
         </w:tc>
@@ -6683,7 +6683,7 @@
                 <w:b w:val="0"/>
                 <w:sz w:val="18"/>
               </w:rPr>
-              <w:t>161件</w:t>
+              <w:t>164件</w:t>
             </w:r>
           </w:p>
         </w:tc>
@@ -6751,7 +6751,7 @@
                 <w:b w:val="0"/>
                 <w:sz w:val="18"/>
               </w:rPr>
-              <w:t>161件</w:t>
+              <w:t>164件</w:t>
             </w:r>
           </w:p>
         </w:tc>
@@ -15651,7 +15651,7 @@
                 <w:b w:val="0"/>
                 <w:sz w:val="18"/>
               </w:rPr>
-              <w:t>全174件／未決161件</w:t>
+              <w:t>全177件／未決164件</w:t>
             </w:r>
           </w:p>
         </w:tc>

--- a/output/第10期計画_計画策定の進捗と今後の確認事項.docx
+++ b/output/第10期計画_計画策定の進捗と今後の確認事項.docx
@@ -42,7 +42,7 @@
           <w:b w:val="0"/>
           <w:sz w:val="20"/>
         </w:rPr>
-        <w:t>作成日 令和8年10月5日</w:t>
+        <w:t>作成日 令和8年10月7日</w:t>
       </w:r>
     </w:p>
     <w:p>
@@ -1195,7 +1195,7 @@
           <w:b/>
           <w:sz w:val="20"/>
         </w:rPr>
-        <w:t>表3　業務内容別の進捗（基準日 令和8年10月5日）</w:t>
+        <w:t>表3　業務内容別の進捗（基準日 令和8年10月7日）</w:t>
       </w:r>
     </w:p>
     <w:tbl>
@@ -6816,7 +6816,7 @@
                 <w:b w:val="0"/>
                 <w:sz w:val="18"/>
               </w:rPr>
-              <w:t>46件</w:t>
+              <w:t>62件</w:t>
             </w:r>
           </w:p>
         </w:tc>

--- a/output/第10期計画_計画策定の進捗と今後の確認事項.docx
+++ b/output/第10期計画_計画策定の進捗と今後の確認事項.docx
@@ -6816,7 +6816,7 @@
                 <w:b w:val="0"/>
                 <w:sz w:val="18"/>
               </w:rPr>
-              <w:t>62件</w:t>
+              <w:t>164件</w:t>
             </w:r>
           </w:p>
         </w:tc>

--- a/output/第10期計画_計画策定の進捗と今後の確認事項.docx
+++ b/output/第10期計画_計画策定の進捗と今後の確認事項.docx
@@ -42,7 +42,7 @@
           <w:b w:val="0"/>
           <w:sz w:val="20"/>
         </w:rPr>
-        <w:t>作成日 令和8年10月7日</w:t>
+        <w:t>作成日 令和8年10月14日</w:t>
       </w:r>
     </w:p>
     <w:p>
@@ -1195,7 +1195,7 @@
           <w:b/>
           <w:sz w:val="20"/>
         </w:rPr>
-        <w:t>表3　業務内容別の進捗（基準日 令和8年10月7日）</w:t>
+        <w:t>表3　業務内容別の進捗（基準日 令和8年10月14日）</w:t>
       </w:r>
     </w:p>
     <w:tbl>
@@ -6365,7 +6365,7 @@
           <w:b w:val="0"/>
           <w:sz w:val="21"/>
         </w:rPr>
-        <w:t>確認事項は全177件、うち未決が164件です。そのまま掲げると用をなさないため、本節では</w:t>
+        <w:t>確認事項は全181件、うち未決が168件です。そのまま掲げると用をなさないため、本節では</w:t>
       </w:r>
       <w:r>
         <w:rPr>
@@ -6548,7 +6548,7 @@
                 <w:b w:val="0"/>
                 <w:sz w:val="18"/>
               </w:rPr>
-              <w:t>177件</w:t>
+              <w:t>181件</w:t>
             </w:r>
           </w:p>
         </w:tc>
@@ -6683,7 +6683,7 @@
                 <w:b w:val="0"/>
                 <w:sz w:val="18"/>
               </w:rPr>
-              <w:t>164件</w:t>
+              <w:t>168件</w:t>
             </w:r>
           </w:p>
         </w:tc>
@@ -6751,7 +6751,7 @@
                 <w:b w:val="0"/>
                 <w:sz w:val="18"/>
               </w:rPr>
-              <w:t>164件</w:t>
+              <w:t>168件</w:t>
             </w:r>
           </w:p>
         </w:tc>
@@ -15651,7 +15651,7 @@
                 <w:b w:val="0"/>
                 <w:sz w:val="18"/>
               </w:rPr>
-              <w:t>全177件／未決164件</w:t>
+              <w:t>全181件／未決168件</w:t>
             </w:r>
           </w:p>
         </w:tc>

--- a/output/第10期計画_計画策定の進捗と今後の確認事項.docx
+++ b/output/第10期計画_計画策定の進捗と今後の確認事項.docx
@@ -6365,7 +6365,7 @@
           <w:b w:val="0"/>
           <w:sz w:val="21"/>
         </w:rPr>
-        <w:t>確認事項は全181件、うち未決が168件です。そのまま掲げると用をなさないため、本節では</w:t>
+        <w:t>確認事項は全184件、うち未決が171件です。そのまま掲げると用をなさないため、本節では</w:t>
       </w:r>
       <w:r>
         <w:rPr>
@@ -6548,7 +6548,7 @@
                 <w:b w:val="0"/>
                 <w:sz w:val="18"/>
               </w:rPr>
-              <w:t>181件</w:t>
+              <w:t>184件</w:t>
             </w:r>
           </w:p>
         </w:tc>
@@ -6683,7 +6683,7 @@
                 <w:b w:val="0"/>
                 <w:sz w:val="18"/>
               </w:rPr>
-              <w:t>168件</w:t>
+              <w:t>171件</w:t>
             </w:r>
           </w:p>
         </w:tc>
@@ -6751,7 +6751,7 @@
                 <w:b w:val="0"/>
                 <w:sz w:val="18"/>
               </w:rPr>
-              <w:t>168件</w:t>
+              <w:t>171件</w:t>
             </w:r>
           </w:p>
         </w:tc>
@@ -15651,7 +15651,7 @@
                 <w:b w:val="0"/>
                 <w:sz w:val="18"/>
               </w:rPr>
-              <w:t>全181件／未決168件</w:t>
+              <w:t>全184件／未決171件</w:t>
             </w:r>
           </w:p>
         </w:tc>

--- a/output/第10期計画_計画策定の進捗と今後の確認事項.docx
+++ b/output/第10期計画_計画策定の進捗と今後の確認事項.docx
@@ -42,7 +42,7 @@
           <w:b w:val="0"/>
           <w:sz w:val="20"/>
         </w:rPr>
-        <w:t>作成日 令和8年10月14日</w:t>
+        <w:t>作成日 令和8年10月15日</w:t>
       </w:r>
     </w:p>
     <w:p>
@@ -1195,7 +1195,7 @@
           <w:b/>
           <w:sz w:val="20"/>
         </w:rPr>
-        <w:t>表3　業務内容別の進捗（基準日 令和8年10月14日）</w:t>
+        <w:t>表3　業務内容別の進捗（基準日 令和8年10月15日）</w:t>
       </w:r>
     </w:p>
     <w:tbl>
@@ -6365,7 +6365,7 @@
           <w:b w:val="0"/>
           <w:sz w:val="21"/>
         </w:rPr>
-        <w:t>確認事項は全184件、うち未決が171件です。そのまま掲げると用をなさないため、本節では</w:t>
+        <w:t>確認事項は全186件、うち未決が173件です。そのまま掲げると用をなさないため、本節では</w:t>
       </w:r>
       <w:r>
         <w:rPr>
@@ -6548,7 +6548,7 @@
                 <w:b w:val="0"/>
                 <w:sz w:val="18"/>
               </w:rPr>
-              <w:t>184件</w:t>
+              <w:t>186件</w:t>
             </w:r>
           </w:p>
         </w:tc>
@@ -6683,7 +6683,7 @@
                 <w:b w:val="0"/>
                 <w:sz w:val="18"/>
               </w:rPr>
-              <w:t>171件</w:t>
+              <w:t>173件</w:t>
             </w:r>
           </w:p>
         </w:tc>
@@ -6751,7 +6751,7 @@
                 <w:b w:val="0"/>
                 <w:sz w:val="18"/>
               </w:rPr>
-              <w:t>171件</w:t>
+              <w:t>173件</w:t>
             </w:r>
           </w:p>
         </w:tc>
@@ -15651,7 +15651,7 @@
                 <w:b w:val="0"/>
                 <w:sz w:val="18"/>
               </w:rPr>
-              <w:t>全184件／未決171件</w:t>
+              <w:t>全186件／未決173件</w:t>
             </w:r>
           </w:p>
         </w:tc>

--- a/output/第10期計画_計画策定の進捗と今後の確認事項.docx
+++ b/output/第10期計画_計画策定の進捗と今後の確認事項.docx
@@ -6365,7 +6365,7 @@
           <w:b w:val="0"/>
           <w:sz w:val="21"/>
         </w:rPr>
-        <w:t>確認事項は全186件、うち未決が173件です。そのまま掲げると用をなさないため、本節では</w:t>
+        <w:t>確認事項は全186件、うち未決が172件です。そのまま掲げると用をなさないため、本節では</w:t>
       </w:r>
       <w:r>
         <w:rPr>
@@ -6616,7 +6616,7 @@
                 <w:b w:val="0"/>
                 <w:sz w:val="18"/>
               </w:rPr>
-              <w:t>13件</w:t>
+              <w:t>14件</w:t>
             </w:r>
           </w:p>
         </w:tc>
@@ -6683,7 +6683,7 @@
                 <w:b w:val="0"/>
                 <w:sz w:val="18"/>
               </w:rPr>
-              <w:t>173件</w:t>
+              <w:t>172件</w:t>
             </w:r>
           </w:p>
         </w:tc>
@@ -6751,7 +6751,7 @@
                 <w:b w:val="0"/>
                 <w:sz w:val="18"/>
               </w:rPr>
-              <w:t>173件</w:t>
+              <w:t>172件</w:t>
             </w:r>
           </w:p>
         </w:tc>
@@ -6816,7 +6816,7 @@
                 <w:b w:val="0"/>
                 <w:sz w:val="18"/>
               </w:rPr>
-              <w:t>164件</w:t>
+              <w:t>163件</w:t>
             </w:r>
           </w:p>
         </w:tc>
@@ -15651,7 +15651,7 @@
                 <w:b w:val="0"/>
                 <w:sz w:val="18"/>
               </w:rPr>
-              <w:t>全186件／未決173件</w:t>
+              <w:t>全186件／未決172件</w:t>
             </w:r>
           </w:p>
         </w:tc>

--- a/output/第10期計画_計画策定の進捗と今後の確認事項.docx
+++ b/output/第10期計画_計画策定の進捗と今後の確認事項.docx
@@ -6365,7 +6365,7 @@
           <w:b w:val="0"/>
           <w:sz w:val="21"/>
         </w:rPr>
-        <w:t>確認事項は全186件、うち未決が172件です。そのまま掲げると用をなさないため、本節では</w:t>
+        <w:t>確認事項は全189件、うち未決が173件です。そのまま掲げると用をなさないため、本節では</w:t>
       </w:r>
       <w:r>
         <w:rPr>
@@ -6548,7 +6548,7 @@
                 <w:b w:val="0"/>
                 <w:sz w:val="18"/>
               </w:rPr>
-              <w:t>186件</w:t>
+              <w:t>189件</w:t>
             </w:r>
           </w:p>
         </w:tc>
@@ -6616,7 +6616,7 @@
                 <w:b w:val="0"/>
                 <w:sz w:val="18"/>
               </w:rPr>
-              <w:t>14件</w:t>
+              <w:t>16件</w:t>
             </w:r>
           </w:p>
         </w:tc>
@@ -6683,7 +6683,7 @@
                 <w:b w:val="0"/>
                 <w:sz w:val="18"/>
               </w:rPr>
-              <w:t>172件</w:t>
+              <w:t>173件</w:t>
             </w:r>
           </w:p>
         </w:tc>
@@ -6751,7 +6751,7 @@
                 <w:b w:val="0"/>
                 <w:sz w:val="18"/>
               </w:rPr>
-              <w:t>172件</w:t>
+              <w:t>173件</w:t>
             </w:r>
           </w:p>
         </w:tc>
@@ -6816,7 +6816,7 @@
                 <w:b w:val="0"/>
                 <w:sz w:val="18"/>
               </w:rPr>
-              <w:t>163件</w:t>
+              <w:t>162件</w:t>
             </w:r>
           </w:p>
         </w:tc>
@@ -15651,7 +15651,7 @@
                 <w:b w:val="0"/>
                 <w:sz w:val="18"/>
               </w:rPr>
-              <w:t>全186件／未決172件</w:t>
+              <w:t>全189件／未決173件</w:t>
             </w:r>
           </w:p>
         </w:tc>

--- a/output/第10期計画_計画策定の進捗と今後の確認事項.docx
+++ b/output/第10期計画_計画策定の進捗と今後の確認事項.docx
@@ -42,7 +42,7 @@
           <w:b w:val="0"/>
           <w:sz w:val="20"/>
         </w:rPr>
-        <w:t>作成日 令和8年10月15日</w:t>
+        <w:t>作成日 令和8年10月16日</w:t>
       </w:r>
     </w:p>
     <w:p>
@@ -1195,7 +1195,7 @@
           <w:b/>
           <w:sz w:val="20"/>
         </w:rPr>
-        <w:t>表3　業務内容別の進捗（基準日 令和8年10月15日）</w:t>
+        <w:t>表3　業務内容別の進捗（基準日 令和8年10月16日）</w:t>
       </w:r>
     </w:p>
     <w:tbl>
@@ -6816,7 +6816,7 @@
                 <w:b w:val="0"/>
                 <w:sz w:val="18"/>
               </w:rPr>
-              <w:t>162件</w:t>
+              <w:t>171件</w:t>
             </w:r>
           </w:p>
         </w:tc>

--- a/output/第10期計画_計画策定の進捗と今後の確認事項.docx
+++ b/output/第10期計画_計画策定の進捗と今後の確認事項.docx
@@ -42,7 +42,7 @@
           <w:b w:val="0"/>
           <w:sz w:val="20"/>
         </w:rPr>
-        <w:t>作成日 令和8年10月16日</w:t>
+        <w:t>作成日 令和8年10月19日</w:t>
       </w:r>
     </w:p>
     <w:p>
@@ -605,7 +605,7 @@
           <w:b/>
           <w:sz w:val="21"/>
         </w:rPr>
-        <w:t>ご決定をお待ちしている事項は、すべて「決まらない場合の当方の扱い」を仮置きしています。</w:t>
+        <w:t>令和8年10月19日、ほぼ全ての確認事項について受託者案により作成を進めること、及び10月までの各工程を完了とすることについてご了承をいただきました。</w:t>
       </w:r>
       <w:r>
         <w:rPr>
@@ -613,7 +613,7 @@
           <w:b w:val="0"/>
           <w:sz w:val="21"/>
         </w:rPr>
-        <w:t xml:space="preserve"> したがってサービス見込量 第2次概算（令和8年10月30日）はご決定を待たずに組めます。ただし仮置きは協議を進めるためのものであり、計画として確定する前にはご判断を要します（第4節）。</w:t>
+        <w:t xml:space="preserve"> これにより173件が受託者案で確定し、ご決定をお待ちしている事項はありません。うち13件は、保険料に関わる国の政令・省令・告示が示された後に再算定します（第4節）。</w:t>
       </w:r>
     </w:p>
     <w:p>
@@ -1195,7 +1195,7 @@
           <w:b/>
           <w:sz w:val="20"/>
         </w:rPr>
-        <w:t>表3　業務内容別の進捗（基準日 令和8年10月16日）</w:t>
+        <w:t>表3　業務内容別の進捗（基準日 令和8年10月19日）</w:t>
       </w:r>
     </w:p>
     <w:tbl>
@@ -1465,7 +1465,7 @@
                 <w:b w:val="0"/>
                 <w:sz w:val="18"/>
               </w:rPr>
-              <w:t>62％</w:t>
+              <w:t>75％</w:t>
             </w:r>
           </w:p>
         </w:tc>
@@ -1485,7 +1485,7 @@
                 <w:b w:val="0"/>
                 <w:sz w:val="18"/>
               </w:rPr>
-              <w:t>完了1・一部3・未着手0</w:t>
+              <w:t>完了2・一部2・未着手0</w:t>
             </w:r>
           </w:p>
         </w:tc>
@@ -1533,7 +1533,7 @@
                 <w:b w:val="0"/>
                 <w:sz w:val="18"/>
               </w:rPr>
-              <w:t>93％</w:t>
+              <w:t>96％</w:t>
             </w:r>
           </w:p>
         </w:tc>
@@ -1554,7 +1554,7 @@
                 <w:b w:val="0"/>
                 <w:sz w:val="18"/>
               </w:rPr>
-              <w:t>完了13・一部0・未着手1</w:t>
+              <w:t>完了13・一部1・未着手0</w:t>
             </w:r>
           </w:p>
         </w:tc>
@@ -1664,7 +1664,7 @@
                 <w:b w:val="0"/>
                 <w:sz w:val="18"/>
               </w:rPr>
-              <w:t>79％</w:t>
+              <w:t>100％</w:t>
             </w:r>
           </w:p>
         </w:tc>
@@ -1684,7 +1684,7 @@
                 <w:b w:val="0"/>
                 <w:sz w:val="18"/>
               </w:rPr>
-              <w:t>完了4・一部3・未着手0</w:t>
+              <w:t>完了7・一部0・未着手0</w:t>
             </w:r>
           </w:p>
         </w:tc>
@@ -1793,7 +1793,7 @@
                 <w:b w:val="0"/>
                 <w:sz w:val="18"/>
               </w:rPr>
-              <w:t>94％</w:t>
+              <w:t>100％</w:t>
             </w:r>
           </w:p>
         </w:tc>
@@ -1814,7 +1814,7 @@
                 <w:b w:val="0"/>
                 <w:sz w:val="18"/>
               </w:rPr>
-              <w:t>完了8・一部1・未着手0</w:t>
+              <w:t>完了9・一部0・未着手0</w:t>
             </w:r>
           </w:p>
         </w:tc>
@@ -1924,7 +1924,7 @@
                 <w:b w:val="0"/>
                 <w:sz w:val="18"/>
               </w:rPr>
-              <w:t>81％</w:t>
+              <w:t>88％</w:t>
             </w:r>
           </w:p>
         </w:tc>
@@ -1944,7 +1944,7 @@
                 <w:b w:val="0"/>
                 <w:sz w:val="18"/>
               </w:rPr>
-              <w:t>完了5・一部3・未着手0</w:t>
+              <w:t>完了6・一部2・未着手0</w:t>
             </w:r>
           </w:p>
         </w:tc>
@@ -2051,7 +2051,7 @@
                 <w:b w:val="0"/>
                 <w:sz w:val="18"/>
               </w:rPr>
-              <w:t>50％</w:t>
+              <w:t>80％</w:t>
             </w:r>
           </w:p>
         </w:tc>
@@ -2071,7 +2071,7 @@
                 <w:b w:val="0"/>
                 <w:sz w:val="18"/>
               </w:rPr>
-              <w:t>完了2・一部1・未着手2</w:t>
+              <w:t>完了4・一部0・未着手1</w:t>
             </w:r>
           </w:p>
         </w:tc>
@@ -2148,7 +2148,7 @@
           <w:b w:val="0"/>
           <w:sz w:val="18"/>
         </w:rPr>
-        <w:t>※ 全体は、進捗を数値で表せる10業務の単純平均で67％です。（11）成果品の帰属及び（12）その他は数値で表していません。令和8年10月4日までは受託者の見積りによる数値をお示ししており、全体は79％としていました。作業項目の達成状況から算定する形に改めたことにより67％となっています。作業が後戻りしたものではなく、算定の基礎を改めたことによる差です。（6）計画書の作成は計画最終案及び概要版原稿が未着手であること、（8）各種会議への技術的支援は3町との協議資料及び説明用データが作成済みであることが、それぞれ数値に表れています。</w:t>
+        <w:t>※ 全体は、進捗を数値で表せる10業務の単純平均で75％です。（11）成果品の帰属及び（12）その他は数値で表していません。令和8年10月4日までは受託者の見積りによる数値をお示ししており、全体は79％としていました。作業項目の達成状況から算定する形に改めたことにより75％となっています。作業が後戻りしたものではなく、算定の基礎を改めたことによる差です。（6）計画書の作成は計画最終案（令和9年2月の工程）が未着手であること、（8）各種会議への技術的支援は策定委員会の資料原案が委員会の日程の決定を待っていることが、それぞれ数値に表れています。</w:t>
       </w:r>
     </w:p>
     <w:p>
@@ -6352,7 +6352,7 @@
           <w:b/>
           <w:sz w:val="22"/>
         </w:rPr>
-        <w:t>1　全体の件数と絞り込みの条件</w:t>
+        <w:t>1　全体の件数とご了承による確定</w:t>
       </w:r>
     </w:p>
     <w:p>
@@ -6365,7 +6365,7 @@
           <w:b w:val="0"/>
           <w:sz w:val="21"/>
         </w:rPr>
-        <w:t>確認事項は全189件、うち未決が173件です。そのまま掲げると用をなさないため、本節では</w:t>
+        <w:t>令和8年10月19日、ほぼ全ての確認事項について受託者案により作成を進めること、確認事項として挙げた経緯は残しながら作業を進めること、10月までの各工程については細かい論点を措いて完了とすること、及び保険料について国の指針が示された後に再度修正して完了とすることについてご了承をいただきました。</w:t>
       </w:r>
       <w:r>
         <w:rPr>
@@ -6373,31 +6373,7 @@
           <w:b/>
           <w:sz w:val="21"/>
         </w:rPr>
-        <w:t>保険料の月額を動かすもの</w:t>
-      </w:r>
-      <w:r>
-        <w:rPr>
-          <w:rFonts w:ascii="游ゴシック" w:hAnsi="游ゴシック" w:eastAsia="游ゴシック"/>
-          <w:b w:val="0"/>
-          <w:sz w:val="21"/>
-        </w:rPr>
-        <w:t>と</w:t>
-      </w:r>
-      <w:r>
-        <w:rPr>
-          <w:rFonts w:ascii="游ゴシック" w:hAnsi="游ゴシック" w:eastAsia="游ゴシック"/>
-          <w:b/>
-          <w:sz w:val="21"/>
-        </w:rPr>
-        <w:t>法定記載事項に直結するもの</w:t>
-      </w:r>
-      <w:r>
-        <w:rPr>
-          <w:rFonts w:ascii="游ゴシック" w:hAnsi="游ゴシック" w:eastAsia="游ゴシック"/>
-          <w:b w:val="0"/>
-          <w:sz w:val="21"/>
-        </w:rPr>
-        <w:t>に絞ってお示しします。全件は業務工程管理表（03 確認事項一覧）のとおりです。</w:t>
+        <w:t>これにより173件が受託者案で確定し、ご決定をお待ちしている事項はありません。</w:t>
       </w:r>
     </w:p>
     <w:p>
@@ -6594,7 +6570,7 @@
                 <w:b/>
                 <w:sz w:val="18"/>
               </w:rPr>
-              <w:t>決着済み</w:t>
+              <w:t>ご了承・ご回答により決着したもの</w:t>
             </w:r>
           </w:p>
         </w:tc>
@@ -6637,7 +6613,7 @@
                 <w:b w:val="0"/>
                 <w:sz w:val="18"/>
               </w:rPr>
-              <w:t>ご了承・ご回答をいただいたもの、代替により解消したもの</w:t>
+              <w:t>個別にご了承・ご回答をいただいたもの、代替により解消したもの</w:t>
             </w:r>
           </w:p>
         </w:tc>
@@ -6662,7 +6638,7 @@
                 <w:b/>
                 <w:sz w:val="18"/>
               </w:rPr>
-              <w:t>未決</w:t>
+              <w:t>受託者案で確定したもの</w:t>
             </w:r>
           </w:p>
         </w:tc>
@@ -6700,10 +6676,10 @@
             <w:r>
               <w:rPr>
                 <w:rFonts w:ascii="游ゴシック" w:hAnsi="游ゴシック" w:eastAsia="游ゴシック"/>
-                <w:b w:val="0"/>
-                <w:sz w:val="18"/>
-              </w:rPr>
-              <w:t>ご決定・ご確認をお待ちしているもの</w:t>
+                <w:b/>
+                <w:sz w:val="18"/>
+              </w:rPr>
+              <w:t>令和8年10月19日のご了承によるものです。従前の状態は業務工程管理表（03 確認事項一覧）の回答欄に残しています</w:t>
             </w:r>
           </w:p>
         </w:tc>
@@ -6729,7 +6705,7 @@
                 <w:b/>
                 <w:sz w:val="18"/>
               </w:rPr>
-              <w:t xml:space="preserve">　うち扱いを仮置きしたもの</w:t>
+              <w:t xml:space="preserve">　うち告示後に再算定するもの</w:t>
             </w:r>
           </w:p>
         </w:tc>
@@ -6751,7 +6727,7 @@
                 <w:b w:val="0"/>
                 <w:sz w:val="18"/>
               </w:rPr>
-              <w:t>173件</w:t>
+              <w:t>13件</w:t>
             </w:r>
           </w:p>
         </w:tc>
@@ -6769,10 +6745,10 @@
             <w:r>
               <w:rPr>
                 <w:rFonts w:ascii="游ゴシック" w:hAnsi="游ゴシック" w:eastAsia="游ゴシック"/>
-                <w:b/>
-                <w:sz w:val="18"/>
-              </w:rPr>
-              <w:t>全件に「決まらない場合の当方の扱い」を置いています</w:t>
+                <w:b w:val="0"/>
+                <w:sz w:val="18"/>
+              </w:rPr>
+              <w:t>保険料に関わる国の政令・省令・告示が示された後に再算定します</w:t>
             </w:r>
           </w:p>
         </w:tc>
@@ -6835,7 +6811,7 @@
                 <w:b w:val="0"/>
                 <w:sz w:val="18"/>
               </w:rPr>
-              <w:t>仮置きのとおり計画素案に反映し、ご決定を待っているもの</w:t>
+              <w:t>受託者案のとおり計画素案に反映しているものです</w:t>
             </w:r>
           </w:p>
         </w:tc>
@@ -6851,7 +6827,7 @@
           <w:b w:val="0"/>
           <w:sz w:val="18"/>
         </w:rPr>
-        <w:t>※ 仮置きは協議を進めるためのものであり、ご決定に代わるものではありません。計画として確定する前にご判断を要します。</w:t>
+        <w:t>※ 本節の2から4は、ご了承いただいた受託者案の内容と、その前提が動いた場合に保険料がどれだけ動くかをお示しするものです。計画として確定する前に改めてご確認をお願いする事項は、国の政令・省令・告示が示された後の再算定13件です。</w:t>
       </w:r>
     </w:p>
     <w:p>
@@ -9076,7 +9052,7 @@
           <w:b w:val="0"/>
           <w:sz w:val="21"/>
         </w:rPr>
-        <w:t>介護保険法第117条が計画に定めることを求めている事項のうち、ご決定がないと確定できないものです。いずれも計画素案には仮置きのとおり記述し、確定しない箇所は［要協議］［要確認］として残しています。</w:t>
+        <w:t>介護保険法第117条が計画に定めることを求めている事項のうち、受託者案により置いているものです。いずれも計画素案にはその案のとおり記述し、構成3町との協議又は国の政令・省令・告示の公布を待つ箇所は［要協議］［要確認］として残しています。</w:t>
       </w:r>
     </w:p>
     <w:p>
@@ -9179,7 +9155,7 @@
                 <w:color w:val="FFFFFF"/>
                 <w:sz w:val="18"/>
               </w:rPr>
-              <w:t>現在の仮置き</w:t>
+              <w:t>ご了承いただいた受託者案</w:t>
             </w:r>
           </w:p>
         </w:tc>
@@ -9716,7 +9692,7 @@
           <w:b/>
           <w:sz w:val="22"/>
         </w:rPr>
-        <w:t>4　調査の確定値化を止めている1件</w:t>
+        <w:t>4　調査の確定値化（確認事項No.8）</w:t>
       </w:r>
     </w:p>
     <w:p>
@@ -9737,7 +9713,7 @@
           <w:b w:val="0"/>
           <w:sz w:val="21"/>
         </w:rPr>
-        <w:t xml:space="preserve"> です。提出元の事業所へ照会するか、未回答のまま範囲で記述するかのご決定により、調査の確定値化と、結果報告書・集計分析報告書・計画素案の該当箇所の更新が動きます。照会の文面は既に作成しています。</w:t>
+        <w:t>も受託者案で確定しました。未回答のまま範囲で記述する扱いによるため、調査の確定値化と、結果報告書・集計分析報告書・計画素案の該当箇所はこの扱いのとおりとしています。提出元の事業所へご照会いただける場合は、照会の文面を作成済みですのでお申し付けください。</w:t>
       </w:r>
     </w:p>
     <w:p>
@@ -9750,7 +9726,7 @@
           <w:b w:val="0"/>
           <w:sz w:val="18"/>
         </w:rPr>
-        <w:t>※ 決まらない場合の当方の扱い：3調査の点検事項は当方の判定のままとする</w:t>
+        <w:t>※ 受託者案：3調査の点検事項は当方の判定のままとする</w:t>
       </w:r>
     </w:p>
     <w:p>
@@ -11661,6 +11637,14 @@
         </w:rPr>
         <w:t>町ごとにお伺いする事項です（東川町4件／美瑛町5件／東神楽町2件）。町ごとの個別協議（令和8年10月中旬から下旬）でお伺いする予定です。</w:t>
       </w:r>
+      <w:r>
+        <w:rPr>
+          <w:rFonts w:ascii="游ゴシック" w:hAnsi="游ゴシック" w:eastAsia="游ゴシック"/>
+          <w:b/>
+          <w:sz w:val="21"/>
+        </w:rPr>
+        <w:t>いずれも受託者案で確定しているため計画の算定は止まりませんが、ご意向により見込量が動き得るものです。</w:t>
+      </w:r>
     </w:p>
     <w:p>
       <w:pPr>
@@ -13083,8 +13067,8 @@
     <w:p>
       <w:pPr>
         <w:keepNext/>
-        <w:pageBreakBefore/>
-        <w:spacing w:before="0" w:after="120"/>
+        <w:pageBreakBefore w:val="0"/>
+        <w:spacing w:before="280" w:after="120"/>
       </w:pPr>
       <w:r>
         <w:rPr>
@@ -15651,7 +15635,7 @@
                 <w:b w:val="0"/>
                 <w:sz w:val="18"/>
               </w:rPr>
-              <w:t>全189件／未決173件</w:t>
+              <w:t>全189件／未決0件</w:t>
             </w:r>
           </w:p>
         </w:tc>

--- a/output/第10期計画_計画策定の進捗と今後の確認事項.docx
+++ b/output/第10期計画_計画策定の進捗と今後の確認事項.docx
@@ -6524,7 +6524,7 @@
                 <w:b w:val="0"/>
                 <w:sz w:val="18"/>
               </w:rPr>
-              <w:t>189件</w:t>
+              <w:t>190件</w:t>
             </w:r>
           </w:p>
         </w:tc>
@@ -6592,7 +6592,7 @@
                 <w:b w:val="0"/>
                 <w:sz w:val="18"/>
               </w:rPr>
-              <w:t>16件</w:t>
+              <w:t>17件</w:t>
             </w:r>
           </w:p>
         </w:tc>
@@ -9769,7 +9769,7 @@
           <w:b w:val="0"/>
           <w:sz w:val="21"/>
         </w:rPr>
-        <w:t>資料提供依頼は全23件で、うち16件が未受領です。優先度の高いものから示します。</w:t>
+        <w:t>資料提供依頼は全23件で、うち14件が未受領です。優先度の高いものから示します。</w:t>
       </w:r>
       <w:r>
         <w:rPr>
@@ -11270,215 +11270,6 @@
                 <w:sz w:val="18"/>
               </w:rPr>
               <w:t>発注者</w:t>
-            </w:r>
-          </w:p>
-        </w:tc>
-        <w:tc>
-          <w:tcPr>
-            <w:tcW w:type="dxa" w:w="1134"/>
-            <w:vAlign w:val="center"/>
-          </w:tcPr>
-          <w:p>
-            <w:pPr>
-              <w:spacing w:after="0"/>
-              <w:jc w:val="center"/>
-            </w:pPr>
-            <w:r>
-              <w:rPr>
-                <w:rFonts w:ascii="游ゴシック" w:hAnsi="游ゴシック" w:eastAsia="游ゴシック"/>
-                <w:b w:val="0"/>
-                <w:sz w:val="18"/>
-              </w:rPr>
-              <w:t>R8.9</w:t>
-            </w:r>
-          </w:p>
-        </w:tc>
-      </w:tr>
-      <w:tr>
-        <w:trPr>
-          <w:cantSplit/>
-        </w:trPr>
-        <w:tc>
-          <w:tcPr>
-            <w:tcW w:type="dxa" w:w="680"/>
-            <w:shd w:val="clear" w:color="auto" w:fill="F2F5FA"/>
-            <w:vAlign w:val="center"/>
-          </w:tcPr>
-          <w:p>
-            <w:pPr>
-              <w:spacing w:after="0"/>
-              <w:jc w:val="center"/>
-            </w:pPr>
-            <w:r>
-              <w:rPr>
-                <w:rFonts w:ascii="游ゴシック" w:hAnsi="游ゴシック" w:eastAsia="游ゴシック"/>
-                <w:b w:val="0"/>
-                <w:sz w:val="18"/>
-              </w:rPr>
-              <w:t>中</w:t>
-            </w:r>
-          </w:p>
-        </w:tc>
-        <w:tc>
-          <w:tcPr>
-            <w:tcW w:type="dxa" w:w="3402"/>
-            <w:shd w:val="clear" w:color="auto" w:fill="F2F5FA"/>
-            <w:vAlign w:val="center"/>
-          </w:tcPr>
-          <w:p>
-            <w:pPr>
-              <w:spacing w:after="0"/>
-            </w:pPr>
-            <w:r>
-              <w:rPr>
-                <w:rFonts w:ascii="游ゴシック" w:hAnsi="游ゴシック" w:eastAsia="游ゴシック"/>
-                <w:b w:val="0"/>
-                <w:sz w:val="18"/>
-              </w:rPr>
-              <w:t>見える化システムD49の指標定義</w:t>
-            </w:r>
-          </w:p>
-        </w:tc>
-        <w:tc>
-          <w:tcPr>
-            <w:tcW w:type="dxa" w:w="3061"/>
-            <w:shd w:val="clear" w:color="auto" w:fill="F2F5FA"/>
-            <w:vAlign w:val="center"/>
-          </w:tcPr>
-          <w:p>
-            <w:pPr>
-              <w:spacing w:after="0"/>
-            </w:pPr>
-            <w:r>
-              <w:rPr>
-                <w:rFonts w:ascii="游ゴシック" w:hAnsi="游ゴシック" w:eastAsia="游ゴシック"/>
-                <w:b w:val="0"/>
-                <w:sz w:val="18"/>
-              </w:rPr>
-              <w:t>地域差指数の分解の可否</w:t>
-            </w:r>
-          </w:p>
-        </w:tc>
-        <w:tc>
-          <w:tcPr>
-            <w:tcW w:type="dxa" w:w="1474"/>
-            <w:shd w:val="clear" w:color="auto" w:fill="F2F5FA"/>
-            <w:vAlign w:val="center"/>
-          </w:tcPr>
-          <w:p>
-            <w:pPr>
-              <w:spacing w:after="0"/>
-            </w:pPr>
-            <w:r>
-              <w:rPr>
-                <w:rFonts w:ascii="游ゴシック" w:hAnsi="游ゴシック" w:eastAsia="游ゴシック"/>
-                <w:b w:val="0"/>
-                <w:sz w:val="18"/>
-              </w:rPr>
-              <w:t>見える化システム・厚生労働省</w:t>
-            </w:r>
-          </w:p>
-        </w:tc>
-        <w:tc>
-          <w:tcPr>
-            <w:tcW w:type="dxa" w:w="1134"/>
-            <w:shd w:val="clear" w:color="auto" w:fill="F2F5FA"/>
-            <w:vAlign w:val="center"/>
-          </w:tcPr>
-          <w:p>
-            <w:pPr>
-              <w:spacing w:after="0"/>
-              <w:jc w:val="center"/>
-            </w:pPr>
-            <w:r>
-              <w:rPr>
-                <w:rFonts w:ascii="游ゴシック" w:hAnsi="游ゴシック" w:eastAsia="游ゴシック"/>
-                <w:b w:val="0"/>
-                <w:sz w:val="18"/>
-              </w:rPr>
-              <w:t>R8.10</w:t>
-            </w:r>
-          </w:p>
-        </w:tc>
-      </w:tr>
-      <w:tr>
-        <w:trPr>
-          <w:cantSplit/>
-        </w:trPr>
-        <w:tc>
-          <w:tcPr>
-            <w:tcW w:type="dxa" w:w="680"/>
-            <w:vAlign w:val="center"/>
-          </w:tcPr>
-          <w:p>
-            <w:pPr>
-              <w:spacing w:after="0"/>
-              <w:jc w:val="center"/>
-            </w:pPr>
-            <w:r>
-              <w:rPr>
-                <w:rFonts w:ascii="游ゴシック" w:hAnsi="游ゴシック" w:eastAsia="游ゴシック"/>
-                <w:b w:val="0"/>
-                <w:sz w:val="18"/>
-              </w:rPr>
-              <w:t>低</w:t>
-            </w:r>
-          </w:p>
-        </w:tc>
-        <w:tc>
-          <w:tcPr>
-            <w:tcW w:type="dxa" w:w="3402"/>
-            <w:vAlign w:val="center"/>
-          </w:tcPr>
-          <w:p>
-            <w:pPr>
-              <w:spacing w:after="0"/>
-            </w:pPr>
-            <w:r>
-              <w:rPr>
-                <w:rFonts w:ascii="游ゴシック" w:hAnsi="游ゴシック" w:eastAsia="游ゴシック"/>
-                <w:b w:val="0"/>
-                <w:sz w:val="18"/>
-              </w:rPr>
-              <w:t>見える化B5a・B6a・B6bの令和8年3月末の値</w:t>
-            </w:r>
-          </w:p>
-        </w:tc>
-        <w:tc>
-          <w:tcPr>
-            <w:tcW w:type="dxa" w:w="3061"/>
-            <w:vAlign w:val="center"/>
-          </w:tcPr>
-          <w:p>
-            <w:pPr>
-              <w:spacing w:after="0"/>
-            </w:pPr>
-            <w:r>
-              <w:rPr>
-                <w:rFonts w:ascii="游ゴシック" w:hAnsi="游ゴシック" w:eastAsia="游ゴシック"/>
-                <w:b w:val="0"/>
-                <w:sz w:val="18"/>
-              </w:rPr>
-              <w:t>中重度・軽度の認定率の推移</w:t>
-            </w:r>
-          </w:p>
-        </w:tc>
-        <w:tc>
-          <w:tcPr>
-            <w:tcW w:type="dxa" w:w="1474"/>
-            <w:vAlign w:val="center"/>
-          </w:tcPr>
-          <w:p>
-            <w:pPr>
-              <w:spacing w:after="0"/>
-            </w:pPr>
-            <w:r>
-              <w:rPr>
-                <w:rFonts w:ascii="游ゴシック" w:hAnsi="游ゴシック" w:eastAsia="游ゴシック"/>
-                <w:b w:val="0"/>
-                <w:sz w:val="18"/>
-              </w:rPr>
-              <w:t>見える化システム</w:t>
             </w:r>
           </w:p>
         </w:tc>
@@ -15635,7 +15426,7 @@
                 <w:b w:val="0"/>
                 <w:sz w:val="18"/>
               </w:rPr>
-              <w:t>全189件／未決0件</w:t>
+              <w:t>全190件／未決1件</w:t>
             </w:r>
           </w:p>
         </w:tc>
@@ -15720,7 +15511,7 @@
                 <w:b w:val="0"/>
                 <w:sz w:val="18"/>
               </w:rPr>
-              <w:t>全23件／未受領16件</w:t>
+              <w:t>全23件／未受領14件</w:t>
             </w:r>
           </w:p>
         </w:tc>

--- a/output/第10期計画_計画策定の進捗と今後の確認事項.docx
+++ b/output/第10期計画_計画策定の進捗と今後の確認事項.docx
@@ -42,7 +42,7 @@
           <w:b w:val="0"/>
           <w:sz w:val="20"/>
         </w:rPr>
-        <w:t>作成日 令和8年10月19日</w:t>
+        <w:t>作成日 令和8年10月20日</w:t>
       </w:r>
     </w:p>
     <w:p>
@@ -1195,7 +1195,7 @@
           <w:b/>
           <w:sz w:val="20"/>
         </w:rPr>
-        <w:t>表3　業務内容別の進捗（基準日 令和8年10月19日）</w:t>
+        <w:t>表3　業務内容別の進捗（基準日 令和8年10月20日）</w:t>
       </w:r>
     </w:p>
     <w:tbl>
@@ -9769,7 +9769,7 @@
           <w:b w:val="0"/>
           <w:sz w:val="21"/>
         </w:rPr>
-        <w:t>資料提供依頼は全23件で、うち14件が未受領です。優先度の高いものから示します。</w:t>
+        <w:t>資料提供依頼は全24件で、うち15件が未受領です。優先度の高いものから示します。</w:t>
       </w:r>
       <w:r>
         <w:rPr>
@@ -11315,7 +11315,7 @@
                 <w:b w:val="0"/>
                 <w:sz w:val="18"/>
               </w:rPr>
-              <w:t>低</w:t>
+              <w:t>中</w:t>
             </w:r>
           </w:p>
         </w:tc>
@@ -11335,7 +11335,7 @@
                 <w:b w:val="0"/>
                 <w:sz w:val="18"/>
               </w:rPr>
-              <w:t>令和7年国勢調査による町別の高齢者を含む世帯</w:t>
+              <w:t>第9期（令和6〜8年度）の保険料率を定める介護保険条例</w:t>
             </w:r>
           </w:p>
         </w:tc>
@@ -11355,7 +11355,7 @@
                 <w:b w:val="0"/>
                 <w:sz w:val="18"/>
               </w:rPr>
-              <w:t>世帯構成の現状</w:t>
+              <w:t>所得段階と乗率の確定、保険料の算定</w:t>
             </w:r>
           </w:p>
         </w:tc>
@@ -11375,7 +11375,7 @@
                 <w:b w:val="0"/>
                 <w:sz w:val="18"/>
               </w:rPr>
-              <w:t>総務省・3町</w:t>
+              <w:t>発注者</w:t>
             </w:r>
           </w:p>
         </w:tc>
@@ -11383,6 +11383,108 @@
           <w:tcPr>
             <w:tcW w:type="dxa" w:w="1134"/>
             <w:shd w:val="clear" w:color="auto" w:fill="F2F5FA"/>
+            <w:vAlign w:val="center"/>
+          </w:tcPr>
+          <w:p>
+            <w:pPr>
+              <w:spacing w:after="0"/>
+              <w:jc w:val="center"/>
+            </w:pPr>
+            <w:r>
+              <w:rPr>
+                <w:rFonts w:ascii="游ゴシック" w:hAnsi="游ゴシック" w:eastAsia="游ゴシック"/>
+                <w:b w:val="0"/>
+                <w:sz w:val="18"/>
+              </w:rPr>
+              <w:t>R8.11</w:t>
+            </w:r>
+          </w:p>
+        </w:tc>
+      </w:tr>
+      <w:tr>
+        <w:trPr>
+          <w:cantSplit/>
+        </w:trPr>
+        <w:tc>
+          <w:tcPr>
+            <w:tcW w:type="dxa" w:w="680"/>
+            <w:vAlign w:val="center"/>
+          </w:tcPr>
+          <w:p>
+            <w:pPr>
+              <w:spacing w:after="0"/>
+              <w:jc w:val="center"/>
+            </w:pPr>
+            <w:r>
+              <w:rPr>
+                <w:rFonts w:ascii="游ゴシック" w:hAnsi="游ゴシック" w:eastAsia="游ゴシック"/>
+                <w:b w:val="0"/>
+                <w:sz w:val="18"/>
+              </w:rPr>
+              <w:t>低</w:t>
+            </w:r>
+          </w:p>
+        </w:tc>
+        <w:tc>
+          <w:tcPr>
+            <w:tcW w:type="dxa" w:w="3402"/>
+            <w:vAlign w:val="center"/>
+          </w:tcPr>
+          <w:p>
+            <w:pPr>
+              <w:spacing w:after="0"/>
+            </w:pPr>
+            <w:r>
+              <w:rPr>
+                <w:rFonts w:ascii="游ゴシック" w:hAnsi="游ゴシック" w:eastAsia="游ゴシック"/>
+                <w:b w:val="0"/>
+                <w:sz w:val="18"/>
+              </w:rPr>
+              <w:t>令和7年国勢調査による町別の高齢者を含む世帯</w:t>
+            </w:r>
+          </w:p>
+        </w:tc>
+        <w:tc>
+          <w:tcPr>
+            <w:tcW w:type="dxa" w:w="3061"/>
+            <w:vAlign w:val="center"/>
+          </w:tcPr>
+          <w:p>
+            <w:pPr>
+              <w:spacing w:after="0"/>
+            </w:pPr>
+            <w:r>
+              <w:rPr>
+                <w:rFonts w:ascii="游ゴシック" w:hAnsi="游ゴシック" w:eastAsia="游ゴシック"/>
+                <w:b w:val="0"/>
+                <w:sz w:val="18"/>
+              </w:rPr>
+              <w:t>世帯構成の現状</w:t>
+            </w:r>
+          </w:p>
+        </w:tc>
+        <w:tc>
+          <w:tcPr>
+            <w:tcW w:type="dxa" w:w="1474"/>
+            <w:vAlign w:val="center"/>
+          </w:tcPr>
+          <w:p>
+            <w:pPr>
+              <w:spacing w:after="0"/>
+            </w:pPr>
+            <w:r>
+              <w:rPr>
+                <w:rFonts w:ascii="游ゴシック" w:hAnsi="游ゴシック" w:eastAsia="游ゴシック"/>
+                <w:b w:val="0"/>
+                <w:sz w:val="18"/>
+              </w:rPr>
+              <w:t>総務省・3町</w:t>
+            </w:r>
+          </w:p>
+        </w:tc>
+        <w:tc>
+          <w:tcPr>
+            <w:tcW w:type="dxa" w:w="1134"/>
             <w:vAlign w:val="center"/>
           </w:tcPr>
           <w:p>
@@ -15511,7 +15613,7 @@
                 <w:b w:val="0"/>
                 <w:sz w:val="18"/>
               </w:rPr>
-              <w:t>全23件／未受領14件</w:t>
+              <w:t>全24件／未受領15件</w:t>
             </w:r>
           </w:p>
         </w:tc>

--- a/output/第10期計画_計画策定の進捗と今後の確認事項.docx
+++ b/output/第10期計画_計画策定の進捗と今後の確認事項.docx
@@ -42,7 +42,7 @@
           <w:b w:val="0"/>
           <w:sz w:val="20"/>
         </w:rPr>
-        <w:t>作成日 令和8年10月20日</w:t>
+        <w:t>作成日 令和8年10月21日</w:t>
       </w:r>
     </w:p>
     <w:p>
@@ -1195,7 +1195,7 @@
           <w:b/>
           <w:sz w:val="20"/>
         </w:rPr>
-        <w:t>表3　業務内容別の進捗（基準日 令和8年10月20日）</w:t>
+        <w:t>表3　業務内容別の進捗（基準日 令和8年10月21日）</w:t>
       </w:r>
     </w:p>
     <w:tbl>
@@ -9769,7 +9769,7 @@
           <w:b w:val="0"/>
           <w:sz w:val="21"/>
         </w:rPr>
-        <w:t>資料提供依頼は全24件で、うち15件が未受領です。優先度の高いものから示します。</w:t>
+        <w:t>資料提供依頼は全25件で、うち16件が未受領です。優先度の高いものから示します。</w:t>
       </w:r>
       <w:r>
         <w:rPr>
@@ -10604,7 +10604,7 @@
                 <w:b w:val="0"/>
                 <w:sz w:val="18"/>
               </w:rPr>
-              <w:t>令和6年・令和7年の町別住民基本台帳人口（年齢4区分別）</w:t>
+              <w:t>見える化システムの事業所分析機能の出力</w:t>
             </w:r>
           </w:p>
         </w:tc>
@@ -10623,7 +10623,7 @@
                 <w:b w:val="0"/>
                 <w:sz w:val="18"/>
               </w:rPr>
-              <w:t>東川町の人口推計の乖離の要因、第10期の人口推計の基礎</w:t>
+              <w:t>事業所の定員と稼働の実績、供給の制約（人材）、施設・居住系の実績の減少の読み方</w:t>
             </w:r>
           </w:p>
         </w:tc>
@@ -10642,7 +10642,7 @@
                 <w:b w:val="0"/>
                 <w:sz w:val="18"/>
               </w:rPr>
-              <w:t>3町</w:t>
+              <w:t>発注者</w:t>
             </w:r>
           </w:p>
         </w:tc>
@@ -10662,7 +10662,7 @@
                 <w:b w:val="0"/>
                 <w:sz w:val="18"/>
               </w:rPr>
-              <w:t>R8.9</w:t>
+              <w:t>R8.11</w:t>
             </w:r>
           </w:p>
         </w:tc>
@@ -10708,7 +10708,7 @@
                 <w:b w:val="0"/>
                 <w:sz w:val="18"/>
               </w:rPr>
-              <w:t>国民健康保険団体連合会の給付実績情報と指定事業所台帳（一部解消）</w:t>
+              <w:t>令和6年・令和7年の町別住民基本台帳人口（年齢4区分別）</w:t>
             </w:r>
           </w:p>
         </w:tc>
@@ -10728,7 +10728,7 @@
                 <w:b w:val="0"/>
                 <w:sz w:val="18"/>
               </w:rPr>
-              <w:t>給付水準の要因（区域外利用との関係は無相関と判明）</w:t>
+              <w:t>東川町の人口推計の乖離の要因、第10期の人口推計の基礎</w:t>
             </w:r>
           </w:p>
         </w:tc>
@@ -10748,7 +10748,7 @@
                 <w:b w:val="0"/>
                 <w:sz w:val="18"/>
               </w:rPr>
-              <w:t>発注者・国保連</w:t>
+              <w:t>3町</w:t>
             </w:r>
           </w:p>
         </w:tc>
@@ -10769,7 +10769,7 @@
                 <w:b w:val="0"/>
                 <w:sz w:val="18"/>
               </w:rPr>
-              <w:t>R8.10</w:t>
+              <w:t>R8.9</w:t>
             </w:r>
           </w:p>
         </w:tc>
@@ -10813,7 +10813,7 @@
                 <w:b w:val="0"/>
                 <w:sz w:val="18"/>
               </w:rPr>
-              <w:t>事業所・施設の定員と稼働の実績</w:t>
+              <w:t>国民健康保険団体連合会の給付実績情報と指定事業所台帳（一部解消）</w:t>
             </w:r>
           </w:p>
         </w:tc>
@@ -10832,7 +10832,7 @@
                 <w:b w:val="0"/>
                 <w:sz w:val="18"/>
               </w:rPr>
-              <w:t>稼働率の低下の有無、定員減少の経緯</w:t>
+              <w:t>給付水準の要因（区域外利用との関係は無相関と判明）</w:t>
             </w:r>
           </w:p>
         </w:tc>
@@ -10851,7 +10851,7 @@
                 <w:b w:val="0"/>
                 <w:sz w:val="18"/>
               </w:rPr>
-              <w:t>発注者・3町</w:t>
+              <w:t>発注者・国保連</w:t>
             </w:r>
           </w:p>
         </w:tc>
@@ -10917,7 +10917,7 @@
                 <w:b w:val="0"/>
                 <w:sz w:val="18"/>
               </w:rPr>
-              <w:t>未利用認定者の内訳とケアプランのサービス構成</w:t>
+              <w:t>事業所・施設の定員と稼働の実績</w:t>
             </w:r>
           </w:p>
         </w:tc>
@@ -10937,7 +10937,7 @@
                 <w:b w:val="0"/>
                 <w:sz w:val="18"/>
               </w:rPr>
-              <w:t>利用率低下の要因、訪問と通所の代替関係、要介護5の受給率低下の要因</w:t>
+              <w:t>稼働率の低下の有無、定員減少の経緯</w:t>
             </w:r>
           </w:p>
         </w:tc>
@@ -10957,7 +10957,7 @@
                 <w:b w:val="0"/>
                 <w:sz w:val="18"/>
               </w:rPr>
-              <w:t>発注者</w:t>
+              <w:t>発注者・3町</w:t>
             </w:r>
           </w:p>
         </w:tc>
@@ -11022,7 +11022,7 @@
                 <w:b w:val="0"/>
                 <w:sz w:val="18"/>
               </w:rPr>
-              <w:t>決算書及び介護給付費準備基金の積立・取崩実績</w:t>
+              <w:t>未利用認定者の内訳とケアプランのサービス構成</w:t>
             </w:r>
           </w:p>
         </w:tc>
@@ -11041,7 +11041,7 @@
                 <w:b w:val="0"/>
                 <w:sz w:val="18"/>
               </w:rPr>
-              <w:t>第9期の剰余額（現在は概算）</w:t>
+              <w:t>利用率低下の要因、訪問と通所の代替関係、要介護5の受給率低下の要因</w:t>
             </w:r>
           </w:p>
         </w:tc>
@@ -11106,7 +11106,7 @@
                 <w:b w:val="0"/>
                 <w:sz w:val="18"/>
               </w:rPr>
-              <w:t>中</w:t>
+              <w:t>高</w:t>
             </w:r>
           </w:p>
         </w:tc>
@@ -11126,7 +11126,7 @@
                 <w:b w:val="0"/>
                 <w:sz w:val="18"/>
               </w:rPr>
-              <w:t>小学校区と日常生活圏域の対応関係</w:t>
+              <w:t>決算書及び介護給付費準備基金の積立・取崩実績</w:t>
             </w:r>
           </w:p>
         </w:tc>
@@ -11146,7 +11146,7 @@
                 <w:b w:val="0"/>
                 <w:sz w:val="18"/>
               </w:rPr>
-              <w:t>圏域別の分析、圏域設定の見直し</w:t>
+              <w:t>第9期の剰余額（現在は概算）</w:t>
             </w:r>
           </w:p>
         </w:tc>
@@ -11166,7 +11166,7 @@
                 <w:b w:val="0"/>
                 <w:sz w:val="18"/>
               </w:rPr>
-              <w:t>美瑛町・3町</w:t>
+              <w:t>発注者</w:t>
             </w:r>
           </w:p>
         </w:tc>
@@ -11187,7 +11187,7 @@
                 <w:b w:val="0"/>
                 <w:sz w:val="18"/>
               </w:rPr>
-              <w:t>R8.9</w:t>
+              <w:t>R8.10</w:t>
             </w:r>
           </w:p>
         </w:tc>
@@ -11231,7 +11231,7 @@
                 <w:b w:val="0"/>
                 <w:sz w:val="18"/>
               </w:rPr>
-              <w:t>第9期の自己評価と北海道への報告の実績</w:t>
+              <w:t>小学校区と日常生活圏域の対応関係</w:t>
             </w:r>
           </w:p>
         </w:tc>
@@ -11250,7 +11250,7 @@
                 <w:b w:val="0"/>
                 <w:sz w:val="18"/>
               </w:rPr>
-              <w:t>評価の枠組みの整理</w:t>
+              <w:t>圏域別の分析、圏域設定の見直し</w:t>
             </w:r>
           </w:p>
         </w:tc>
@@ -11269,7 +11269,7 @@
                 <w:b w:val="0"/>
                 <w:sz w:val="18"/>
               </w:rPr>
-              <w:t>発注者</w:t>
+              <w:t>美瑛町・3町</w:t>
             </w:r>
           </w:p>
         </w:tc>
@@ -11335,7 +11335,7 @@
                 <w:b w:val="0"/>
                 <w:sz w:val="18"/>
               </w:rPr>
-              <w:t>第9期（令和6〜8年度）の保険料率を定める介護保険条例</w:t>
+              <w:t>第9期の自己評価と北海道への報告の実績</w:t>
             </w:r>
           </w:p>
         </w:tc>
@@ -11355,7 +11355,7 @@
                 <w:b w:val="0"/>
                 <w:sz w:val="18"/>
               </w:rPr>
-              <w:t>所得段階と乗率の確定、保険料の算定</w:t>
+              <w:t>評価の枠組みの整理</w:t>
             </w:r>
           </w:p>
         </w:tc>
@@ -11396,7 +11396,7 @@
                 <w:b w:val="0"/>
                 <w:sz w:val="18"/>
               </w:rPr>
-              <w:t>R8.11</w:t>
+              <w:t>R8.9</w:t>
             </w:r>
           </w:p>
         </w:tc>
@@ -11421,6 +11421,109 @@
                 <w:b w:val="0"/>
                 <w:sz w:val="18"/>
               </w:rPr>
+              <w:t>中</w:t>
+            </w:r>
+          </w:p>
+        </w:tc>
+        <w:tc>
+          <w:tcPr>
+            <w:tcW w:type="dxa" w:w="3402"/>
+            <w:vAlign w:val="center"/>
+          </w:tcPr>
+          <w:p>
+            <w:pPr>
+              <w:spacing w:after="0"/>
+            </w:pPr>
+            <w:r>
+              <w:rPr>
+                <w:rFonts w:ascii="游ゴシック" w:hAnsi="游ゴシック" w:eastAsia="游ゴシック"/>
+                <w:b w:val="0"/>
+                <w:sz w:val="18"/>
+              </w:rPr>
+              <w:t>第9期（令和6〜8年度）の保険料率を定める介護保険条例</w:t>
+            </w:r>
+          </w:p>
+        </w:tc>
+        <w:tc>
+          <w:tcPr>
+            <w:tcW w:type="dxa" w:w="3061"/>
+            <w:vAlign w:val="center"/>
+          </w:tcPr>
+          <w:p>
+            <w:pPr>
+              <w:spacing w:after="0"/>
+            </w:pPr>
+            <w:r>
+              <w:rPr>
+                <w:rFonts w:ascii="游ゴシック" w:hAnsi="游ゴシック" w:eastAsia="游ゴシック"/>
+                <w:b w:val="0"/>
+                <w:sz w:val="18"/>
+              </w:rPr>
+              <w:t>所得段階と乗率の確定、保険料の算定</w:t>
+            </w:r>
+          </w:p>
+        </w:tc>
+        <w:tc>
+          <w:tcPr>
+            <w:tcW w:type="dxa" w:w="1474"/>
+            <w:vAlign w:val="center"/>
+          </w:tcPr>
+          <w:p>
+            <w:pPr>
+              <w:spacing w:after="0"/>
+            </w:pPr>
+            <w:r>
+              <w:rPr>
+                <w:rFonts w:ascii="游ゴシック" w:hAnsi="游ゴシック" w:eastAsia="游ゴシック"/>
+                <w:b w:val="0"/>
+                <w:sz w:val="18"/>
+              </w:rPr>
+              <w:t>発注者</w:t>
+            </w:r>
+          </w:p>
+        </w:tc>
+        <w:tc>
+          <w:tcPr>
+            <w:tcW w:type="dxa" w:w="1134"/>
+            <w:vAlign w:val="center"/>
+          </w:tcPr>
+          <w:p>
+            <w:pPr>
+              <w:spacing w:after="0"/>
+              <w:jc w:val="center"/>
+            </w:pPr>
+            <w:r>
+              <w:rPr>
+                <w:rFonts w:ascii="游ゴシック" w:hAnsi="游ゴシック" w:eastAsia="游ゴシック"/>
+                <w:b w:val="0"/>
+                <w:sz w:val="18"/>
+              </w:rPr>
+              <w:t>R8.11</w:t>
+            </w:r>
+          </w:p>
+        </w:tc>
+      </w:tr>
+      <w:tr>
+        <w:trPr>
+          <w:cantSplit/>
+        </w:trPr>
+        <w:tc>
+          <w:tcPr>
+            <w:tcW w:type="dxa" w:w="680"/>
+            <w:shd w:val="clear" w:color="auto" w:fill="F2F5FA"/>
+            <w:vAlign w:val="center"/>
+          </w:tcPr>
+          <w:p>
+            <w:pPr>
+              <w:spacing w:after="0"/>
+              <w:jc w:val="center"/>
+            </w:pPr>
+            <w:r>
+              <w:rPr>
+                <w:rFonts w:ascii="游ゴシック" w:hAnsi="游ゴシック" w:eastAsia="游ゴシック"/>
+                <w:b w:val="0"/>
+                <w:sz w:val="18"/>
+              </w:rPr>
               <w:t>低</w:t>
             </w:r>
           </w:p>
@@ -11428,6 +11531,7 @@
         <w:tc>
           <w:tcPr>
             <w:tcW w:type="dxa" w:w="3402"/>
+            <w:shd w:val="clear" w:color="auto" w:fill="F2F5FA"/>
             <w:vAlign w:val="center"/>
           </w:tcPr>
           <w:p>
@@ -11447,6 +11551,7 @@
         <w:tc>
           <w:tcPr>
             <w:tcW w:type="dxa" w:w="3061"/>
+            <w:shd w:val="clear" w:color="auto" w:fill="F2F5FA"/>
             <w:vAlign w:val="center"/>
           </w:tcPr>
           <w:p>
@@ -11466,6 +11571,7 @@
         <w:tc>
           <w:tcPr>
             <w:tcW w:type="dxa" w:w="1474"/>
+            <w:shd w:val="clear" w:color="auto" w:fill="F2F5FA"/>
             <w:vAlign w:val="center"/>
           </w:tcPr>
           <w:p>
@@ -11485,6 +11591,7 @@
         <w:tc>
           <w:tcPr>
             <w:tcW w:type="dxa" w:w="1134"/>
+            <w:shd w:val="clear" w:color="auto" w:fill="F2F5FA"/>
             <w:vAlign w:val="center"/>
           </w:tcPr>
           <w:p>
@@ -15613,7 +15720,7 @@
                 <w:b w:val="0"/>
                 <w:sz w:val="18"/>
               </w:rPr>
-              <w:t>全24件／未受領15件</w:t>
+              <w:t>全25件／未受領16件</w:t>
             </w:r>
           </w:p>
         </w:tc>

--- a/output/第10期計画_計画策定の進捗と今後の確認事項.docx
+++ b/output/第10期計画_計画策定の進捗と今後の確認事項.docx
@@ -42,7 +42,7 @@
           <w:b w:val="0"/>
           <w:sz w:val="20"/>
         </w:rPr>
-        <w:t>作成日 令和8年10月21日</w:t>
+        <w:t>作成日 令和8年10月23日</w:t>
       </w:r>
     </w:p>
     <w:p>
@@ -1195,7 +1195,7 @@
           <w:b/>
           <w:sz w:val="20"/>
         </w:rPr>
-        <w:t>表3　業務内容別の進捗（基準日 令和8年10月21日）</w:t>
+        <w:t>表3　業務内容別の進捗（基準日 令和8年10月23日）</w:t>
       </w:r>
     </w:p>
     <w:tbl>
@@ -6524,7 +6524,7 @@
                 <w:b w:val="0"/>
                 <w:sz w:val="18"/>
               </w:rPr>
-              <w:t>190件</w:t>
+              <w:t>192件</w:t>
             </w:r>
           </w:p>
         </w:tc>
@@ -6592,7 +6592,7 @@
                 <w:b w:val="0"/>
                 <w:sz w:val="18"/>
               </w:rPr>
-              <w:t>17件</w:t>
+              <w:t>19件</w:t>
             </w:r>
           </w:p>
         </w:tc>
@@ -9769,7 +9769,7 @@
           <w:b w:val="0"/>
           <w:sz w:val="21"/>
         </w:rPr>
-        <w:t>資料提供依頼は全25件で、うち16件が未受領です。優先度の高いものから示します。</w:t>
+        <w:t>資料提供依頼は全30件で、うち21件が未受領です。優先度の高いものから示します。</w:t>
       </w:r>
       <w:r>
         <w:rPr>
@@ -10708,7 +10708,7 @@
                 <w:b w:val="0"/>
                 <w:sz w:val="18"/>
               </w:rPr>
-              <w:t>令和6年・令和7年の町別住民基本台帳人口（年齢4区分別）</w:t>
+              <w:t>見える化システムの地方公共団体向け利用マニュアル</w:t>
             </w:r>
           </w:p>
         </w:tc>
@@ -10728,7 +10728,7 @@
                 <w:b w:val="0"/>
                 <w:sz w:val="18"/>
               </w:rPr>
-              <w:t>東川町の人口推計の乖離の要因、第10期の人口推計の基礎</w:t>
+              <w:t>将来推計の入力値、施設・居住系の画面から先へ進めない件</w:t>
             </w:r>
           </w:p>
         </w:tc>
@@ -10748,7 +10748,7 @@
                 <w:b w:val="0"/>
                 <w:sz w:val="18"/>
               </w:rPr>
-              <w:t>3町</w:t>
+              <w:t>発注者</w:t>
             </w:r>
           </w:p>
         </w:tc>
@@ -10769,7 +10769,7 @@
                 <w:b w:val="0"/>
                 <w:sz w:val="18"/>
               </w:rPr>
-              <w:t>R8.9</w:t>
+              <w:t>R8.11</w:t>
             </w:r>
           </w:p>
         </w:tc>
@@ -10813,7 +10813,7 @@
                 <w:b w:val="0"/>
                 <w:sz w:val="18"/>
               </w:rPr>
-              <w:t>国民健康保険団体連合会の給付実績情報と指定事業所台帳（一部解消）</w:t>
+              <w:t>令和6年・令和7年の町別住民基本台帳人口（年齢4区分別）</w:t>
             </w:r>
           </w:p>
         </w:tc>
@@ -10832,7 +10832,7 @@
                 <w:b w:val="0"/>
                 <w:sz w:val="18"/>
               </w:rPr>
-              <w:t>給付水準の要因（区域外利用との関係は無相関と判明）</w:t>
+              <w:t>東川町の人口推計の乖離の要因、第10期の人口推計の基礎</w:t>
             </w:r>
           </w:p>
         </w:tc>
@@ -10851,7 +10851,7 @@
                 <w:b w:val="0"/>
                 <w:sz w:val="18"/>
               </w:rPr>
-              <w:t>発注者・国保連</w:t>
+              <w:t>3町</w:t>
             </w:r>
           </w:p>
         </w:tc>
@@ -10871,7 +10871,7 @@
                 <w:b w:val="0"/>
                 <w:sz w:val="18"/>
               </w:rPr>
-              <w:t>R8.10</w:t>
+              <w:t>R8.9</w:t>
             </w:r>
           </w:p>
         </w:tc>
@@ -10917,7 +10917,7 @@
                 <w:b w:val="0"/>
                 <w:sz w:val="18"/>
               </w:rPr>
-              <w:t>事業所・施設の定員と稼働の実績</w:t>
+              <w:t>国民健康保険団体連合会の給付実績情報と指定事業所台帳（一部解消）</w:t>
             </w:r>
           </w:p>
         </w:tc>
@@ -10937,7 +10937,7 @@
                 <w:b w:val="0"/>
                 <w:sz w:val="18"/>
               </w:rPr>
-              <w:t>稼働率の低下の有無、定員減少の経緯</w:t>
+              <w:t>給付水準の要因（区域外利用との関係は無相関と判明）</w:t>
             </w:r>
           </w:p>
         </w:tc>
@@ -10957,7 +10957,7 @@
                 <w:b w:val="0"/>
                 <w:sz w:val="18"/>
               </w:rPr>
-              <w:t>発注者・3町</w:t>
+              <w:t>発注者・国保連</w:t>
             </w:r>
           </w:p>
         </w:tc>
@@ -11022,7 +11022,7 @@
                 <w:b w:val="0"/>
                 <w:sz w:val="18"/>
               </w:rPr>
-              <w:t>未利用認定者の内訳とケアプランのサービス構成</w:t>
+              <w:t>事業所・施設の定員と稼働の実績</w:t>
             </w:r>
           </w:p>
         </w:tc>
@@ -11041,7 +11041,7 @@
                 <w:b w:val="0"/>
                 <w:sz w:val="18"/>
               </w:rPr>
-              <w:t>利用率低下の要因、訪問と通所の代替関係、要介護5の受給率低下の要因</w:t>
+              <w:t>稼働率の低下の有無、定員減少の経緯</w:t>
             </w:r>
           </w:p>
         </w:tc>
@@ -11060,7 +11060,7 @@
                 <w:b w:val="0"/>
                 <w:sz w:val="18"/>
               </w:rPr>
-              <w:t>発注者</w:t>
+              <w:t>発注者・3町</w:t>
             </w:r>
           </w:p>
         </w:tc>
@@ -11126,7 +11126,7 @@
                 <w:b w:val="0"/>
                 <w:sz w:val="18"/>
               </w:rPr>
-              <w:t>決算書及び介護給付費準備基金の積立・取崩実績</w:t>
+              <w:t>未利用認定者の内訳とケアプランのサービス構成</w:t>
             </w:r>
           </w:p>
         </w:tc>
@@ -11146,7 +11146,7 @@
                 <w:b w:val="0"/>
                 <w:sz w:val="18"/>
               </w:rPr>
-              <w:t>第9期の剰余額（現在は概算）</w:t>
+              <w:t>利用率低下の要因、訪問と通所の代替関係、要介護5の受給率低下の要因</w:t>
             </w:r>
           </w:p>
         </w:tc>
@@ -11212,7 +11212,7 @@
                 <w:b w:val="0"/>
                 <w:sz w:val="18"/>
               </w:rPr>
-              <w:t>中</w:t>
+              <w:t>高</w:t>
             </w:r>
           </w:p>
         </w:tc>
@@ -11231,7 +11231,7 @@
                 <w:b w:val="0"/>
                 <w:sz w:val="18"/>
               </w:rPr>
-              <w:t>小学校区と日常生活圏域の対応関係</w:t>
+              <w:t>決算書及び介護給付費準備基金の積立・取崩実績</w:t>
             </w:r>
           </w:p>
         </w:tc>
@@ -11250,7 +11250,7 @@
                 <w:b w:val="0"/>
                 <w:sz w:val="18"/>
               </w:rPr>
-              <w:t>圏域別の分析、圏域設定の見直し</w:t>
+              <w:t>第9期の剰余額（現在は概算）</w:t>
             </w:r>
           </w:p>
         </w:tc>
@@ -11269,7 +11269,7 @@
                 <w:b w:val="0"/>
                 <w:sz w:val="18"/>
               </w:rPr>
-              <w:t>美瑛町・3町</w:t>
+              <w:t>発注者</w:t>
             </w:r>
           </w:p>
         </w:tc>
@@ -11289,7 +11289,7 @@
                 <w:b w:val="0"/>
                 <w:sz w:val="18"/>
               </w:rPr>
-              <w:t>R8.9</w:t>
+              <w:t>R8.10</w:t>
             </w:r>
           </w:p>
         </w:tc>
@@ -11335,7 +11335,7 @@
                 <w:b w:val="0"/>
                 <w:sz w:val="18"/>
               </w:rPr>
-              <w:t>第9期の自己評価と北海道への報告の実績</w:t>
+              <w:t>小学校区と日常生活圏域の対応関係</w:t>
             </w:r>
           </w:p>
         </w:tc>
@@ -11355,7 +11355,7 @@
                 <w:b w:val="0"/>
                 <w:sz w:val="18"/>
               </w:rPr>
-              <w:t>評価の枠組みの整理</w:t>
+              <w:t>圏域別の分析、圏域設定の見直し</w:t>
             </w:r>
           </w:p>
         </w:tc>
@@ -11375,7 +11375,7 @@
                 <w:b w:val="0"/>
                 <w:sz w:val="18"/>
               </w:rPr>
-              <w:t>発注者</w:t>
+              <w:t>美瑛町・3町</w:t>
             </w:r>
           </w:p>
         </w:tc>
@@ -11440,7 +11440,7 @@
                 <w:b w:val="0"/>
                 <w:sz w:val="18"/>
               </w:rPr>
-              <w:t>第9期（令和6〜8年度）の保険料率を定める介護保険条例</w:t>
+              <w:t>第9期の自己評価と北海道への報告の実績</w:t>
             </w:r>
           </w:p>
         </w:tc>
@@ -11459,7 +11459,7 @@
                 <w:b w:val="0"/>
                 <w:sz w:val="18"/>
               </w:rPr>
-              <w:t>所得段階と乗率の確定、保険料の算定</w:t>
+              <w:t>評価の枠組みの整理</w:t>
             </w:r>
           </w:p>
         </w:tc>
@@ -11498,7 +11498,7 @@
                 <w:b w:val="0"/>
                 <w:sz w:val="18"/>
               </w:rPr>
-              <w:t>R8.11</w:t>
+              <w:t>R8.9</w:t>
             </w:r>
           </w:p>
         </w:tc>
@@ -11524,7 +11524,7 @@
                 <w:b w:val="0"/>
                 <w:sz w:val="18"/>
               </w:rPr>
-              <w:t>低</w:t>
+              <w:t>中</w:t>
             </w:r>
           </w:p>
         </w:tc>
@@ -11544,7 +11544,7 @@
                 <w:b w:val="0"/>
                 <w:sz w:val="18"/>
               </w:rPr>
-              <w:t>令和7年国勢調査による町別の高齢者を含む世帯</w:t>
+              <w:t>第9期（令和6〜8年度）の保険料率を定める介護保険条例</w:t>
             </w:r>
           </w:p>
         </w:tc>
@@ -11564,7 +11564,7 @@
                 <w:b w:val="0"/>
                 <w:sz w:val="18"/>
               </w:rPr>
-              <w:t>世帯構成の現状</w:t>
+              <w:t>所得段階と乗率の確定、保険料の算定</w:t>
             </w:r>
           </w:p>
         </w:tc>
@@ -11584,7 +11584,7 @@
                 <w:b w:val="0"/>
                 <w:sz w:val="18"/>
               </w:rPr>
-              <w:t>総務省・3町</w:t>
+              <w:t>発注者</w:t>
             </w:r>
           </w:p>
         </w:tc>
@@ -11592,6 +11592,526 @@
           <w:tcPr>
             <w:tcW w:type="dxa" w:w="1134"/>
             <w:shd w:val="clear" w:color="auto" w:fill="F2F5FA"/>
+            <w:vAlign w:val="center"/>
+          </w:tcPr>
+          <w:p>
+            <w:pPr>
+              <w:spacing w:after="0"/>
+              <w:jc w:val="center"/>
+            </w:pPr>
+            <w:r>
+              <w:rPr>
+                <w:rFonts w:ascii="游ゴシック" w:hAnsi="游ゴシック" w:eastAsia="游ゴシック"/>
+                <w:b w:val="0"/>
+                <w:sz w:val="18"/>
+              </w:rPr>
+              <w:t>R8.11</w:t>
+            </w:r>
+          </w:p>
+        </w:tc>
+      </w:tr>
+      <w:tr>
+        <w:trPr>
+          <w:cantSplit/>
+        </w:trPr>
+        <w:tc>
+          <w:tcPr>
+            <w:tcW w:type="dxa" w:w="680"/>
+            <w:vAlign w:val="center"/>
+          </w:tcPr>
+          <w:p>
+            <w:pPr>
+              <w:spacing w:after="0"/>
+              <w:jc w:val="center"/>
+            </w:pPr>
+            <w:r>
+              <w:rPr>
+                <w:rFonts w:ascii="游ゴシック" w:hAnsi="游ゴシック" w:eastAsia="游ゴシック"/>
+                <w:b w:val="0"/>
+                <w:sz w:val="18"/>
+              </w:rPr>
+              <w:t>中</w:t>
+            </w:r>
+          </w:p>
+        </w:tc>
+        <w:tc>
+          <w:tcPr>
+            <w:tcW w:type="dxa" w:w="3402"/>
+            <w:vAlign w:val="center"/>
+          </w:tcPr>
+          <w:p>
+            <w:pPr>
+              <w:spacing w:after="0"/>
+            </w:pPr>
+            <w:r>
+              <w:rPr>
+                <w:rFonts w:ascii="游ゴシック" w:hAnsi="游ゴシック" w:eastAsia="游ゴシック"/>
+                <w:b w:val="0"/>
+                <w:sz w:val="18"/>
+              </w:rPr>
+              <w:t>見える化システムの第10期新機能の出力</w:t>
+            </w:r>
+          </w:p>
+        </w:tc>
+        <w:tc>
+          <w:tcPr>
+            <w:tcW w:type="dxa" w:w="3061"/>
+            <w:vAlign w:val="center"/>
+          </w:tcPr>
+          <w:p>
+            <w:pPr>
+              <w:spacing w:after="0"/>
+            </w:pPr>
+            <w:r>
+              <w:rPr>
+                <w:rFonts w:ascii="游ゴシック" w:hAnsi="游ゴシック" w:eastAsia="游ゴシック"/>
+                <w:b w:val="0"/>
+                <w:sz w:val="18"/>
+              </w:rPr>
+              <w:t>類似保険者との比較分析、区域外の事業所の利用、日常生活圏域の設定、伸びの選択</w:t>
+            </w:r>
+          </w:p>
+        </w:tc>
+        <w:tc>
+          <w:tcPr>
+            <w:tcW w:type="dxa" w:w="1474"/>
+            <w:vAlign w:val="center"/>
+          </w:tcPr>
+          <w:p>
+            <w:pPr>
+              <w:spacing w:after="0"/>
+            </w:pPr>
+            <w:r>
+              <w:rPr>
+                <w:rFonts w:ascii="游ゴシック" w:hAnsi="游ゴシック" w:eastAsia="游ゴシック"/>
+                <w:b w:val="0"/>
+                <w:sz w:val="18"/>
+              </w:rPr>
+              <w:t>発注者</w:t>
+            </w:r>
+          </w:p>
+        </w:tc>
+        <w:tc>
+          <w:tcPr>
+            <w:tcW w:type="dxa" w:w="1134"/>
+            <w:vAlign w:val="center"/>
+          </w:tcPr>
+          <w:p>
+            <w:pPr>
+              <w:spacing w:after="0"/>
+              <w:jc w:val="center"/>
+            </w:pPr>
+            <w:r>
+              <w:rPr>
+                <w:rFonts w:ascii="游ゴシック" w:hAnsi="游ゴシック" w:eastAsia="游ゴシック"/>
+                <w:b w:val="0"/>
+                <w:sz w:val="18"/>
+              </w:rPr>
+              <w:t>R8.11</w:t>
+            </w:r>
+          </w:p>
+        </w:tc>
+      </w:tr>
+      <w:tr>
+        <w:trPr>
+          <w:cantSplit/>
+        </w:trPr>
+        <w:tc>
+          <w:tcPr>
+            <w:tcW w:type="dxa" w:w="680"/>
+            <w:shd w:val="clear" w:color="auto" w:fill="F2F5FA"/>
+            <w:vAlign w:val="center"/>
+          </w:tcPr>
+          <w:p>
+            <w:pPr>
+              <w:spacing w:after="0"/>
+              <w:jc w:val="center"/>
+            </w:pPr>
+            <w:r>
+              <w:rPr>
+                <w:rFonts w:ascii="游ゴシック" w:hAnsi="游ゴシック" w:eastAsia="游ゴシック"/>
+                <w:b w:val="0"/>
+                <w:sz w:val="18"/>
+              </w:rPr>
+              <w:t>中</w:t>
+            </w:r>
+          </w:p>
+        </w:tc>
+        <w:tc>
+          <w:tcPr>
+            <w:tcW w:type="dxa" w:w="3402"/>
+            <w:shd w:val="clear" w:color="auto" w:fill="F2F5FA"/>
+            <w:vAlign w:val="center"/>
+          </w:tcPr>
+          <w:p>
+            <w:pPr>
+              <w:spacing w:after="0"/>
+            </w:pPr>
+            <w:r>
+              <w:rPr>
+                <w:rFonts w:ascii="游ゴシック" w:hAnsi="游ゴシック" w:eastAsia="游ゴシック"/>
+                <w:b w:val="0"/>
+                <w:sz w:val="18"/>
+              </w:rPr>
+              <w:t>見える化システムの地域分析・検討シート（比較地域を設定したもの）</w:t>
+            </w:r>
+          </w:p>
+        </w:tc>
+        <w:tc>
+          <w:tcPr>
+            <w:tcW w:type="dxa" w:w="3061"/>
+            <w:shd w:val="clear" w:color="auto" w:fill="F2F5FA"/>
+            <w:vAlign w:val="center"/>
+          </w:tcPr>
+          <w:p>
+            <w:pPr>
+              <w:spacing w:after="0"/>
+            </w:pPr>
+            <w:r>
+              <w:rPr>
+                <w:rFonts w:ascii="游ゴシック" w:hAnsi="游ゴシック" w:eastAsia="游ゴシック"/>
+                <w:b w:val="0"/>
+                <w:sz w:val="18"/>
+              </w:rPr>
+              <w:t>類似保険者との比較分析、地域分析・検討シートの記載</w:t>
+            </w:r>
+          </w:p>
+        </w:tc>
+        <w:tc>
+          <w:tcPr>
+            <w:tcW w:type="dxa" w:w="1474"/>
+            <w:shd w:val="clear" w:color="auto" w:fill="F2F5FA"/>
+            <w:vAlign w:val="center"/>
+          </w:tcPr>
+          <w:p>
+            <w:pPr>
+              <w:spacing w:after="0"/>
+            </w:pPr>
+            <w:r>
+              <w:rPr>
+                <w:rFonts w:ascii="游ゴシック" w:hAnsi="游ゴシック" w:eastAsia="游ゴシック"/>
+                <w:b w:val="0"/>
+                <w:sz w:val="18"/>
+              </w:rPr>
+              <w:t>発注者</w:t>
+            </w:r>
+          </w:p>
+        </w:tc>
+        <w:tc>
+          <w:tcPr>
+            <w:tcW w:type="dxa" w:w="1134"/>
+            <w:shd w:val="clear" w:color="auto" w:fill="F2F5FA"/>
+            <w:vAlign w:val="center"/>
+          </w:tcPr>
+          <w:p>
+            <w:pPr>
+              <w:spacing w:after="0"/>
+              <w:jc w:val="center"/>
+            </w:pPr>
+            <w:r>
+              <w:rPr>
+                <w:rFonts w:ascii="游ゴシック" w:hAnsi="游ゴシック" w:eastAsia="游ゴシック"/>
+                <w:b w:val="0"/>
+                <w:sz w:val="18"/>
+              </w:rPr>
+              <w:t>R8.11</w:t>
+            </w:r>
+          </w:p>
+        </w:tc>
+      </w:tr>
+      <w:tr>
+        <w:trPr>
+          <w:cantSplit/>
+        </w:trPr>
+        <w:tc>
+          <w:tcPr>
+            <w:tcW w:type="dxa" w:w="680"/>
+            <w:vAlign w:val="center"/>
+          </w:tcPr>
+          <w:p>
+            <w:pPr>
+              <w:spacing w:after="0"/>
+              <w:jc w:val="center"/>
+            </w:pPr>
+            <w:r>
+              <w:rPr>
+                <w:rFonts w:ascii="游ゴシック" w:hAnsi="游ゴシック" w:eastAsia="游ゴシック"/>
+                <w:b w:val="0"/>
+                <w:sz w:val="18"/>
+              </w:rPr>
+              <w:t>中</w:t>
+            </w:r>
+          </w:p>
+        </w:tc>
+        <w:tc>
+          <w:tcPr>
+            <w:tcW w:type="dxa" w:w="3402"/>
+            <w:vAlign w:val="center"/>
+          </w:tcPr>
+          <w:p>
+            <w:pPr>
+              <w:spacing w:after="0"/>
+            </w:pPr>
+            <w:r>
+              <w:rPr>
+                <w:rFonts w:ascii="游ゴシック" w:hAnsi="游ゴシック" w:eastAsia="游ゴシック"/>
+                <w:b w:val="0"/>
+                <w:sz w:val="18"/>
+              </w:rPr>
+              <w:t>要介護認定適正化事業の業務分析データ</w:t>
+            </w:r>
+          </w:p>
+        </w:tc>
+        <w:tc>
+          <w:tcPr>
+            <w:tcW w:type="dxa" w:w="3061"/>
+            <w:vAlign w:val="center"/>
+          </w:tcPr>
+          <w:p>
+            <w:pPr>
+              <w:spacing w:after="0"/>
+            </w:pPr>
+            <w:r>
+              <w:rPr>
+                <w:rFonts w:ascii="游ゴシック" w:hAnsi="游ゴシック" w:eastAsia="游ゴシック"/>
+                <w:b w:val="0"/>
+                <w:sz w:val="18"/>
+              </w:rPr>
+              <w:t>第7期給付適正化計画の主要3事業の基準値、調整交付金の一定の取組による減額の判定</w:t>
+            </w:r>
+          </w:p>
+        </w:tc>
+        <w:tc>
+          <w:tcPr>
+            <w:tcW w:type="dxa" w:w="1474"/>
+            <w:vAlign w:val="center"/>
+          </w:tcPr>
+          <w:p>
+            <w:pPr>
+              <w:spacing w:after="0"/>
+            </w:pPr>
+            <w:r>
+              <w:rPr>
+                <w:rFonts w:ascii="游ゴシック" w:hAnsi="游ゴシック" w:eastAsia="游ゴシック"/>
+                <w:b w:val="0"/>
+                <w:sz w:val="18"/>
+              </w:rPr>
+              <w:t>発注者</w:t>
+            </w:r>
+          </w:p>
+        </w:tc>
+        <w:tc>
+          <w:tcPr>
+            <w:tcW w:type="dxa" w:w="1134"/>
+            <w:vAlign w:val="center"/>
+          </w:tcPr>
+          <w:p>
+            <w:pPr>
+              <w:spacing w:after="0"/>
+              <w:jc w:val="center"/>
+            </w:pPr>
+            <w:r>
+              <w:rPr>
+                <w:rFonts w:ascii="游ゴシック" w:hAnsi="游ゴシック" w:eastAsia="游ゴシック"/>
+                <w:b w:val="0"/>
+                <w:sz w:val="18"/>
+              </w:rPr>
+              <w:t>R8.12</w:t>
+            </w:r>
+          </w:p>
+        </w:tc>
+      </w:tr>
+      <w:tr>
+        <w:trPr>
+          <w:cantSplit/>
+        </w:trPr>
+        <w:tc>
+          <w:tcPr>
+            <w:tcW w:type="dxa" w:w="680"/>
+            <w:shd w:val="clear" w:color="auto" w:fill="F2F5FA"/>
+            <w:vAlign w:val="center"/>
+          </w:tcPr>
+          <w:p>
+            <w:pPr>
+              <w:spacing w:after="0"/>
+              <w:jc w:val="center"/>
+            </w:pPr>
+            <w:r>
+              <w:rPr>
+                <w:rFonts w:ascii="游ゴシック" w:hAnsi="游ゴシック" w:eastAsia="游ゴシック"/>
+                <w:b w:val="0"/>
+                <w:sz w:val="18"/>
+              </w:rPr>
+              <w:t>低</w:t>
+            </w:r>
+          </w:p>
+        </w:tc>
+        <w:tc>
+          <w:tcPr>
+            <w:tcW w:type="dxa" w:w="3402"/>
+            <w:shd w:val="clear" w:color="auto" w:fill="F2F5FA"/>
+            <w:vAlign w:val="center"/>
+          </w:tcPr>
+          <w:p>
+            <w:pPr>
+              <w:spacing w:after="0"/>
+            </w:pPr>
+            <w:r>
+              <w:rPr>
+                <w:rFonts w:ascii="游ゴシック" w:hAnsi="游ゴシック" w:eastAsia="游ゴシック"/>
+                <w:b w:val="0"/>
+                <w:sz w:val="18"/>
+              </w:rPr>
+              <w:t>見える化システムのB7・B8（要介護者の状況）の出力</w:t>
+            </w:r>
+          </w:p>
+        </w:tc>
+        <w:tc>
+          <w:tcPr>
+            <w:tcW w:type="dxa" w:w="3061"/>
+            <w:shd w:val="clear" w:color="auto" w:fill="F2F5FA"/>
+            <w:vAlign w:val="center"/>
+          </w:tcPr>
+          <w:p>
+            <w:pPr>
+              <w:spacing w:after="0"/>
+            </w:pPr>
+            <w:r>
+              <w:rPr>
+                <w:rFonts w:ascii="游ゴシック" w:hAnsi="游ゴシック" w:eastAsia="游ゴシック"/>
+                <w:b w:val="0"/>
+                <w:sz w:val="18"/>
+              </w:rPr>
+              <w:t>計画素案 第2章第1節3（認知症高齢者の状況）</w:t>
+            </w:r>
+          </w:p>
+        </w:tc>
+        <w:tc>
+          <w:tcPr>
+            <w:tcW w:type="dxa" w:w="1474"/>
+            <w:shd w:val="clear" w:color="auto" w:fill="F2F5FA"/>
+            <w:vAlign w:val="center"/>
+          </w:tcPr>
+          <w:p>
+            <w:pPr>
+              <w:spacing w:after="0"/>
+            </w:pPr>
+            <w:r>
+              <w:rPr>
+                <w:rFonts w:ascii="游ゴシック" w:hAnsi="游ゴシック" w:eastAsia="游ゴシック"/>
+                <w:b w:val="0"/>
+                <w:sz w:val="18"/>
+              </w:rPr>
+              <w:t>発注者</w:t>
+            </w:r>
+          </w:p>
+        </w:tc>
+        <w:tc>
+          <w:tcPr>
+            <w:tcW w:type="dxa" w:w="1134"/>
+            <w:shd w:val="clear" w:color="auto" w:fill="F2F5FA"/>
+            <w:vAlign w:val="center"/>
+          </w:tcPr>
+          <w:p>
+            <w:pPr>
+              <w:spacing w:after="0"/>
+              <w:jc w:val="center"/>
+            </w:pPr>
+            <w:r>
+              <w:rPr>
+                <w:rFonts w:ascii="游ゴシック" w:hAnsi="游ゴシック" w:eastAsia="游ゴシック"/>
+                <w:b w:val="0"/>
+                <w:sz w:val="18"/>
+              </w:rPr>
+              <w:t>R8.11</w:t>
+            </w:r>
+          </w:p>
+        </w:tc>
+      </w:tr>
+      <w:tr>
+        <w:trPr>
+          <w:cantSplit/>
+        </w:trPr>
+        <w:tc>
+          <w:tcPr>
+            <w:tcW w:type="dxa" w:w="680"/>
+            <w:vAlign w:val="center"/>
+          </w:tcPr>
+          <w:p>
+            <w:pPr>
+              <w:spacing w:after="0"/>
+              <w:jc w:val="center"/>
+            </w:pPr>
+            <w:r>
+              <w:rPr>
+                <w:rFonts w:ascii="游ゴシック" w:hAnsi="游ゴシック" w:eastAsia="游ゴシック"/>
+                <w:b w:val="0"/>
+                <w:sz w:val="18"/>
+              </w:rPr>
+              <w:t>低</w:t>
+            </w:r>
+          </w:p>
+        </w:tc>
+        <w:tc>
+          <w:tcPr>
+            <w:tcW w:type="dxa" w:w="3402"/>
+            <w:vAlign w:val="center"/>
+          </w:tcPr>
+          <w:p>
+            <w:pPr>
+              <w:spacing w:after="0"/>
+            </w:pPr>
+            <w:r>
+              <w:rPr>
+                <w:rFonts w:ascii="游ゴシック" w:hAnsi="游ゴシック" w:eastAsia="游ゴシック"/>
+                <w:b w:val="0"/>
+                <w:sz w:val="18"/>
+              </w:rPr>
+              <w:t>令和7年国勢調査による町別の高齢者を含む世帯</w:t>
+            </w:r>
+          </w:p>
+        </w:tc>
+        <w:tc>
+          <w:tcPr>
+            <w:tcW w:type="dxa" w:w="3061"/>
+            <w:vAlign w:val="center"/>
+          </w:tcPr>
+          <w:p>
+            <w:pPr>
+              <w:spacing w:after="0"/>
+            </w:pPr>
+            <w:r>
+              <w:rPr>
+                <w:rFonts w:ascii="游ゴシック" w:hAnsi="游ゴシック" w:eastAsia="游ゴシック"/>
+                <w:b w:val="0"/>
+                <w:sz w:val="18"/>
+              </w:rPr>
+              <w:t>世帯構成の現状</w:t>
+            </w:r>
+          </w:p>
+        </w:tc>
+        <w:tc>
+          <w:tcPr>
+            <w:tcW w:type="dxa" w:w="1474"/>
+            <w:vAlign w:val="center"/>
+          </w:tcPr>
+          <w:p>
+            <w:pPr>
+              <w:spacing w:after="0"/>
+            </w:pPr>
+            <w:r>
+              <w:rPr>
+                <w:rFonts w:ascii="游ゴシック" w:hAnsi="游ゴシック" w:eastAsia="游ゴシック"/>
+                <w:b w:val="0"/>
+                <w:sz w:val="18"/>
+              </w:rPr>
+              <w:t>総務省・3町</w:t>
+            </w:r>
+          </w:p>
+        </w:tc>
+        <w:tc>
+          <w:tcPr>
+            <w:tcW w:type="dxa" w:w="1134"/>
             <w:vAlign w:val="center"/>
           </w:tcPr>
           <w:p>
@@ -15635,7 +16155,7 @@
                 <w:b w:val="0"/>
                 <w:sz w:val="18"/>
               </w:rPr>
-              <w:t>全190件／未決1件</w:t>
+              <w:t>全192件／未決3件</w:t>
             </w:r>
           </w:p>
         </w:tc>
@@ -15720,7 +16240,7 @@
                 <w:b w:val="0"/>
                 <w:sz w:val="18"/>
               </w:rPr>
-              <w:t>全25件／未受領16件</w:t>
+              <w:t>全30件／未受領21件</w:t>
             </w:r>
           </w:p>
         </w:tc>

--- a/output/第10期計画_計画策定の進捗と今後の確認事項.docx
+++ b/output/第10期計画_計画策定の進捗と今後の確認事項.docx
@@ -42,7 +42,7 @@
           <w:b w:val="0"/>
           <w:sz w:val="20"/>
         </w:rPr>
-        <w:t>作成日 令和8年10月23日</w:t>
+        <w:t>作成日 令和8年10月24日</w:t>
       </w:r>
     </w:p>
     <w:p>
@@ -613,7 +613,7 @@
           <w:b w:val="0"/>
           <w:sz w:val="21"/>
         </w:rPr>
-        <w:t xml:space="preserve"> これにより173件が受託者案で確定し、ご決定をお待ちしている事項はありません。うち13件は、保険料に関わる国の政令・省令・告示が示された後に再算定します（第4節）。</w:t>
+        <w:t xml:space="preserve"> これにより172件が受託者案で確定し、ご決定をお待ちしている事項はありません。うち13件は、保険料に関わる国の政令・省令・告示が示された後に再算定します（第4節）。</w:t>
       </w:r>
     </w:p>
     <w:p>
@@ -1195,7 +1195,7 @@
           <w:b/>
           <w:sz w:val="20"/>
         </w:rPr>
-        <w:t>表3　業務内容別の進捗（基準日 令和8年10月23日）</w:t>
+        <w:t>表3　業務内容別の進捗（基準日 令和8年10月24日）</w:t>
       </w:r>
     </w:p>
     <w:tbl>
@@ -6373,7 +6373,7 @@
           <w:b/>
           <w:sz w:val="21"/>
         </w:rPr>
-        <w:t>これにより173件が受託者案で確定し、ご決定をお待ちしている事項はありません。</w:t>
+        <w:t>これにより172件が受託者案で確定し、ご決定をお待ちしている事項はありません。</w:t>
       </w:r>
     </w:p>
     <w:p>
@@ -6524,7 +6524,7 @@
                 <w:b w:val="0"/>
                 <w:sz w:val="18"/>
               </w:rPr>
-              <w:t>192件</w:t>
+              <w:t>193件</w:t>
             </w:r>
           </w:p>
         </w:tc>
@@ -6592,7 +6592,7 @@
                 <w:b w:val="0"/>
                 <w:sz w:val="18"/>
               </w:rPr>
-              <w:t>19件</w:t>
+              <w:t>21件</w:t>
             </w:r>
           </w:p>
         </w:tc>
@@ -6659,7 +6659,7 @@
                 <w:b w:val="0"/>
                 <w:sz w:val="18"/>
               </w:rPr>
-              <w:t>173件</w:t>
+              <w:t>172件</w:t>
             </w:r>
           </w:p>
         </w:tc>
@@ -9769,7 +9769,7 @@
           <w:b w:val="0"/>
           <w:sz w:val="21"/>
         </w:rPr>
-        <w:t>資料提供依頼は全30件で、うち21件が未受領です。優先度の高いものから示します。</w:t>
+        <w:t>資料提供依頼は全31件で、うち20件が未受領です。優先度の高いものから示します。</w:t>
       </w:r>
       <w:r>
         <w:rPr>
@@ -10604,7 +10604,7 @@
                 <w:b w:val="0"/>
                 <w:sz w:val="18"/>
               </w:rPr>
-              <w:t>見える化システムの事業所分析機能の出力</w:t>
+              <w:t>令和6年・令和7年の町別住民基本台帳人口（年齢4区分別）</w:t>
             </w:r>
           </w:p>
         </w:tc>
@@ -10623,7 +10623,7 @@
                 <w:b w:val="0"/>
                 <w:sz w:val="18"/>
               </w:rPr>
-              <w:t>事業所の定員と稼働の実績、供給の制約（人材）、施設・居住系の実績の減少の読み方</w:t>
+              <w:t>東川町の人口推計の乖離の要因、第10期の人口推計の基礎</w:t>
             </w:r>
           </w:p>
         </w:tc>
@@ -10642,7 +10642,7 @@
                 <w:b w:val="0"/>
                 <w:sz w:val="18"/>
               </w:rPr>
-              <w:t>発注者</w:t>
+              <w:t>3町</w:t>
             </w:r>
           </w:p>
         </w:tc>
@@ -10662,7 +10662,7 @@
                 <w:b w:val="0"/>
                 <w:sz w:val="18"/>
               </w:rPr>
-              <w:t>R8.11</w:t>
+              <w:t>R8.9</w:t>
             </w:r>
           </w:p>
         </w:tc>
@@ -10708,7 +10708,7 @@
                 <w:b w:val="0"/>
                 <w:sz w:val="18"/>
               </w:rPr>
-              <w:t>見える化システムの地方公共団体向け利用マニュアル</w:t>
+              <w:t>第10期必要入所（利用）定員、入居定員総数調査票</w:t>
             </w:r>
           </w:p>
         </w:tc>
@@ -10728,7 +10728,7 @@
                 <w:b w:val="0"/>
                 <w:sz w:val="18"/>
               </w:rPr>
-              <w:t>将来推計の入力値、施設・居住系の画面から先へ進めない件</w:t>
+              <w:t>計画素案 第6章第4節4（必要利用定員総数）、日常生活圏域ごとの必要利用定員総数の様式</w:t>
             </w:r>
           </w:p>
         </w:tc>
@@ -10813,7 +10813,7 @@
                 <w:b w:val="0"/>
                 <w:sz w:val="18"/>
               </w:rPr>
-              <w:t>令和6年・令和7年の町別住民基本台帳人口（年齢4区分別）</w:t>
+              <w:t>国民健康保険団体連合会の給付実績情報と指定事業所台帳（一部解消）</w:t>
             </w:r>
           </w:p>
         </w:tc>
@@ -10832,7 +10832,7 @@
                 <w:b w:val="0"/>
                 <w:sz w:val="18"/>
               </w:rPr>
-              <w:t>東川町の人口推計の乖離の要因、第10期の人口推計の基礎</w:t>
+              <w:t>給付水準の要因（区域外利用との関係は無相関と判明）</w:t>
             </w:r>
           </w:p>
         </w:tc>
@@ -10851,7 +10851,7 @@
                 <w:b w:val="0"/>
                 <w:sz w:val="18"/>
               </w:rPr>
-              <w:t>3町</w:t>
+              <w:t>発注者・国保連</w:t>
             </w:r>
           </w:p>
         </w:tc>
@@ -10871,7 +10871,7 @@
                 <w:b w:val="0"/>
                 <w:sz w:val="18"/>
               </w:rPr>
-              <w:t>R8.9</w:t>
+              <w:t>R8.10</w:t>
             </w:r>
           </w:p>
         </w:tc>
@@ -10917,7 +10917,7 @@
                 <w:b w:val="0"/>
                 <w:sz w:val="18"/>
               </w:rPr>
-              <w:t>国民健康保険団体連合会の給付実績情報と指定事業所台帳（一部解消）</w:t>
+              <w:t>事業所・施設の定員と稼働の実績</w:t>
             </w:r>
           </w:p>
         </w:tc>
@@ -10937,7 +10937,7 @@
                 <w:b w:val="0"/>
                 <w:sz w:val="18"/>
               </w:rPr>
-              <w:t>給付水準の要因（区域外利用との関係は無相関と判明）</w:t>
+              <w:t>稼働率の低下の有無、定員減少の経緯</w:t>
             </w:r>
           </w:p>
         </w:tc>
@@ -10957,7 +10957,7 @@
                 <w:b w:val="0"/>
                 <w:sz w:val="18"/>
               </w:rPr>
-              <w:t>発注者・国保連</w:t>
+              <w:t>発注者・3町</w:t>
             </w:r>
           </w:p>
         </w:tc>
@@ -11022,7 +11022,7 @@
                 <w:b w:val="0"/>
                 <w:sz w:val="18"/>
               </w:rPr>
-              <w:t>事業所・施設の定員と稼働の実績</w:t>
+              <w:t>未利用認定者の内訳とケアプランのサービス構成</w:t>
             </w:r>
           </w:p>
         </w:tc>
@@ -11041,7 +11041,7 @@
                 <w:b w:val="0"/>
                 <w:sz w:val="18"/>
               </w:rPr>
-              <w:t>稼働率の低下の有無、定員減少の経緯</w:t>
+              <w:t>利用率低下の要因、訪問と通所の代替関係、要介護5の受給率低下の要因</w:t>
             </w:r>
           </w:p>
         </w:tc>
@@ -11060,7 +11060,7 @@
                 <w:b w:val="0"/>
                 <w:sz w:val="18"/>
               </w:rPr>
-              <w:t>発注者・3町</w:t>
+              <w:t>発注者</w:t>
             </w:r>
           </w:p>
         </w:tc>
@@ -11126,7 +11126,7 @@
                 <w:b w:val="0"/>
                 <w:sz w:val="18"/>
               </w:rPr>
-              <w:t>未利用認定者の内訳とケアプランのサービス構成</w:t>
+              <w:t>決算書及び介護給付費準備基金の積立・取崩実績</w:t>
             </w:r>
           </w:p>
         </w:tc>
@@ -11146,7 +11146,7 @@
                 <w:b w:val="0"/>
                 <w:sz w:val="18"/>
               </w:rPr>
-              <w:t>利用率低下の要因、訪問と通所の代替関係、要介護5の受給率低下の要因</w:t>
+              <w:t>第9期の剰余額（現在は概算）</w:t>
             </w:r>
           </w:p>
         </w:tc>
@@ -11212,7 +11212,7 @@
                 <w:b w:val="0"/>
                 <w:sz w:val="18"/>
               </w:rPr>
-              <w:t>高</w:t>
+              <w:t>中</w:t>
             </w:r>
           </w:p>
         </w:tc>
@@ -11231,7 +11231,7 @@
                 <w:b w:val="0"/>
                 <w:sz w:val="18"/>
               </w:rPr>
-              <w:t>決算書及び介護給付費準備基金の積立・取崩実績</w:t>
+              <w:t>小学校区と日常生活圏域の対応関係</w:t>
             </w:r>
           </w:p>
         </w:tc>
@@ -11250,7 +11250,7 @@
                 <w:b w:val="0"/>
                 <w:sz w:val="18"/>
               </w:rPr>
-              <w:t>第9期の剰余額（現在は概算）</w:t>
+              <w:t>圏域別の分析、圏域設定の見直し</w:t>
             </w:r>
           </w:p>
         </w:tc>
@@ -11269,7 +11269,7 @@
                 <w:b w:val="0"/>
                 <w:sz w:val="18"/>
               </w:rPr>
-              <w:t>発注者</w:t>
+              <w:t>美瑛町・3町</w:t>
             </w:r>
           </w:p>
         </w:tc>
@@ -11289,7 +11289,7 @@
                 <w:b w:val="0"/>
                 <w:sz w:val="18"/>
               </w:rPr>
-              <w:t>R8.10</w:t>
+              <w:t>R8.9</w:t>
             </w:r>
           </w:p>
         </w:tc>
@@ -11335,7 +11335,7 @@
                 <w:b w:val="0"/>
                 <w:sz w:val="18"/>
               </w:rPr>
-              <w:t>小学校区と日常生活圏域の対応関係</w:t>
+              <w:t>第9期の自己評価と北海道への報告の実績</w:t>
             </w:r>
           </w:p>
         </w:tc>
@@ -11355,7 +11355,7 @@
                 <w:b w:val="0"/>
                 <w:sz w:val="18"/>
               </w:rPr>
-              <w:t>圏域別の分析、圏域設定の見直し</w:t>
+              <w:t>評価の枠組みの整理</w:t>
             </w:r>
           </w:p>
         </w:tc>
@@ -11375,7 +11375,7 @@
                 <w:b w:val="0"/>
                 <w:sz w:val="18"/>
               </w:rPr>
-              <w:t>美瑛町・3町</w:t>
+              <w:t>発注者</w:t>
             </w:r>
           </w:p>
         </w:tc>
@@ -11440,7 +11440,7 @@
                 <w:b w:val="0"/>
                 <w:sz w:val="18"/>
               </w:rPr>
-              <w:t>第9期の自己評価と北海道への報告の実績</w:t>
+              <w:t>第9期（令和6〜8年度）の保険料率を定める介護保険条例</w:t>
             </w:r>
           </w:p>
         </w:tc>
@@ -11459,7 +11459,7 @@
                 <w:b w:val="0"/>
                 <w:sz w:val="18"/>
               </w:rPr>
-              <w:t>評価の枠組みの整理</w:t>
+              <w:t>所得段階と乗率の確定、保険料の算定</w:t>
             </w:r>
           </w:p>
         </w:tc>
@@ -11498,7 +11498,7 @@
                 <w:b w:val="0"/>
                 <w:sz w:val="18"/>
               </w:rPr>
-              <w:t>R8.9</w:t>
+              <w:t>R8.11</w:t>
             </w:r>
           </w:p>
         </w:tc>
@@ -11544,7 +11544,7 @@
                 <w:b w:val="0"/>
                 <w:sz w:val="18"/>
               </w:rPr>
-              <w:t>第9期（令和6〜8年度）の保険料率を定める介護保険条例</w:t>
+              <w:t>見える化システムの第10期新機能の出力</w:t>
             </w:r>
           </w:p>
         </w:tc>
@@ -11564,7 +11564,7 @@
                 <w:b w:val="0"/>
                 <w:sz w:val="18"/>
               </w:rPr>
-              <w:t>所得段階と乗率の確定、保険料の算定</w:t>
+              <w:t>類似保険者との比較分析、区域外の事業所の利用、日常生活圏域の設定、伸びの選択</w:t>
             </w:r>
           </w:p>
         </w:tc>
@@ -11649,7 +11649,7 @@
                 <w:b w:val="0"/>
                 <w:sz w:val="18"/>
               </w:rPr>
-              <w:t>見える化システムの第10期新機能の出力</w:t>
+              <w:t>見える化システムの地域分析・検討シート（比較地域を設定したもの）</w:t>
             </w:r>
           </w:p>
         </w:tc>
@@ -11668,7 +11668,7 @@
                 <w:b w:val="0"/>
                 <w:sz w:val="18"/>
               </w:rPr>
-              <w:t>類似保険者との比較分析、区域外の事業所の利用、日常生活圏域の設定、伸びの選択</w:t>
+              <w:t>類似保険者との比較分析、地域分析・検討シートの記載</w:t>
             </w:r>
           </w:p>
         </w:tc>
@@ -11753,7 +11753,7 @@
                 <w:b w:val="0"/>
                 <w:sz w:val="18"/>
               </w:rPr>
-              <w:t>見える化システムの地域分析・検討シート（比較地域を設定したもの）</w:t>
+              <w:t>要介護認定適正化事業の業務分析データ</w:t>
             </w:r>
           </w:p>
         </w:tc>
@@ -11773,7 +11773,7 @@
                 <w:b w:val="0"/>
                 <w:sz w:val="18"/>
               </w:rPr>
-              <w:t>類似保険者との比較分析、地域分析・検討シートの記載</w:t>
+              <w:t>第7期給付適正化計画の主要3事業の基準値、調整交付金の一定の取組による減額の判定</w:t>
             </w:r>
           </w:p>
         </w:tc>
@@ -11814,7 +11814,7 @@
                 <w:b w:val="0"/>
                 <w:sz w:val="18"/>
               </w:rPr>
-              <w:t>R8.11</w:t>
+              <w:t>R8.12</w:t>
             </w:r>
           </w:p>
         </w:tc>
@@ -11839,7 +11839,7 @@
                 <w:b w:val="0"/>
                 <w:sz w:val="18"/>
               </w:rPr>
-              <w:t>中</w:t>
+              <w:t>低</w:t>
             </w:r>
           </w:p>
         </w:tc>
@@ -11858,7 +11858,7 @@
                 <w:b w:val="0"/>
                 <w:sz w:val="18"/>
               </w:rPr>
-              <w:t>要介護認定適正化事業の業務分析データ</w:t>
+              <w:t>見える化システムのB7・B8（要介護者の状況）の出力</w:t>
             </w:r>
           </w:p>
         </w:tc>
@@ -11877,7 +11877,7 @@
                 <w:b w:val="0"/>
                 <w:sz w:val="18"/>
               </w:rPr>
-              <w:t>第7期給付適正化計画の主要3事業の基準値、調整交付金の一定の取組による減額の判定</w:t>
+              <w:t>計画素案 第2章第1節3（認知症高齢者の状況）</w:t>
             </w:r>
           </w:p>
         </w:tc>
@@ -11916,7 +11916,7 @@
                 <w:b w:val="0"/>
                 <w:sz w:val="18"/>
               </w:rPr>
-              <w:t>R8.12</w:t>
+              <w:t>R8.11</w:t>
             </w:r>
           </w:p>
         </w:tc>
@@ -11962,7 +11962,7 @@
                 <w:b w:val="0"/>
                 <w:sz w:val="18"/>
               </w:rPr>
-              <w:t>見える化システムのB7・B8（要介護者の状況）の出力</w:t>
+              <w:t>令和7年国勢調査による町別の高齢者を含む世帯</w:t>
             </w:r>
           </w:p>
         </w:tc>
@@ -11982,7 +11982,7 @@
                 <w:b w:val="0"/>
                 <w:sz w:val="18"/>
               </w:rPr>
-              <w:t>計画素案 第2章第1節3（認知症高齢者の状況）</w:t>
+              <w:t>世帯構成の現状</w:t>
             </w:r>
           </w:p>
         </w:tc>
@@ -12002,7 +12002,7 @@
                 <w:b w:val="0"/>
                 <w:sz w:val="18"/>
               </w:rPr>
-              <w:t>発注者</w:t>
+              <w:t>総務省・3町</w:t>
             </w:r>
           </w:p>
         </w:tc>
@@ -12010,108 +12010,6 @@
           <w:tcPr>
             <w:tcW w:type="dxa" w:w="1134"/>
             <w:shd w:val="clear" w:color="auto" w:fill="F2F5FA"/>
-            <w:vAlign w:val="center"/>
-          </w:tcPr>
-          <w:p>
-            <w:pPr>
-              <w:spacing w:after="0"/>
-              <w:jc w:val="center"/>
-            </w:pPr>
-            <w:r>
-              <w:rPr>
-                <w:rFonts w:ascii="游ゴシック" w:hAnsi="游ゴシック" w:eastAsia="游ゴシック"/>
-                <w:b w:val="0"/>
-                <w:sz w:val="18"/>
-              </w:rPr>
-              <w:t>R8.11</w:t>
-            </w:r>
-          </w:p>
-        </w:tc>
-      </w:tr>
-      <w:tr>
-        <w:trPr>
-          <w:cantSplit/>
-        </w:trPr>
-        <w:tc>
-          <w:tcPr>
-            <w:tcW w:type="dxa" w:w="680"/>
-            <w:vAlign w:val="center"/>
-          </w:tcPr>
-          <w:p>
-            <w:pPr>
-              <w:spacing w:after="0"/>
-              <w:jc w:val="center"/>
-            </w:pPr>
-            <w:r>
-              <w:rPr>
-                <w:rFonts w:ascii="游ゴシック" w:hAnsi="游ゴシック" w:eastAsia="游ゴシック"/>
-                <w:b w:val="0"/>
-                <w:sz w:val="18"/>
-              </w:rPr>
-              <w:t>低</w:t>
-            </w:r>
-          </w:p>
-        </w:tc>
-        <w:tc>
-          <w:tcPr>
-            <w:tcW w:type="dxa" w:w="3402"/>
-            <w:vAlign w:val="center"/>
-          </w:tcPr>
-          <w:p>
-            <w:pPr>
-              <w:spacing w:after="0"/>
-            </w:pPr>
-            <w:r>
-              <w:rPr>
-                <w:rFonts w:ascii="游ゴシック" w:hAnsi="游ゴシック" w:eastAsia="游ゴシック"/>
-                <w:b w:val="0"/>
-                <w:sz w:val="18"/>
-              </w:rPr>
-              <w:t>令和7年国勢調査による町別の高齢者を含む世帯</w:t>
-            </w:r>
-          </w:p>
-        </w:tc>
-        <w:tc>
-          <w:tcPr>
-            <w:tcW w:type="dxa" w:w="3061"/>
-            <w:vAlign w:val="center"/>
-          </w:tcPr>
-          <w:p>
-            <w:pPr>
-              <w:spacing w:after="0"/>
-            </w:pPr>
-            <w:r>
-              <w:rPr>
-                <w:rFonts w:ascii="游ゴシック" w:hAnsi="游ゴシック" w:eastAsia="游ゴシック"/>
-                <w:b w:val="0"/>
-                <w:sz w:val="18"/>
-              </w:rPr>
-              <w:t>世帯構成の現状</w:t>
-            </w:r>
-          </w:p>
-        </w:tc>
-        <w:tc>
-          <w:tcPr>
-            <w:tcW w:type="dxa" w:w="1474"/>
-            <w:vAlign w:val="center"/>
-          </w:tcPr>
-          <w:p>
-            <w:pPr>
-              <w:spacing w:after="0"/>
-            </w:pPr>
-            <w:r>
-              <w:rPr>
-                <w:rFonts w:ascii="游ゴシック" w:hAnsi="游ゴシック" w:eastAsia="游ゴシック"/>
-                <w:b w:val="0"/>
-                <w:sz w:val="18"/>
-              </w:rPr>
-              <w:t>総務省・3町</w:t>
-            </w:r>
-          </w:p>
-        </w:tc>
-        <w:tc>
-          <w:tcPr>
-            <w:tcW w:type="dxa" w:w="1134"/>
             <w:vAlign w:val="center"/>
           </w:tcPr>
           <w:p>
@@ -16155,7 +16053,7 @@
                 <w:b w:val="0"/>
                 <w:sz w:val="18"/>
               </w:rPr>
-              <w:t>全192件／未決3件</w:t>
+              <w:t>全193件／未決2件</w:t>
             </w:r>
           </w:p>
         </w:tc>
@@ -16240,7 +16138,7 @@
                 <w:b w:val="0"/>
                 <w:sz w:val="18"/>
               </w:rPr>
-              <w:t>全30件／未受領21件</w:t>
+              <w:t>全31件／未受領20件</w:t>
             </w:r>
           </w:p>
         </w:tc>
